--- a/backend/word_templates/工程类/集团外工程/材料（设备）采购/单一来源/1.交易文件.docx
+++ b/backend/word_templates/工程类/集团外工程/材料（设备）采购/单一来源/1.交易文件.docx
@@ -17,6 +17,7 @@
         <w:rPr>
           <w:rFonts w:hint="eastAsia" w:ascii="方正小标宋简体" w:eastAsia="方正小标宋简体"/>
           <w:b/>
+          <w:color w:val="0000FF"/>
           <w:sz w:val="52"/>
           <w:szCs w:val="52"/>
           <w:highlight w:val="none"/>
@@ -203,6 +204,7 @@
       <w:r>
         <w:rPr>
           <w:rFonts w:hint="eastAsia" w:ascii="黑体" w:hAnsi="黑体" w:eastAsia="黑体" w:cs="仿宋_GB2312"/>
+          <w:color w:val="0000FF"/>
           <w:sz w:val="32"/>
           <w:szCs w:val="32"/>
           <w:highlight w:val="none"/>
@@ -222,6 +224,7 @@
       <w:r>
         <w:rPr>
           <w:rFonts w:hint="eastAsia" w:ascii="黑体" w:hAnsi="黑体" w:eastAsia="黑体" w:cs="仿宋_GB2312"/>
+          <w:color w:val="0000FF"/>
           <w:sz w:val="32"/>
           <w:szCs w:val="32"/>
           <w:highlight w:val="none"/>
@@ -1461,6 +1464,7 @@
       <w:r>
         <w:rPr>
           <w:rFonts w:hint="eastAsia" w:ascii="仿宋_GB2312" w:eastAsia="仿宋_GB2312"/>
+          <w:color w:val="0000FF"/>
           <w:sz w:val="28"/>
           <w:szCs w:val="28"/>
           <w:highlight w:val="none"/>
@@ -1594,9 +1598,11 @@
       <w:r>
         <w:rPr>
           <w:rFonts w:hint="eastAsia" w:ascii="仿宋_GB2312" w:eastAsia="仿宋_GB2312"/>
-          <w:sz w:val="28"/>
-          <w:szCs w:val="28"/>
-          <w:highlight w:val="none"/>
+          <w:color w:val="0000FF"/>
+          <w:sz w:val="28"/>
+          <w:szCs w:val="28"/>
+          <w:highlight w:val="none"/>
+          <w:u w:val="single"/>
           <w:lang w:val="en-US" w:eastAsia="zh-CN"/>
         </w:rPr>
         <w:t>{{caigou_xiangmu_ming}}</w:t>
@@ -1728,6 +1734,7 @@
       <w:r>
         <w:rPr>
           <w:rFonts w:hint="eastAsia" w:ascii="仿宋_GB2312" w:eastAsia="仿宋_GB2312"/>
+          <w:color w:val="0000FF"/>
           <w:sz w:val="28"/>
           <w:szCs w:val="28"/>
           <w:highlight w:val="none"/>
@@ -1794,6 +1801,7 @@
       <w:r>
         <w:rPr>
           <w:rFonts w:hint="eastAsia" w:ascii="仿宋_GB2312" w:eastAsia="仿宋_GB2312"/>
+          <w:color w:val="0000FF"/>
           <w:sz w:val="28"/>
           <w:szCs w:val="28"/>
           <w:highlight w:val="none"/>
@@ -1914,6 +1922,7 @@
       <w:r>
         <w:rPr>
           <w:rFonts w:hint="eastAsia" w:ascii="仿宋_GB2312" w:hAnsi="Calibri" w:eastAsia="仿宋_GB2312" w:cs="Times New Roman"/>
+          <w:color w:val="0000FF"/>
           <w:kern w:val="2"/>
           <w:sz w:val="28"/>
           <w:szCs w:val="28"/>
@@ -2008,7 +2017,7 @@
       <w:r>
         <w:rPr>
           <w:rFonts w:hint="eastAsia" w:ascii="仿宋_GB2312" w:eastAsia="仿宋_GB2312" w:cs="Times New Roman"/>
-          <w:color w:val="auto"/>
+          <w:color w:val="0000FF"/>
           <w:sz w:val="28"/>
           <w:szCs w:val="28"/>
           <w:u w:val="single"/>
@@ -3303,9 +3312,10 @@
     </w:p>
     <w:p>
       <w:pPr>
-        <w:keepNext w:val="0"/>
-        <w:keepLines w:val="0"/>
+        <w:keepNext/>
+        <w:keepLines/>
         <w:pageBreakBefore w:val="0"/>
+        <w:widowControl w:val="0"/>
         <w:kinsoku/>
         <w:wordWrap/>
         <w:overflowPunct/>
@@ -3351,6 +3361,346 @@
         <w:t>.采购文件的获取</w:t>
       </w:r>
       <w:bookmarkEnd w:id="9"/>
+    </w:p>
+    <w:p>
+      <w:pPr>
+        <w:keepNext/>
+        <w:keepLines/>
+        <w:pageBreakBefore w:val="0"/>
+        <w:widowControl w:val="0"/>
+        <w:kinsoku/>
+        <w:wordWrap/>
+        <w:overflowPunct/>
+        <w:topLinePunct w:val="0"/>
+        <w:autoSpaceDE/>
+        <w:autoSpaceDN/>
+        <w:bidi w:val="0"/>
+        <w:adjustRightInd w:val="0"/>
+        <w:snapToGrid w:val="0"/>
+        <w:spacing w:line="560" w:lineRule="exact"/>
+        <w:ind w:firstLine="560" w:firstLineChars="200"/>
+        <w:jc w:val="left"/>
+        <w:textAlignment w:val="auto"/>
+        <w:outlineLvl w:val="2"/>
+        <w:rPr>
+          <w:rFonts w:ascii="仿宋_GB2312" w:eastAsia="仿宋_GB2312"/>
+          <w:sz w:val="28"/>
+          <w:szCs w:val="28"/>
+          <w:highlight w:val="none"/>
+        </w:rPr>
+      </w:pPr>
+      <w:bookmarkStart w:id="10" w:name="_Toc13457"/>
+      <w:r>
+        <w:rPr>
+          <w:rFonts w:hint="eastAsia" w:ascii="仿宋_GB2312" w:eastAsia="仿宋_GB2312"/>
+          <w:sz w:val="28"/>
+          <w:szCs w:val="28"/>
+          <w:highlight w:val="none"/>
+          <w:lang w:val="en-US" w:eastAsia="zh-CN"/>
+        </w:rPr>
+        <w:t>3</w:t>
+      </w:r>
+      <w:r>
+        <w:rPr>
+          <w:rFonts w:hint="eastAsia" w:ascii="仿宋_GB2312" w:eastAsia="仿宋_GB2312"/>
+          <w:sz w:val="28"/>
+          <w:szCs w:val="28"/>
+          <w:highlight w:val="none"/>
+        </w:rPr>
+        <w:t>.1获取时间</w:t>
+      </w:r>
+      <w:bookmarkEnd w:id="10"/>
+    </w:p>
+    <w:p>
+      <w:pPr>
+        <w:keepNext/>
+        <w:keepLines/>
+        <w:pageBreakBefore w:val="0"/>
+        <w:widowControl w:val="0"/>
+        <w:kinsoku/>
+        <w:wordWrap/>
+        <w:overflowPunct/>
+        <w:topLinePunct w:val="0"/>
+        <w:autoSpaceDE/>
+        <w:autoSpaceDN/>
+        <w:bidi w:val="0"/>
+        <w:adjustRightInd w:val="0"/>
+        <w:snapToGrid w:val="0"/>
+        <w:spacing w:line="560" w:lineRule="exact"/>
+        <w:ind w:firstLine="555"/>
+        <w:jc w:val="left"/>
+        <w:textAlignment w:val="auto"/>
+        <w:rPr>
+          <w:rFonts w:ascii="仿宋_GB2312" w:eastAsia="仿宋_GB2312"/>
+          <w:color w:val="auto"/>
+          <w:sz w:val="28"/>
+          <w:szCs w:val="28"/>
+          <w:highlight w:val="none"/>
+        </w:rPr>
+      </w:pPr>
+      <w:r>
+        <w:rPr>
+          <w:rFonts w:hint="eastAsia" w:ascii="仿宋_GB2312" w:eastAsia="仿宋_GB2312"/>
+          <w:color w:val="auto"/>
+          <w:sz w:val="28"/>
+          <w:szCs w:val="28"/>
+          <w:highlight w:val="none"/>
+          <w:lang w:val="en-US" w:eastAsia="zh-CN"/>
+        </w:rPr>
+        <w:t>截止</w:t>
+      </w:r>
+      <w:r>
+        <w:rPr>
+          <w:rFonts w:hint="eastAsia" w:ascii="仿宋_GB2312" w:eastAsia="仿宋_GB2312"/>
+          <w:color w:val="auto"/>
+          <w:sz w:val="28"/>
+          <w:szCs w:val="28"/>
+          <w:highlight w:val="none"/>
+        </w:rPr>
+        <w:t>至</w:t>
+      </w:r>
+      <w:r>
+        <w:rPr>
+          <w:rFonts w:hint="eastAsia" w:ascii="仿宋_GB2312" w:eastAsia="仿宋_GB2312"/>
+          <w:color w:val="0000FF"/>
+          <w:sz w:val="28"/>
+          <w:szCs w:val="28"/>
+          <w:highlight w:val="none"/>
+          <w:u w:val="single"/>
+          <w:lang w:val="en-US" w:eastAsia="zh-CN"/>
+        </w:rPr>
+        <w:t>{{jiaoyi_wenjian_huoqv_jiezhi_year}}</w:t>
+      </w:r>
+      <w:r>
+        <w:rPr>
+          <w:rFonts w:hint="eastAsia" w:ascii="仿宋_GB2312" w:eastAsia="仿宋_GB2312"/>
+          <w:color w:val="auto"/>
+          <w:sz w:val="28"/>
+          <w:szCs w:val="28"/>
+          <w:highlight w:val="none"/>
+        </w:rPr>
+        <w:t>年</w:t>
+      </w:r>
+      <w:r>
+        <w:rPr>
+          <w:rFonts w:hint="eastAsia" w:ascii="仿宋_GB2312" w:eastAsia="仿宋_GB2312"/>
+          <w:color w:val="0000FF"/>
+          <w:sz w:val="28"/>
+          <w:szCs w:val="28"/>
+          <w:highlight w:val="none"/>
+          <w:u w:val="single"/>
+          <w:lang w:val="en-US" w:eastAsia="zh-CN"/>
+        </w:rPr>
+        <w:t>{{jiaoyi_wenjian_huoqv_jiezhi_month}}</w:t>
+      </w:r>
+      <w:r>
+        <w:rPr>
+          <w:rFonts w:hint="eastAsia" w:ascii="仿宋_GB2312" w:eastAsia="仿宋_GB2312"/>
+          <w:color w:val="auto"/>
+          <w:sz w:val="28"/>
+          <w:szCs w:val="28"/>
+          <w:highlight w:val="none"/>
+        </w:rPr>
+        <w:t>月</w:t>
+      </w:r>
+      <w:r>
+        <w:rPr>
+          <w:rFonts w:hint="eastAsia" w:ascii="仿宋_GB2312" w:eastAsia="仿宋_GB2312"/>
+          <w:color w:val="0000FF"/>
+          <w:sz w:val="28"/>
+          <w:szCs w:val="28"/>
+          <w:highlight w:val="none"/>
+          <w:u w:val="single"/>
+          <w:lang w:val="en-US" w:eastAsia="zh-CN"/>
+        </w:rPr>
+        <w:t>{{jiaoyi_wenjian_huoqv_jiezhi_day}}</w:t>
+      </w:r>
+      <w:r>
+        <w:rPr>
+          <w:rFonts w:hint="eastAsia" w:ascii="仿宋_GB2312" w:eastAsia="仿宋_GB2312"/>
+          <w:color w:val="auto"/>
+          <w:sz w:val="28"/>
+          <w:szCs w:val="28"/>
+          <w:highlight w:val="none"/>
+        </w:rPr>
+        <w:t>日，每日上午</w:t>
+      </w:r>
+      <w:r>
+        <w:rPr>
+          <w:rFonts w:hint="eastAsia" w:ascii="仿宋_GB2312" w:eastAsia="仿宋_GB2312"/>
+          <w:color w:val="auto"/>
+          <w:sz w:val="28"/>
+          <w:szCs w:val="28"/>
+          <w:highlight w:val="none"/>
+          <w:u w:val="single"/>
+        </w:rPr>
+        <w:t xml:space="preserve"> </w:t>
+      </w:r>
+      <w:r>
+        <w:rPr>
+          <w:rFonts w:hint="eastAsia" w:ascii="仿宋_GB2312" w:eastAsia="仿宋_GB2312"/>
+          <w:color w:val="auto"/>
+          <w:sz w:val="28"/>
+          <w:szCs w:val="28"/>
+          <w:highlight w:val="none"/>
+          <w:u w:val="single"/>
+          <w:lang w:val="en-US" w:eastAsia="zh-CN"/>
+        </w:rPr>
+        <w:t>9</w:t>
+      </w:r>
+      <w:r>
+        <w:rPr>
+          <w:rFonts w:hint="eastAsia" w:ascii="仿宋_GB2312" w:eastAsia="仿宋_GB2312"/>
+          <w:color w:val="auto"/>
+          <w:sz w:val="28"/>
+          <w:szCs w:val="28"/>
+          <w:highlight w:val="none"/>
+          <w:u w:val="single"/>
+        </w:rPr>
+        <w:t xml:space="preserve"> </w:t>
+      </w:r>
+      <w:r>
+        <w:rPr>
+          <w:rFonts w:hint="eastAsia" w:ascii="仿宋_GB2312" w:eastAsia="仿宋_GB2312"/>
+          <w:color w:val="auto"/>
+          <w:sz w:val="28"/>
+          <w:szCs w:val="28"/>
+          <w:highlight w:val="none"/>
+        </w:rPr>
+        <w:t>时至</w:t>
+      </w:r>
+      <w:r>
+        <w:rPr>
+          <w:rFonts w:hint="eastAsia" w:ascii="仿宋_GB2312" w:eastAsia="仿宋_GB2312"/>
+          <w:color w:val="auto"/>
+          <w:sz w:val="28"/>
+          <w:szCs w:val="28"/>
+          <w:highlight w:val="none"/>
+          <w:u w:val="single"/>
+        </w:rPr>
+        <w:t xml:space="preserve"> </w:t>
+      </w:r>
+      <w:r>
+        <w:rPr>
+          <w:rFonts w:hint="eastAsia" w:ascii="仿宋_GB2312" w:eastAsia="仿宋_GB2312"/>
+          <w:color w:val="auto"/>
+          <w:sz w:val="28"/>
+          <w:szCs w:val="28"/>
+          <w:highlight w:val="none"/>
+          <w:u w:val="single"/>
+          <w:lang w:val="en-US" w:eastAsia="zh-CN"/>
+        </w:rPr>
+        <w:t>12</w:t>
+      </w:r>
+      <w:r>
+        <w:rPr>
+          <w:rFonts w:hint="eastAsia" w:ascii="仿宋_GB2312" w:eastAsia="仿宋_GB2312"/>
+          <w:color w:val="auto"/>
+          <w:sz w:val="28"/>
+          <w:szCs w:val="28"/>
+          <w:highlight w:val="none"/>
+          <w:u w:val="single"/>
+        </w:rPr>
+        <w:t xml:space="preserve"> </w:t>
+      </w:r>
+      <w:r>
+        <w:rPr>
+          <w:rFonts w:hint="eastAsia" w:ascii="仿宋_GB2312" w:eastAsia="仿宋_GB2312"/>
+          <w:color w:val="auto"/>
+          <w:sz w:val="28"/>
+          <w:szCs w:val="28"/>
+          <w:highlight w:val="none"/>
+        </w:rPr>
+        <w:t>时，下午</w:t>
+      </w:r>
+      <w:r>
+        <w:rPr>
+          <w:rFonts w:hint="eastAsia" w:ascii="仿宋_GB2312" w:eastAsia="仿宋_GB2312"/>
+          <w:color w:val="auto"/>
+          <w:sz w:val="28"/>
+          <w:szCs w:val="28"/>
+          <w:highlight w:val="none"/>
+          <w:u w:val="single"/>
+        </w:rPr>
+        <w:t xml:space="preserve"> </w:t>
+      </w:r>
+      <w:r>
+        <w:rPr>
+          <w:rFonts w:hint="eastAsia" w:ascii="仿宋_GB2312" w:eastAsia="仿宋_GB2312"/>
+          <w:color w:val="auto"/>
+          <w:sz w:val="28"/>
+          <w:szCs w:val="28"/>
+          <w:highlight w:val="none"/>
+          <w:u w:val="single"/>
+          <w:lang w:val="en-US" w:eastAsia="zh-CN"/>
+        </w:rPr>
+        <w:t>14</w:t>
+      </w:r>
+      <w:r>
+        <w:rPr>
+          <w:rFonts w:hint="eastAsia" w:ascii="仿宋_GB2312" w:eastAsia="仿宋_GB2312"/>
+          <w:color w:val="auto"/>
+          <w:sz w:val="28"/>
+          <w:szCs w:val="28"/>
+          <w:highlight w:val="none"/>
+          <w:u w:val="single"/>
+        </w:rPr>
+        <w:t xml:space="preserve"> </w:t>
+      </w:r>
+      <w:r>
+        <w:rPr>
+          <w:rFonts w:hint="eastAsia" w:ascii="仿宋_GB2312" w:eastAsia="仿宋_GB2312"/>
+          <w:color w:val="auto"/>
+          <w:sz w:val="28"/>
+          <w:szCs w:val="28"/>
+          <w:highlight w:val="none"/>
+        </w:rPr>
+        <w:t>时至</w:t>
+      </w:r>
+      <w:r>
+        <w:rPr>
+          <w:rFonts w:hint="eastAsia" w:ascii="仿宋_GB2312" w:eastAsia="仿宋_GB2312"/>
+          <w:color w:val="auto"/>
+          <w:sz w:val="28"/>
+          <w:szCs w:val="28"/>
+          <w:highlight w:val="none"/>
+          <w:u w:val="single"/>
+        </w:rPr>
+        <w:t xml:space="preserve"> </w:t>
+      </w:r>
+      <w:r>
+        <w:rPr>
+          <w:rFonts w:hint="eastAsia" w:ascii="仿宋_GB2312" w:eastAsia="仿宋_GB2312"/>
+          <w:color w:val="auto"/>
+          <w:sz w:val="28"/>
+          <w:szCs w:val="28"/>
+          <w:highlight w:val="none"/>
+          <w:u w:val="single"/>
+          <w:lang w:val="en-US" w:eastAsia="zh-CN"/>
+        </w:rPr>
+        <w:t>15</w:t>
+      </w:r>
+      <w:r>
+        <w:rPr>
+          <w:rFonts w:hint="eastAsia" w:ascii="仿宋_GB2312" w:eastAsia="仿宋_GB2312"/>
+          <w:color w:val="auto"/>
+          <w:sz w:val="28"/>
+          <w:szCs w:val="28"/>
+          <w:highlight w:val="none"/>
+          <w:u w:val="single"/>
+        </w:rPr>
+        <w:t xml:space="preserve"> </w:t>
+      </w:r>
+      <w:r>
+        <w:rPr>
+          <w:rFonts w:hint="eastAsia" w:ascii="仿宋_GB2312" w:eastAsia="仿宋_GB2312"/>
+          <w:color w:val="auto"/>
+          <w:sz w:val="28"/>
+          <w:szCs w:val="28"/>
+          <w:highlight w:val="none"/>
+        </w:rPr>
+        <w:t>时（北京时间）</w:t>
+      </w:r>
     </w:p>
     <w:p>
       <w:pPr>
@@ -3378,344 +3728,6 @@
           <w:highlight w:val="none"/>
         </w:rPr>
       </w:pPr>
-      <w:bookmarkStart w:id="10" w:name="_Toc13457"/>
-      <w:r>
-        <w:rPr>
-          <w:rFonts w:hint="eastAsia" w:ascii="仿宋_GB2312" w:eastAsia="仿宋_GB2312"/>
-          <w:sz w:val="28"/>
-          <w:szCs w:val="28"/>
-          <w:highlight w:val="none"/>
-          <w:lang w:val="en-US" w:eastAsia="zh-CN"/>
-        </w:rPr>
-        <w:t>3</w:t>
-      </w:r>
-      <w:r>
-        <w:rPr>
-          <w:rFonts w:hint="eastAsia" w:ascii="仿宋_GB2312" w:eastAsia="仿宋_GB2312"/>
-          <w:sz w:val="28"/>
-          <w:szCs w:val="28"/>
-          <w:highlight w:val="none"/>
-        </w:rPr>
-        <w:t>.1获取时间</w:t>
-      </w:r>
-      <w:bookmarkEnd w:id="10"/>
-    </w:p>
-    <w:p>
-      <w:pPr>
-        <w:keepNext w:val="0"/>
-        <w:keepLines w:val="0"/>
-        <w:pageBreakBefore w:val="0"/>
-        <w:kinsoku/>
-        <w:wordWrap/>
-        <w:overflowPunct/>
-        <w:topLinePunct w:val="0"/>
-        <w:autoSpaceDE/>
-        <w:autoSpaceDN/>
-        <w:bidi w:val="0"/>
-        <w:adjustRightInd w:val="0"/>
-        <w:snapToGrid w:val="0"/>
-        <w:spacing w:line="560" w:lineRule="exact"/>
-        <w:ind w:firstLine="555"/>
-        <w:jc w:val="left"/>
-        <w:textAlignment w:val="auto"/>
-        <w:rPr>
-          <w:rFonts w:ascii="仿宋_GB2312" w:eastAsia="仿宋_GB2312"/>
-          <w:color w:val="auto"/>
-          <w:sz w:val="28"/>
-          <w:szCs w:val="28"/>
-          <w:highlight w:val="none"/>
-        </w:rPr>
-      </w:pPr>
-      <w:r>
-        <w:rPr>
-          <w:rFonts w:hint="eastAsia" w:ascii="仿宋_GB2312" w:eastAsia="仿宋_GB2312"/>
-          <w:color w:val="auto"/>
-          <w:sz w:val="28"/>
-          <w:szCs w:val="28"/>
-          <w:highlight w:val="none"/>
-          <w:lang w:val="en-US" w:eastAsia="zh-CN"/>
-        </w:rPr>
-        <w:t>截止</w:t>
-      </w:r>
-      <w:r>
-        <w:rPr>
-          <w:rFonts w:hint="eastAsia" w:ascii="仿宋_GB2312" w:eastAsia="仿宋_GB2312"/>
-          <w:color w:val="auto"/>
-          <w:sz w:val="28"/>
-          <w:szCs w:val="28"/>
-          <w:highlight w:val="none"/>
-        </w:rPr>
-        <w:t>至</w:t>
-      </w:r>
-      <w:r>
-        <w:rPr>
-          <w:rFonts w:hint="eastAsia" w:ascii="仿宋_GB2312" w:eastAsia="仿宋_GB2312"/>
-          <w:color w:val="auto"/>
-          <w:sz w:val="28"/>
-          <w:szCs w:val="28"/>
-          <w:highlight w:val="none"/>
-          <w:u w:val="single"/>
-          <w:lang w:val="en-US" w:eastAsia="zh-CN"/>
-        </w:rPr>
-        <w:t>{{jiaoyi_wenjian_huoqv_jiezhi_year}}</w:t>
-      </w:r>
-      <w:r>
-        <w:rPr>
-          <w:rFonts w:hint="eastAsia" w:ascii="仿宋_GB2312" w:eastAsia="仿宋_GB2312"/>
-          <w:color w:val="auto"/>
-          <w:sz w:val="28"/>
-          <w:szCs w:val="28"/>
-          <w:highlight w:val="none"/>
-        </w:rPr>
-        <w:t>年</w:t>
-      </w:r>
-      <w:r>
-        <w:rPr>
-          <w:rFonts w:hint="eastAsia" w:ascii="仿宋_GB2312" w:eastAsia="仿宋_GB2312"/>
-          <w:color w:val="auto"/>
-          <w:sz w:val="28"/>
-          <w:szCs w:val="28"/>
-          <w:highlight w:val="none"/>
-          <w:u w:val="single"/>
-          <w:lang w:val="en-US" w:eastAsia="zh-CN"/>
-        </w:rPr>
-        <w:t>{{jiaoyi_wenjian_huoqv_jiezhi_month}}</w:t>
-      </w:r>
-      <w:r>
-        <w:rPr>
-          <w:rFonts w:hint="eastAsia" w:ascii="仿宋_GB2312" w:eastAsia="仿宋_GB2312"/>
-          <w:color w:val="auto"/>
-          <w:sz w:val="28"/>
-          <w:szCs w:val="28"/>
-          <w:highlight w:val="none"/>
-        </w:rPr>
-        <w:t>月</w:t>
-      </w:r>
-      <w:r>
-        <w:rPr>
-          <w:rFonts w:hint="eastAsia" w:ascii="仿宋_GB2312" w:eastAsia="仿宋_GB2312"/>
-          <w:color w:val="auto"/>
-          <w:sz w:val="28"/>
-          <w:szCs w:val="28"/>
-          <w:highlight w:val="none"/>
-          <w:u w:val="single"/>
-          <w:lang w:val="en-US" w:eastAsia="zh-CN"/>
-        </w:rPr>
-        <w:t>{{jiaoyi_wenjian_huoqv_jiezhi_day}}</w:t>
-      </w:r>
-      <w:r>
-        <w:rPr>
-          <w:rFonts w:hint="eastAsia" w:ascii="仿宋_GB2312" w:eastAsia="仿宋_GB2312"/>
-          <w:color w:val="auto"/>
-          <w:sz w:val="28"/>
-          <w:szCs w:val="28"/>
-          <w:highlight w:val="none"/>
-        </w:rPr>
-        <w:t>日，每日上午</w:t>
-      </w:r>
-      <w:r>
-        <w:rPr>
-          <w:rFonts w:hint="eastAsia" w:ascii="仿宋_GB2312" w:eastAsia="仿宋_GB2312"/>
-          <w:color w:val="auto"/>
-          <w:sz w:val="28"/>
-          <w:szCs w:val="28"/>
-          <w:highlight w:val="none"/>
-          <w:u w:val="single"/>
-        </w:rPr>
-        <w:t xml:space="preserve"> </w:t>
-      </w:r>
-      <w:r>
-        <w:rPr>
-          <w:rFonts w:hint="eastAsia" w:ascii="仿宋_GB2312" w:eastAsia="仿宋_GB2312"/>
-          <w:color w:val="auto"/>
-          <w:sz w:val="28"/>
-          <w:szCs w:val="28"/>
-          <w:highlight w:val="none"/>
-          <w:u w:val="single"/>
-          <w:lang w:val="en-US" w:eastAsia="zh-CN"/>
-        </w:rPr>
-        <w:t>9</w:t>
-      </w:r>
-      <w:r>
-        <w:rPr>
-          <w:rFonts w:hint="eastAsia" w:ascii="仿宋_GB2312" w:eastAsia="仿宋_GB2312"/>
-          <w:color w:val="auto"/>
-          <w:sz w:val="28"/>
-          <w:szCs w:val="28"/>
-          <w:highlight w:val="none"/>
-          <w:u w:val="single"/>
-        </w:rPr>
-        <w:t xml:space="preserve"> </w:t>
-      </w:r>
-      <w:r>
-        <w:rPr>
-          <w:rFonts w:hint="eastAsia" w:ascii="仿宋_GB2312" w:eastAsia="仿宋_GB2312"/>
-          <w:color w:val="auto"/>
-          <w:sz w:val="28"/>
-          <w:szCs w:val="28"/>
-          <w:highlight w:val="none"/>
-        </w:rPr>
-        <w:t>时至</w:t>
-      </w:r>
-      <w:r>
-        <w:rPr>
-          <w:rFonts w:hint="eastAsia" w:ascii="仿宋_GB2312" w:eastAsia="仿宋_GB2312"/>
-          <w:color w:val="auto"/>
-          <w:sz w:val="28"/>
-          <w:szCs w:val="28"/>
-          <w:highlight w:val="none"/>
-          <w:u w:val="single"/>
-        </w:rPr>
-        <w:t xml:space="preserve"> </w:t>
-      </w:r>
-      <w:r>
-        <w:rPr>
-          <w:rFonts w:hint="eastAsia" w:ascii="仿宋_GB2312" w:eastAsia="仿宋_GB2312"/>
-          <w:color w:val="auto"/>
-          <w:sz w:val="28"/>
-          <w:szCs w:val="28"/>
-          <w:highlight w:val="none"/>
-          <w:u w:val="single"/>
-          <w:lang w:val="en-US" w:eastAsia="zh-CN"/>
-        </w:rPr>
-        <w:t>12</w:t>
-      </w:r>
-      <w:r>
-        <w:rPr>
-          <w:rFonts w:hint="eastAsia" w:ascii="仿宋_GB2312" w:eastAsia="仿宋_GB2312"/>
-          <w:color w:val="auto"/>
-          <w:sz w:val="28"/>
-          <w:szCs w:val="28"/>
-          <w:highlight w:val="none"/>
-          <w:u w:val="single"/>
-        </w:rPr>
-        <w:t xml:space="preserve"> </w:t>
-      </w:r>
-      <w:r>
-        <w:rPr>
-          <w:rFonts w:hint="eastAsia" w:ascii="仿宋_GB2312" w:eastAsia="仿宋_GB2312"/>
-          <w:color w:val="auto"/>
-          <w:sz w:val="28"/>
-          <w:szCs w:val="28"/>
-          <w:highlight w:val="none"/>
-        </w:rPr>
-        <w:t>时，下午</w:t>
-      </w:r>
-      <w:r>
-        <w:rPr>
-          <w:rFonts w:hint="eastAsia" w:ascii="仿宋_GB2312" w:eastAsia="仿宋_GB2312"/>
-          <w:color w:val="auto"/>
-          <w:sz w:val="28"/>
-          <w:szCs w:val="28"/>
-          <w:highlight w:val="none"/>
-          <w:u w:val="single"/>
-        </w:rPr>
-        <w:t xml:space="preserve"> </w:t>
-      </w:r>
-      <w:r>
-        <w:rPr>
-          <w:rFonts w:hint="eastAsia" w:ascii="仿宋_GB2312" w:eastAsia="仿宋_GB2312"/>
-          <w:color w:val="auto"/>
-          <w:sz w:val="28"/>
-          <w:szCs w:val="28"/>
-          <w:highlight w:val="none"/>
-          <w:u w:val="single"/>
-          <w:lang w:val="en-US" w:eastAsia="zh-CN"/>
-        </w:rPr>
-        <w:t>14</w:t>
-      </w:r>
-      <w:r>
-        <w:rPr>
-          <w:rFonts w:hint="eastAsia" w:ascii="仿宋_GB2312" w:eastAsia="仿宋_GB2312"/>
-          <w:color w:val="auto"/>
-          <w:sz w:val="28"/>
-          <w:szCs w:val="28"/>
-          <w:highlight w:val="none"/>
-          <w:u w:val="single"/>
-        </w:rPr>
-        <w:t xml:space="preserve"> </w:t>
-      </w:r>
-      <w:r>
-        <w:rPr>
-          <w:rFonts w:hint="eastAsia" w:ascii="仿宋_GB2312" w:eastAsia="仿宋_GB2312"/>
-          <w:color w:val="auto"/>
-          <w:sz w:val="28"/>
-          <w:szCs w:val="28"/>
-          <w:highlight w:val="none"/>
-        </w:rPr>
-        <w:t>时至</w:t>
-      </w:r>
-      <w:r>
-        <w:rPr>
-          <w:rFonts w:hint="eastAsia" w:ascii="仿宋_GB2312" w:eastAsia="仿宋_GB2312"/>
-          <w:color w:val="auto"/>
-          <w:sz w:val="28"/>
-          <w:szCs w:val="28"/>
-          <w:highlight w:val="none"/>
-          <w:u w:val="single"/>
-        </w:rPr>
-        <w:t xml:space="preserve"> </w:t>
-      </w:r>
-      <w:r>
-        <w:rPr>
-          <w:rFonts w:hint="eastAsia" w:ascii="仿宋_GB2312" w:eastAsia="仿宋_GB2312"/>
-          <w:color w:val="auto"/>
-          <w:sz w:val="28"/>
-          <w:szCs w:val="28"/>
-          <w:highlight w:val="none"/>
-          <w:u w:val="single"/>
-          <w:lang w:val="en-US" w:eastAsia="zh-CN"/>
-        </w:rPr>
-        <w:t>15</w:t>
-      </w:r>
-      <w:r>
-        <w:rPr>
-          <w:rFonts w:hint="eastAsia" w:ascii="仿宋_GB2312" w:eastAsia="仿宋_GB2312"/>
-          <w:color w:val="auto"/>
-          <w:sz w:val="28"/>
-          <w:szCs w:val="28"/>
-          <w:highlight w:val="none"/>
-          <w:u w:val="single"/>
-        </w:rPr>
-        <w:t xml:space="preserve"> </w:t>
-      </w:r>
-      <w:r>
-        <w:rPr>
-          <w:rFonts w:hint="eastAsia" w:ascii="仿宋_GB2312" w:eastAsia="仿宋_GB2312"/>
-          <w:color w:val="auto"/>
-          <w:sz w:val="28"/>
-          <w:szCs w:val="28"/>
-          <w:highlight w:val="none"/>
-        </w:rPr>
-        <w:t>时（北京时间）</w:t>
-      </w:r>
-    </w:p>
-    <w:p>
-      <w:pPr>
-        <w:keepNext w:val="0"/>
-        <w:keepLines w:val="0"/>
-        <w:pageBreakBefore w:val="0"/>
-        <w:kinsoku/>
-        <w:wordWrap/>
-        <w:overflowPunct/>
-        <w:topLinePunct w:val="0"/>
-        <w:autoSpaceDE/>
-        <w:autoSpaceDN/>
-        <w:bidi w:val="0"/>
-        <w:adjustRightInd w:val="0"/>
-        <w:snapToGrid w:val="0"/>
-        <w:spacing w:line="560" w:lineRule="exact"/>
-        <w:ind w:firstLine="560" w:firstLineChars="200"/>
-        <w:jc w:val="left"/>
-        <w:textAlignment w:val="auto"/>
-        <w:outlineLvl w:val="2"/>
-        <w:rPr>
-          <w:rFonts w:ascii="仿宋_GB2312" w:eastAsia="仿宋_GB2312"/>
-          <w:sz w:val="28"/>
-          <w:szCs w:val="28"/>
-          <w:highlight w:val="none"/>
-        </w:rPr>
-      </w:pPr>
       <w:bookmarkStart w:id="11" w:name="_Toc2336"/>
       <w:r>
         <w:rPr>
@@ -3924,10 +3936,11 @@
       <w:r>
         <w:rPr>
           <w:rFonts w:hint="eastAsia" w:ascii="仿宋_GB2312" w:eastAsia="仿宋_GB2312"/>
-          <w:color w:val="auto"/>
-          <w:sz w:val="28"/>
-          <w:szCs w:val="28"/>
-          <w:highlight w:val="none"/>
+          <w:color w:val="0000FF"/>
+          <w:sz w:val="28"/>
+          <w:szCs w:val="28"/>
+          <w:highlight w:val="none"/>
+          <w:u w:val="single"/>
           <w:lang w:val="en-US" w:eastAsia="zh-CN"/>
         </w:rPr>
         <w:t>{{xiangying_dijiao_jiezhi_year}}</w:t>
@@ -3945,7 +3958,7 @@
       <w:r>
         <w:rPr>
           <w:rFonts w:hint="eastAsia" w:ascii="仿宋_GB2312" w:eastAsia="仿宋_GB2312"/>
-          <w:color w:val="auto"/>
+          <w:color w:val="0000FF"/>
           <w:sz w:val="28"/>
           <w:szCs w:val="28"/>
           <w:highlight w:val="none"/>
@@ -3967,7 +3980,7 @@
       <w:r>
         <w:rPr>
           <w:rFonts w:hint="eastAsia" w:ascii="仿宋_GB2312" w:eastAsia="仿宋_GB2312"/>
-          <w:color w:val="auto"/>
+          <w:color w:val="0000FF"/>
           <w:sz w:val="28"/>
           <w:szCs w:val="28"/>
           <w:highlight w:val="none"/>
@@ -4614,144 +4627,10 @@
     </w:p>
     <w:p>
       <w:pPr>
-        <w:keepNext w:val="0"/>
-        <w:keepLines w:val="0"/>
+        <w:keepNext/>
+        <w:keepLines/>
         <w:pageBreakBefore w:val="0"/>
-        <w:kinsoku/>
-        <w:wordWrap/>
-        <w:overflowPunct/>
-        <w:topLinePunct w:val="0"/>
-        <w:autoSpaceDE/>
-        <w:autoSpaceDN/>
-        <w:bidi w:val="0"/>
-        <w:adjustRightInd w:val="0"/>
-        <w:snapToGrid w:val="0"/>
-        <w:spacing w:line="560" w:lineRule="exact"/>
-        <w:ind w:firstLine="560" w:firstLineChars="200"/>
-        <w:jc w:val="left"/>
-        <w:textAlignment w:val="auto"/>
-        <w:rPr>
-          <w:rFonts w:ascii="仿宋_GB2312" w:hAnsi="仿宋" w:eastAsia="仿宋_GB2312"/>
-          <w:color w:val="000000"/>
-          <w:sz w:val="28"/>
-          <w:szCs w:val="28"/>
-          <w:highlight w:val="none"/>
-        </w:rPr>
-      </w:pPr>
-    </w:p>
-    <w:p>
-      <w:pPr>
-        <w:keepNext w:val="0"/>
-        <w:keepLines w:val="0"/>
-        <w:pageBreakBefore w:val="0"/>
-        <w:kinsoku/>
-        <w:wordWrap/>
-        <w:overflowPunct/>
-        <w:topLinePunct w:val="0"/>
-        <w:autoSpaceDE/>
-        <w:autoSpaceDN/>
-        <w:bidi w:val="0"/>
-        <w:adjustRightInd w:val="0"/>
-        <w:snapToGrid w:val="0"/>
-        <w:spacing w:line="560" w:lineRule="exact"/>
-        <w:ind w:firstLine="560" w:firstLineChars="200"/>
-        <w:jc w:val="left"/>
-        <w:textAlignment w:val="auto"/>
-        <w:rPr>
-          <w:rFonts w:ascii="仿宋_GB2312" w:hAnsi="仿宋" w:eastAsia="仿宋_GB2312"/>
-          <w:color w:val="000000"/>
-          <w:sz w:val="28"/>
-          <w:szCs w:val="28"/>
-          <w:highlight w:val="none"/>
-        </w:rPr>
-      </w:pPr>
-    </w:p>
-    <w:p>
-      <w:pPr>
-        <w:keepNext w:val="0"/>
-        <w:keepLines w:val="0"/>
-        <w:pageBreakBefore w:val="0"/>
-        <w:kinsoku/>
-        <w:wordWrap/>
-        <w:overflowPunct/>
-        <w:topLinePunct w:val="0"/>
-        <w:autoSpaceDE/>
-        <w:autoSpaceDN/>
-        <w:bidi w:val="0"/>
-        <w:adjustRightInd w:val="0"/>
-        <w:snapToGrid w:val="0"/>
-        <w:spacing w:line="560" w:lineRule="exact"/>
-        <w:ind w:firstLine="560" w:firstLineChars="200"/>
-        <w:jc w:val="left"/>
-        <w:textAlignment w:val="auto"/>
-        <w:rPr>
-          <w:rFonts w:ascii="仿宋_GB2312" w:hAnsi="仿宋" w:eastAsia="仿宋_GB2312"/>
-          <w:color w:val="000000"/>
-          <w:sz w:val="28"/>
-          <w:szCs w:val="28"/>
-          <w:highlight w:val="none"/>
-        </w:rPr>
-      </w:pPr>
-    </w:p>
-    <w:p>
-      <w:pPr>
-        <w:keepNext w:val="0"/>
-        <w:keepLines w:val="0"/>
-        <w:pageBreakBefore w:val="0"/>
-        <w:kinsoku/>
-        <w:wordWrap/>
-        <w:overflowPunct/>
-        <w:topLinePunct w:val="0"/>
-        <w:autoSpaceDE/>
-        <w:autoSpaceDN/>
-        <w:bidi w:val="0"/>
-        <w:adjustRightInd w:val="0"/>
-        <w:snapToGrid w:val="0"/>
-        <w:spacing w:line="560" w:lineRule="exact"/>
-        <w:ind w:firstLine="560" w:firstLineChars="200"/>
-        <w:jc w:val="left"/>
-        <w:textAlignment w:val="auto"/>
-        <w:rPr>
-          <w:rFonts w:ascii="仿宋_GB2312" w:hAnsi="仿宋" w:eastAsia="仿宋_GB2312"/>
-          <w:color w:val="000000"/>
-          <w:sz w:val="28"/>
-          <w:szCs w:val="28"/>
-          <w:highlight w:val="none"/>
-        </w:rPr>
-      </w:pPr>
-    </w:p>
-    <w:p>
-      <w:pPr>
-        <w:keepNext w:val="0"/>
-        <w:keepLines w:val="0"/>
-        <w:pageBreakBefore w:val="0"/>
-        <w:kinsoku/>
-        <w:wordWrap/>
-        <w:overflowPunct/>
-        <w:topLinePunct w:val="0"/>
-        <w:autoSpaceDE/>
-        <w:autoSpaceDN/>
-        <w:bidi w:val="0"/>
-        <w:adjustRightInd w:val="0"/>
-        <w:snapToGrid w:val="0"/>
-        <w:spacing w:line="560" w:lineRule="exact"/>
-        <w:ind w:firstLine="560" w:firstLineChars="200"/>
-        <w:jc w:val="left"/>
-        <w:textAlignment w:val="auto"/>
-        <w:rPr>
-          <w:rFonts w:ascii="仿宋_GB2312" w:hAnsi="仿宋" w:eastAsia="仿宋_GB2312"/>
-          <w:color w:val="000000"/>
-          <w:sz w:val="28"/>
-          <w:szCs w:val="28"/>
-          <w:highlight w:val="none"/>
-        </w:rPr>
-      </w:pPr>
-    </w:p>
-    <w:p>
-      <w:pPr>
-        <w:keepNext w:val="0"/>
-        <w:keepLines w:val="0"/>
-        <w:pageBreakBefore w:val="0"/>
+        <w:widowControl w:val="0"/>
         <w:kinsoku/>
         <w:wordWrap/>
         <w:overflowPunct/>
@@ -4789,9 +4668,10 @@
     </w:p>
     <w:p>
       <w:pPr>
-        <w:keepNext w:val="0"/>
-        <w:keepLines w:val="0"/>
+        <w:keepNext/>
+        <w:keepLines/>
         <w:pageBreakBefore w:val="0"/>
+        <w:widowControl w:val="0"/>
         <w:kinsoku/>
         <w:wordWrap/>
         <w:overflowPunct/>
@@ -4833,9 +4713,10 @@
     </w:p>
     <w:p>
       <w:pPr>
-        <w:keepNext w:val="0"/>
-        <w:keepLines w:val="0"/>
+        <w:keepNext/>
+        <w:keepLines/>
         <w:pageBreakBefore w:val="0"/>
+        <w:widowControl w:val="0"/>
         <w:kinsoku/>
         <w:wordWrap/>
         <w:overflowPunct/>
@@ -4879,9 +4760,10 @@
     </w:p>
     <w:p>
       <w:pPr>
-        <w:keepNext w:val="0"/>
-        <w:keepLines w:val="0"/>
+        <w:keepNext/>
+        <w:keepLines/>
         <w:pageBreakBefore w:val="0"/>
+        <w:widowControl w:val="0"/>
         <w:kinsoku/>
         <w:wordWrap/>
         <w:overflowPunct/>
@@ -4924,9 +4806,10 @@
     </w:p>
     <w:p>
       <w:pPr>
-        <w:keepNext w:val="0"/>
-        <w:keepLines w:val="0"/>
+        <w:keepNext/>
+        <w:keepLines/>
         <w:pageBreakBefore w:val="0"/>
+        <w:widowControl w:val="0"/>
         <w:kinsoku/>
         <w:wordWrap/>
         <w:overflowPunct/>
@@ -4977,9 +4860,10 @@
     </w:p>
     <w:p>
       <w:pPr>
-        <w:keepNext w:val="0"/>
-        <w:keepLines w:val="0"/>
+        <w:keepNext/>
+        <w:keepLines/>
         <w:pageBreakBefore w:val="0"/>
+        <w:widowControl w:val="0"/>
         <w:kinsoku/>
         <w:wordWrap/>
         <w:overflowPunct/>
@@ -5022,9 +4906,10 @@
     </w:p>
     <w:p>
       <w:pPr>
-        <w:keepNext w:val="0"/>
-        <w:keepLines w:val="0"/>
+        <w:keepNext/>
+        <w:keepLines/>
         <w:pageBreakBefore w:val="0"/>
+        <w:widowControl w:val="0"/>
         <w:kinsoku/>
         <w:wordWrap/>
         <w:overflowPunct/>
@@ -5048,7 +4933,7 @@
       <w:r>
         <w:rPr>
           <w:rFonts w:hint="eastAsia" w:ascii="仿宋_GB2312" w:eastAsia="仿宋_GB2312"/>
-          <w:color w:val="auto"/>
+          <w:color w:val="0000FF"/>
           <w:sz w:val="28"/>
           <w:szCs w:val="28"/>
           <w:highlight w:val="none"/>
@@ -5070,7 +4955,7 @@
       <w:r>
         <w:rPr>
           <w:rFonts w:hint="eastAsia" w:ascii="仿宋_GB2312" w:eastAsia="仿宋_GB2312"/>
-          <w:color w:val="auto"/>
+          <w:color w:val="0000FF"/>
           <w:sz w:val="28"/>
           <w:szCs w:val="28"/>
           <w:highlight w:val="none"/>
@@ -5092,7 +4977,7 @@
       <w:r>
         <w:rPr>
           <w:rFonts w:hint="eastAsia" w:ascii="仿宋_GB2312" w:eastAsia="仿宋_GB2312"/>
-          <w:color w:val="auto"/>
+          <w:color w:val="0000FF"/>
           <w:sz w:val="28"/>
           <w:szCs w:val="28"/>
           <w:highlight w:val="none"/>
@@ -5114,172 +4999,41 @@
     </w:p>
     <w:p>
       <w:pPr>
-        <w:pStyle w:val="60"/>
-        <w:ind w:left="0" w:leftChars="0" w:firstLine="0" w:firstLineChars="0"/>
-        <w:jc w:val="both"/>
         <w:rPr>
           <w:rFonts w:hint="eastAsia"/>
-          <w:color w:val="auto"/>
-          <w:highlight w:val="none"/>
         </w:rPr>
       </w:pPr>
     </w:p>
     <w:p>
       <w:pPr>
+        <w:pStyle w:val="3"/>
+        <w:keepNext/>
+        <w:keepLines w:val="0"/>
+        <w:pageBreakBefore w:val="0"/>
+        <w:widowControl w:val="0"/>
+        <w:numPr>
+          <w:ilvl w:val="0"/>
+          <w:numId w:val="3"/>
+        </w:numPr>
+        <w:kinsoku/>
+        <w:wordWrap/>
+        <w:overflowPunct/>
+        <w:topLinePunct w:val="0"/>
+        <w:autoSpaceDE/>
+        <w:autoSpaceDN/>
+        <w:bidi w:val="0"/>
+        <w:adjustRightInd/>
+        <w:snapToGrid/>
+        <w:spacing w:line="416" w:lineRule="auto"/>
+        <w:textAlignment w:val="auto"/>
+        <w:outlineLvl w:val="0"/>
         <w:rPr>
           <w:rFonts w:hint="eastAsia"/>
           <w:highlight w:val="none"/>
         </w:rPr>
       </w:pPr>
-    </w:p>
-    <w:p>
-      <w:pPr>
-        <w:pStyle w:val="4"/>
-        <w:rPr>
-          <w:rFonts w:hint="eastAsia"/>
-          <w:highlight w:val="none"/>
-        </w:rPr>
-      </w:pPr>
-    </w:p>
-    <w:p>
-      <w:pPr>
-        <w:rPr>
-          <w:rFonts w:hint="eastAsia"/>
-          <w:highlight w:val="none"/>
-        </w:rPr>
-      </w:pPr>
-    </w:p>
-    <w:p>
-      <w:pPr>
-        <w:pStyle w:val="4"/>
-        <w:rPr>
-          <w:rFonts w:hint="eastAsia"/>
-          <w:highlight w:val="none"/>
-        </w:rPr>
-      </w:pPr>
-    </w:p>
-    <w:p>
-      <w:pPr>
-        <w:rPr>
-          <w:rFonts w:hint="eastAsia"/>
-          <w:highlight w:val="none"/>
-        </w:rPr>
-      </w:pPr>
-    </w:p>
-    <w:p>
-      <w:pPr>
-        <w:pStyle w:val="4"/>
-        <w:rPr>
-          <w:rFonts w:hint="eastAsia"/>
-          <w:highlight w:val="none"/>
-        </w:rPr>
-      </w:pPr>
-    </w:p>
-    <w:p>
-      <w:pPr>
-        <w:rPr>
-          <w:rFonts w:hint="eastAsia"/>
-          <w:highlight w:val="none"/>
-        </w:rPr>
-      </w:pPr>
-    </w:p>
-    <w:p>
-      <w:pPr>
-        <w:pStyle w:val="4"/>
-        <w:rPr>
-          <w:rFonts w:hint="eastAsia"/>
-        </w:rPr>
-      </w:pPr>
-    </w:p>
-    <w:p>
-      <w:pPr>
-        <w:rPr>
-          <w:rFonts w:hint="eastAsia"/>
-        </w:rPr>
-      </w:pPr>
-    </w:p>
-    <w:p>
-      <w:pPr>
-        <w:rPr>
-          <w:rFonts w:hint="eastAsia"/>
-        </w:rPr>
-      </w:pPr>
-    </w:p>
-    <w:p>
-      <w:pPr>
-        <w:rPr>
-          <w:rFonts w:hint="eastAsia"/>
-        </w:rPr>
-      </w:pPr>
-    </w:p>
-    <w:p>
-      <w:pPr>
-        <w:rPr>
-          <w:rFonts w:hint="eastAsia"/>
-        </w:rPr>
-      </w:pPr>
-    </w:p>
-    <w:p>
-      <w:pPr>
-        <w:rPr>
-          <w:rFonts w:hint="eastAsia"/>
-        </w:rPr>
-      </w:pPr>
-    </w:p>
-    <w:p>
-      <w:pPr>
-        <w:rPr>
-          <w:rFonts w:hint="eastAsia"/>
-        </w:rPr>
-      </w:pPr>
-    </w:p>
-    <w:p>
-      <w:pPr>
-        <w:rPr>
-          <w:rFonts w:hint="eastAsia"/>
-          <w:highlight w:val="none"/>
-        </w:rPr>
-      </w:pPr>
-    </w:p>
-    <w:p>
-      <w:pPr>
-        <w:pStyle w:val="3"/>
-        <w:outlineLvl w:val="0"/>
-        <w:rPr>
-          <w:highlight w:val="none"/>
-        </w:rPr>
-      </w:pPr>
-      <w:bookmarkStart w:id="16" w:name="_Toc27639"/>
-      <w:r>
-        <w:rPr>
-          <w:rFonts w:hint="eastAsia"/>
-          <w:highlight w:val="none"/>
-        </w:rPr>
-        <w:t>第</w:t>
-      </w:r>
-      <w:r>
-        <w:rPr>
-          <w:rFonts w:hint="eastAsia"/>
-          <w:b/>
-          <w:highlight w:val="none"/>
-        </w:rPr>
-        <w:t>二</w:t>
-      </w:r>
-      <w:r>
-        <w:rPr>
-          <w:rFonts w:hint="eastAsia"/>
-          <w:highlight w:val="none"/>
-        </w:rPr>
-        <w:t>章</w:t>
-      </w:r>
-      <w:bookmarkStart w:id="17" w:name="_Toc88209932"/>
-      <w:r>
-        <w:rPr>
-          <w:rFonts w:hint="eastAsia"/>
-          <w:highlight w:val="none"/>
-        </w:rPr>
-        <w:t xml:space="preserve"> </w:t>
-      </w:r>
+      <w:bookmarkStart w:id="16" w:name="_Toc88209932"/>
+      <w:bookmarkStart w:id="17" w:name="_Toc27639"/>
       <w:r>
         <w:rPr>
           <w:highlight w:val="none"/>
@@ -5298,11 +5052,23 @@
     </w:p>
     <w:p>
       <w:pPr>
+        <w:keepNext/>
+        <w:keepLines w:val="0"/>
+        <w:pageBreakBefore w:val="0"/>
+        <w:widowControl w:val="0"/>
+        <w:kinsoku/>
+        <w:wordWrap/>
+        <w:overflowPunct/>
+        <w:topLinePunct w:val="0"/>
+        <w:autoSpaceDE/>
+        <w:autoSpaceDN/>
+        <w:bidi w:val="0"/>
         <w:adjustRightInd w:val="0"/>
         <w:snapToGrid w:val="0"/>
         <w:spacing w:before="120" w:beforeLines="50" w:after="120" w:afterLines="50" w:line="600" w:lineRule="exact"/>
         <w:ind w:left="640" w:leftChars="305" w:firstLine="0" w:firstLineChars="0"/>
         <w:jc w:val="left"/>
+        <w:textAlignment w:val="auto"/>
         <w:outlineLvl w:val="1"/>
         <w:rPr>
           <w:rFonts w:hint="eastAsia" w:ascii="宋体" w:hAnsi="宋体"/>
@@ -5348,10 +5114,22 @@
     </w:p>
     <w:p>
       <w:pPr>
+        <w:keepNext/>
+        <w:keepLines w:val="0"/>
+        <w:pageBreakBefore w:val="0"/>
+        <w:widowControl w:val="0"/>
+        <w:kinsoku/>
+        <w:wordWrap/>
+        <w:overflowPunct/>
+        <w:topLinePunct w:val="0"/>
+        <w:autoSpaceDE/>
+        <w:autoSpaceDN/>
+        <w:bidi w:val="0"/>
         <w:adjustRightInd w:val="0"/>
         <w:snapToGrid w:val="0"/>
         <w:spacing w:line="600" w:lineRule="exact"/>
         <w:jc w:val="left"/>
+        <w:textAlignment w:val="auto"/>
         <w:rPr>
           <w:rFonts w:hint="eastAsia" w:ascii="仿宋_GB2312" w:eastAsia="仿宋_GB2312" w:cs="Times New Roman"/>
           <w:color w:val="auto"/>
@@ -5373,10 +5151,22 @@
     </w:p>
     <w:p>
       <w:pPr>
+        <w:keepNext/>
+        <w:keepLines w:val="0"/>
+        <w:pageBreakBefore w:val="0"/>
+        <w:widowControl w:val="0"/>
+        <w:kinsoku/>
+        <w:wordWrap/>
+        <w:overflowPunct/>
+        <w:topLinePunct w:val="0"/>
+        <w:autoSpaceDE/>
+        <w:autoSpaceDN/>
+        <w:bidi w:val="0"/>
         <w:adjustRightInd w:val="0"/>
         <w:snapToGrid w:val="0"/>
         <w:spacing w:line="600" w:lineRule="exact"/>
         <w:jc w:val="left"/>
+        <w:textAlignment w:val="auto"/>
         <w:rPr>
           <w:rFonts w:hint="default" w:ascii="仿宋_GB2312" w:eastAsia="仿宋_GB2312" w:cs="Times New Roman"/>
           <w:color w:val="auto"/>
@@ -5398,10 +5188,22 @@
     </w:p>
     <w:p>
       <w:pPr>
+        <w:keepNext/>
+        <w:keepLines w:val="0"/>
+        <w:pageBreakBefore w:val="0"/>
+        <w:widowControl w:val="0"/>
+        <w:kinsoku/>
+        <w:wordWrap/>
+        <w:overflowPunct/>
+        <w:topLinePunct w:val="0"/>
+        <w:autoSpaceDE/>
+        <w:autoSpaceDN/>
+        <w:bidi w:val="0"/>
         <w:adjustRightInd w:val="0"/>
         <w:snapToGrid w:val="0"/>
         <w:spacing w:line="600" w:lineRule="exact"/>
         <w:jc w:val="left"/>
+        <w:textAlignment w:val="auto"/>
         <w:rPr>
           <w:rFonts w:ascii="仿宋_GB2312" w:eastAsia="仿宋_GB2312"/>
           <w:sz w:val="28"/>
@@ -5473,6 +5275,7 @@
           </w:tblCellMar>
         </w:tblPrEx>
         <w:trPr>
+          <w:cantSplit/>
           <w:trHeight w:val="1036" w:hRule="atLeast"/>
         </w:trPr>
         <w:tc>
@@ -5487,9 +5290,21 @@
           </w:tcPr>
           <w:p>
             <w:pPr>
+              <w:keepNext/>
+              <w:keepLines/>
+              <w:pageBreakBefore w:val="0"/>
+              <w:widowControl w:val="0"/>
+              <w:kinsoku/>
+              <w:wordWrap/>
+              <w:overflowPunct/>
+              <w:topLinePunct w:val="0"/>
+              <w:autoSpaceDE/>
+              <w:autoSpaceDN/>
+              <w:bidi w:val="0"/>
               <w:adjustRightInd w:val="0"/>
               <w:snapToGrid w:val="0"/>
               <w:jc w:val="center"/>
+              <w:textAlignment w:val="auto"/>
               <w:rPr>
                 <w:rFonts w:ascii="仿宋_GB2312" w:eastAsia="仿宋_GB2312"/>
                 <w:sz w:val="24"/>
@@ -5534,9 +5349,21 @@
           </w:tcPr>
           <w:p>
             <w:pPr>
+              <w:keepNext/>
+              <w:keepLines/>
+              <w:pageBreakBefore w:val="0"/>
+              <w:widowControl w:val="0"/>
+              <w:kinsoku/>
+              <w:wordWrap/>
+              <w:overflowPunct/>
+              <w:topLinePunct w:val="0"/>
+              <w:autoSpaceDE/>
+              <w:autoSpaceDN/>
+              <w:bidi w:val="0"/>
               <w:adjustRightInd w:val="0"/>
               <w:snapToGrid w:val="0"/>
               <w:jc w:val="center"/>
+              <w:textAlignment w:val="auto"/>
               <w:rPr>
                 <w:rFonts w:ascii="仿宋_GB2312" w:eastAsia="仿宋_GB2312"/>
                 <w:sz w:val="24"/>
@@ -5563,9 +5390,21 @@
           </w:tcPr>
           <w:p>
             <w:pPr>
+              <w:keepNext/>
+              <w:keepLines/>
+              <w:pageBreakBefore w:val="0"/>
+              <w:widowControl w:val="0"/>
+              <w:kinsoku/>
+              <w:wordWrap/>
+              <w:overflowPunct/>
+              <w:topLinePunct w:val="0"/>
+              <w:autoSpaceDE/>
+              <w:autoSpaceDN/>
+              <w:bidi w:val="0"/>
               <w:adjustRightInd w:val="0"/>
               <w:snapToGrid w:val="0"/>
               <w:jc w:val="center"/>
+              <w:textAlignment w:val="auto"/>
               <w:rPr>
                 <w:rFonts w:ascii="仿宋_GB2312" w:eastAsia="仿宋_GB2312"/>
                 <w:sz w:val="24"/>
@@ -5595,8 +5434,20 @@
           </w:tcPr>
           <w:p>
             <w:pPr>
+              <w:keepNext/>
+              <w:keepLines/>
+              <w:pageBreakBefore w:val="0"/>
+              <w:widowControl w:val="0"/>
+              <w:kinsoku/>
+              <w:wordWrap/>
+              <w:overflowPunct/>
+              <w:topLinePunct w:val="0"/>
+              <w:autoSpaceDE/>
+              <w:autoSpaceDN/>
+              <w:bidi w:val="0"/>
               <w:adjustRightInd w:val="0"/>
               <w:snapToGrid w:val="0"/>
+              <w:textAlignment w:val="auto"/>
               <w:rPr>
                 <w:rFonts w:ascii="仿宋_GB2312" w:eastAsia="仿宋_GB2312"/>
                 <w:sz w:val="24"/>
@@ -5634,6 +5485,7 @@
           </w:tblCellMar>
         </w:tblPrEx>
         <w:trPr>
+          <w:cantSplit/>
           <w:trHeight w:val="1494" w:hRule="atLeast"/>
         </w:trPr>
         <w:tc>
@@ -5648,9 +5500,21 @@
           </w:tcPr>
           <w:p>
             <w:pPr>
+              <w:keepNext/>
+              <w:keepLines/>
+              <w:pageBreakBefore w:val="0"/>
+              <w:widowControl w:val="0"/>
+              <w:kinsoku/>
+              <w:wordWrap/>
+              <w:overflowPunct/>
+              <w:topLinePunct w:val="0"/>
+              <w:autoSpaceDE/>
+              <w:autoSpaceDN/>
+              <w:bidi w:val="0"/>
               <w:adjustRightInd w:val="0"/>
               <w:snapToGrid w:val="0"/>
               <w:jc w:val="center"/>
+              <w:textAlignment w:val="auto"/>
               <w:rPr>
                 <w:rFonts w:ascii="仿宋_GB2312" w:eastAsia="仿宋_GB2312"/>
                 <w:sz w:val="24"/>
@@ -5668,9 +5532,21 @@
           </w:tcPr>
           <w:p>
             <w:pPr>
+              <w:keepNext/>
+              <w:keepLines/>
+              <w:pageBreakBefore w:val="0"/>
+              <w:widowControl w:val="0"/>
+              <w:kinsoku/>
+              <w:wordWrap/>
+              <w:overflowPunct/>
+              <w:topLinePunct w:val="0"/>
+              <w:autoSpaceDE/>
+              <w:autoSpaceDN/>
+              <w:bidi w:val="0"/>
               <w:adjustRightInd w:val="0"/>
               <w:snapToGrid w:val="0"/>
               <w:jc w:val="center"/>
+              <w:textAlignment w:val="auto"/>
               <w:rPr>
                 <w:rFonts w:ascii="仿宋_GB2312" w:eastAsia="仿宋_GB2312"/>
                 <w:sz w:val="24"/>
@@ -5697,9 +5573,21 @@
           </w:tcPr>
           <w:p>
             <w:pPr>
+              <w:keepNext/>
+              <w:keepLines/>
+              <w:pageBreakBefore w:val="0"/>
+              <w:widowControl w:val="0"/>
+              <w:kinsoku/>
+              <w:wordWrap/>
+              <w:overflowPunct/>
+              <w:topLinePunct w:val="0"/>
+              <w:autoSpaceDE/>
+              <w:autoSpaceDN/>
+              <w:bidi w:val="0"/>
               <w:adjustRightInd w:val="0"/>
               <w:snapToGrid w:val="0"/>
               <w:jc w:val="center"/>
+              <w:textAlignment w:val="auto"/>
               <w:rPr>
                 <w:rFonts w:ascii="仿宋_GB2312" w:eastAsia="仿宋_GB2312"/>
                 <w:sz w:val="24"/>
@@ -5738,8 +5626,20 @@
           </w:tcPr>
           <w:p>
             <w:pPr>
+              <w:keepNext/>
+              <w:keepLines/>
+              <w:pageBreakBefore w:val="0"/>
+              <w:widowControl w:val="0"/>
+              <w:kinsoku/>
+              <w:wordWrap/>
+              <w:overflowPunct/>
+              <w:topLinePunct w:val="0"/>
+              <w:autoSpaceDE/>
+              <w:autoSpaceDN/>
+              <w:bidi w:val="0"/>
               <w:adjustRightInd w:val="0"/>
               <w:snapToGrid w:val="0"/>
+              <w:textAlignment w:val="auto"/>
               <w:rPr>
                 <w:rFonts w:ascii="仿宋_GB2312" w:eastAsia="仿宋_GB2312"/>
                 <w:sz w:val="24"/>
@@ -5769,8 +5669,20 @@
           </w:p>
           <w:p>
             <w:pPr>
+              <w:keepNext/>
+              <w:keepLines/>
+              <w:pageBreakBefore w:val="0"/>
+              <w:widowControl w:val="0"/>
+              <w:kinsoku/>
+              <w:wordWrap/>
+              <w:overflowPunct/>
+              <w:topLinePunct w:val="0"/>
+              <w:autoSpaceDE/>
+              <w:autoSpaceDN/>
+              <w:bidi w:val="0"/>
               <w:adjustRightInd w:val="0"/>
               <w:snapToGrid w:val="0"/>
+              <w:textAlignment w:val="auto"/>
               <w:rPr>
                 <w:rFonts w:ascii="仿宋_GB2312" w:hAnsi="宋体" w:eastAsia="仿宋_GB2312"/>
                 <w:sz w:val="24"/>
@@ -5800,8 +5712,20 @@
           </w:p>
           <w:p>
             <w:pPr>
+              <w:keepNext/>
+              <w:keepLines/>
+              <w:pageBreakBefore w:val="0"/>
+              <w:widowControl w:val="0"/>
+              <w:kinsoku/>
+              <w:wordWrap/>
+              <w:overflowPunct/>
+              <w:topLinePunct w:val="0"/>
+              <w:autoSpaceDE/>
+              <w:autoSpaceDN/>
+              <w:bidi w:val="0"/>
               <w:adjustRightInd w:val="0"/>
               <w:snapToGrid w:val="0"/>
+              <w:textAlignment w:val="auto"/>
               <w:rPr>
                 <w:rFonts w:ascii="仿宋_GB2312" w:hAnsi="宋体" w:eastAsia="仿宋_GB2312"/>
                 <w:sz w:val="24"/>
@@ -5870,6 +5794,7 @@
           </w:tblCellMar>
         </w:tblPrEx>
         <w:trPr>
+          <w:cantSplit/>
           <w:trHeight w:val="1061" w:hRule="atLeast"/>
         </w:trPr>
         <w:tc>
@@ -5884,9 +5809,21 @@
           </w:tcPr>
           <w:p>
             <w:pPr>
+              <w:keepNext/>
+              <w:keepLines/>
+              <w:pageBreakBefore w:val="0"/>
+              <w:widowControl w:val="0"/>
+              <w:kinsoku/>
+              <w:wordWrap/>
+              <w:overflowPunct/>
+              <w:topLinePunct w:val="0"/>
+              <w:autoSpaceDE/>
+              <w:autoSpaceDN/>
+              <w:bidi w:val="0"/>
               <w:adjustRightInd w:val="0"/>
               <w:snapToGrid w:val="0"/>
               <w:jc w:val="center"/>
+              <w:textAlignment w:val="auto"/>
               <w:rPr>
                 <w:rFonts w:ascii="仿宋_GB2312" w:eastAsia="仿宋_GB2312"/>
                 <w:sz w:val="24"/>
@@ -5894,8 +5831,6 @@
                 <w:highlight w:val="none"/>
               </w:rPr>
             </w:pPr>
-            <w:bookmarkStart w:id="74" w:name="_GoBack"/>
-            <w:bookmarkEnd w:id="74"/>
           </w:p>
         </w:tc>
         <w:tc>
@@ -5906,15 +5841,28 @@
           </w:tcPr>
           <w:p>
             <w:pPr>
+              <w:keepNext/>
+              <w:keepLines/>
+              <w:pageBreakBefore w:val="0"/>
+              <w:widowControl w:val="0"/>
+              <w:kinsoku/>
+              <w:wordWrap/>
+              <w:overflowPunct/>
+              <w:topLinePunct w:val="0"/>
+              <w:autoSpaceDE/>
+              <w:autoSpaceDN/>
+              <w:bidi w:val="0"/>
               <w:adjustRightInd w:val="0"/>
               <w:snapToGrid w:val="0"/>
               <w:spacing w:line="600" w:lineRule="exact"/>
               <w:jc w:val="center"/>
+              <w:textAlignment w:val="auto"/>
               <w:rPr>
                 <w:rFonts w:hint="eastAsia" w:ascii="仿宋_GB2312" w:eastAsia="仿宋_GB2312"/>
                 <w:sz w:val="24"/>
                 <w:szCs w:val="24"/>
                 <w:highlight w:val="none"/>
+                <w:lang w:eastAsia="zh-CN"/>
               </w:rPr>
             </w:pPr>
             <w:r>
@@ -5933,7 +5881,17 @@
                 <w:szCs w:val="24"/>
                 <w:highlight w:val="none"/>
               </w:rPr>
-              <w:t>.4</w:t>
+              <w:t>.</w:t>
+            </w:r>
+            <w:r>
+              <w:rPr>
+                <w:rFonts w:hint="eastAsia" w:ascii="仿宋_GB2312" w:eastAsia="仿宋_GB2312"/>
+                <w:sz w:val="24"/>
+                <w:szCs w:val="24"/>
+                <w:highlight w:val="none"/>
+                <w:lang w:val="en-US" w:eastAsia="zh-CN"/>
+              </w:rPr>
+              <w:t>3</w:t>
             </w:r>
           </w:p>
         </w:tc>
@@ -5945,9 +5903,21 @@
           </w:tcPr>
           <w:p>
             <w:pPr>
+              <w:keepNext/>
+              <w:keepLines/>
+              <w:pageBreakBefore w:val="0"/>
+              <w:widowControl w:val="0"/>
+              <w:kinsoku/>
+              <w:wordWrap/>
+              <w:overflowPunct/>
+              <w:topLinePunct w:val="0"/>
+              <w:autoSpaceDE/>
+              <w:autoSpaceDN/>
+              <w:bidi w:val="0"/>
               <w:adjustRightInd w:val="0"/>
               <w:snapToGrid w:val="0"/>
               <w:jc w:val="center"/>
+              <w:textAlignment w:val="auto"/>
               <w:rPr>
                 <w:rFonts w:hint="eastAsia" w:ascii="仿宋_GB2312" w:eastAsia="仿宋_GB2312"/>
                 <w:sz w:val="24"/>
@@ -5977,8 +5947,20 @@
           </w:tcPr>
           <w:p>
             <w:pPr>
+              <w:keepNext/>
+              <w:keepLines/>
+              <w:pageBreakBefore w:val="0"/>
+              <w:widowControl w:val="0"/>
+              <w:kinsoku/>
+              <w:wordWrap/>
+              <w:overflowPunct/>
+              <w:topLinePunct w:val="0"/>
+              <w:autoSpaceDE/>
+              <w:autoSpaceDN/>
+              <w:bidi w:val="0"/>
               <w:adjustRightInd w:val="0"/>
               <w:snapToGrid w:val="0"/>
+              <w:textAlignment w:val="auto"/>
               <w:rPr>
                 <w:rFonts w:ascii="仿宋_GB2312" w:eastAsia="仿宋_GB2312"/>
                 <w:sz w:val="24"/>
@@ -6008,8 +5990,20 @@
           </w:p>
           <w:p>
             <w:pPr>
+              <w:keepNext/>
+              <w:keepLines/>
+              <w:pageBreakBefore w:val="0"/>
+              <w:widowControl w:val="0"/>
+              <w:kinsoku/>
+              <w:wordWrap/>
+              <w:overflowPunct/>
+              <w:topLinePunct w:val="0"/>
+              <w:autoSpaceDE/>
+              <w:autoSpaceDN/>
+              <w:bidi w:val="0"/>
               <w:adjustRightInd w:val="0"/>
               <w:snapToGrid w:val="0"/>
+              <w:textAlignment w:val="auto"/>
               <w:rPr>
                 <w:rFonts w:ascii="仿宋_GB2312" w:hAnsi="宋体" w:eastAsia="仿宋_GB2312"/>
                 <w:sz w:val="24"/>
@@ -6049,8 +6043,20 @@
           </w:p>
           <w:p>
             <w:pPr>
+              <w:keepNext/>
+              <w:keepLines/>
+              <w:pageBreakBefore w:val="0"/>
+              <w:widowControl w:val="0"/>
+              <w:kinsoku/>
+              <w:wordWrap/>
+              <w:overflowPunct/>
+              <w:topLinePunct w:val="0"/>
+              <w:autoSpaceDE/>
+              <w:autoSpaceDN/>
+              <w:bidi w:val="0"/>
               <w:adjustRightInd w:val="0"/>
               <w:snapToGrid w:val="0"/>
+              <w:textAlignment w:val="auto"/>
               <w:rPr>
                 <w:rFonts w:hint="eastAsia" w:ascii="仿宋_GB2312" w:hAnsi="宋体" w:eastAsia="仿宋_GB2312"/>
                 <w:sz w:val="24"/>
@@ -6107,6 +6113,7 @@
           </w:tblCellMar>
         </w:tblPrEx>
         <w:trPr>
+          <w:cantSplit/>
           <w:trHeight w:val="1545" w:hRule="atLeast"/>
         </w:trPr>
         <w:tc>
@@ -6121,9 +6128,21 @@
           </w:tcPr>
           <w:p>
             <w:pPr>
+              <w:keepNext/>
+              <w:keepLines/>
+              <w:pageBreakBefore w:val="0"/>
+              <w:widowControl w:val="0"/>
+              <w:kinsoku/>
+              <w:wordWrap/>
+              <w:overflowPunct/>
+              <w:topLinePunct w:val="0"/>
+              <w:autoSpaceDE/>
+              <w:autoSpaceDN/>
+              <w:bidi w:val="0"/>
               <w:adjustRightInd w:val="0"/>
               <w:snapToGrid w:val="0"/>
               <w:jc w:val="center"/>
+              <w:textAlignment w:val="auto"/>
               <w:rPr>
                 <w:rFonts w:ascii="仿宋_GB2312" w:eastAsia="仿宋_GB2312"/>
                 <w:sz w:val="24"/>
@@ -6141,34 +6160,48 @@
           </w:tcPr>
           <w:p>
             <w:pPr>
+              <w:keepNext/>
+              <w:keepLines/>
+              <w:pageBreakBefore w:val="0"/>
+              <w:widowControl w:val="0"/>
+              <w:kinsoku/>
+              <w:wordWrap/>
+              <w:overflowPunct/>
+              <w:topLinePunct w:val="0"/>
+              <w:autoSpaceDE/>
+              <w:autoSpaceDN/>
+              <w:bidi w:val="0"/>
               <w:adjustRightInd w:val="0"/>
               <w:snapToGrid w:val="0"/>
               <w:spacing w:line="600" w:lineRule="exact"/>
               <w:jc w:val="center"/>
-              <w:rPr>
-                <w:rFonts w:ascii="仿宋_GB2312" w:eastAsia="仿宋_GB2312"/>
-                <w:sz w:val="24"/>
-                <w:szCs w:val="24"/>
-                <w:highlight w:val="none"/>
-              </w:rPr>
-            </w:pPr>
-            <w:r>
+              <w:textAlignment w:val="auto"/>
               <w:rPr>
                 <w:rFonts w:hint="eastAsia" w:ascii="仿宋_GB2312" w:eastAsia="仿宋_GB2312"/>
                 <w:sz w:val="24"/>
                 <w:szCs w:val="24"/>
                 <w:highlight w:val="none"/>
+                <w:lang w:eastAsia="zh-CN"/>
+              </w:rPr>
+            </w:pPr>
+            <w:r>
+              <w:rPr>
+                <w:rFonts w:hint="eastAsia" w:ascii="仿宋_GB2312" w:eastAsia="仿宋_GB2312"/>
+                <w:sz w:val="24"/>
+                <w:szCs w:val="24"/>
+                <w:highlight w:val="none"/>
               </w:rPr>
               <w:t>1.</w:t>
             </w:r>
             <w:r>
               <w:rPr>
-                <w:rFonts w:ascii="仿宋_GB2312" w:eastAsia="仿宋_GB2312"/>
-                <w:sz w:val="24"/>
-                <w:szCs w:val="24"/>
-                <w:highlight w:val="none"/>
-              </w:rPr>
-              <w:t>5</w:t>
+                <w:rFonts w:hint="eastAsia" w:ascii="仿宋_GB2312" w:eastAsia="仿宋_GB2312"/>
+                <w:sz w:val="24"/>
+                <w:szCs w:val="24"/>
+                <w:highlight w:val="none"/>
+                <w:lang w:val="en-US" w:eastAsia="zh-CN"/>
+              </w:rPr>
+              <w:t>4</w:t>
             </w:r>
           </w:p>
         </w:tc>
@@ -6180,10 +6213,22 @@
           </w:tcPr>
           <w:p>
             <w:pPr>
+              <w:keepNext/>
+              <w:keepLines/>
+              <w:pageBreakBefore w:val="0"/>
+              <w:widowControl w:val="0"/>
+              <w:kinsoku/>
+              <w:wordWrap/>
+              <w:overflowPunct/>
+              <w:topLinePunct w:val="0"/>
+              <w:autoSpaceDE/>
+              <w:autoSpaceDN/>
+              <w:bidi w:val="0"/>
               <w:adjustRightInd w:val="0"/>
               <w:snapToGrid w:val="0"/>
               <w:spacing w:line="600" w:lineRule="exact"/>
               <w:jc w:val="center"/>
+              <w:textAlignment w:val="auto"/>
               <w:rPr>
                 <w:rFonts w:ascii="仿宋_GB2312" w:eastAsia="仿宋_GB2312"/>
                 <w:sz w:val="24"/>
@@ -6213,12 +6258,24 @@
           </w:tcPr>
           <w:p>
             <w:pPr>
+              <w:keepNext/>
+              <w:keepLines/>
+              <w:pageBreakBefore w:val="0"/>
+              <w:widowControl w:val="0"/>
               <w:numPr>
                 <w:ilvl w:val="0"/>
                 <w:numId w:val="0"/>
               </w:numPr>
+              <w:kinsoku/>
+              <w:wordWrap/>
+              <w:overflowPunct/>
+              <w:topLinePunct w:val="0"/>
+              <w:autoSpaceDE/>
+              <w:autoSpaceDN/>
+              <w:bidi w:val="0"/>
               <w:adjustRightInd w:val="0"/>
               <w:snapToGrid w:val="0"/>
+              <w:textAlignment w:val="auto"/>
               <w:rPr>
                 <w:rFonts w:ascii="Times New Roman" w:hAnsi="Times New Roman" w:eastAsia="仿宋_GB2312" w:cs="Times New Roman"/>
                 <w:b w:val="0"/>
@@ -6273,12 +6330,24 @@
           </w:p>
           <w:p>
             <w:pPr>
+              <w:keepNext/>
+              <w:keepLines/>
+              <w:pageBreakBefore w:val="0"/>
+              <w:widowControl w:val="0"/>
               <w:numPr>
                 <w:ilvl w:val="0"/>
                 <w:numId w:val="0"/>
               </w:numPr>
+              <w:kinsoku/>
+              <w:wordWrap/>
+              <w:overflowPunct/>
+              <w:topLinePunct w:val="0"/>
+              <w:autoSpaceDE/>
+              <w:autoSpaceDN/>
+              <w:bidi w:val="0"/>
               <w:adjustRightInd w:val="0"/>
               <w:snapToGrid w:val="0"/>
+              <w:textAlignment w:val="auto"/>
               <w:rPr>
                 <w:rFonts w:ascii="仿宋_GB2312" w:hAnsi="宋体" w:eastAsia="仿宋_GB2312"/>
                 <w:sz w:val="24"/>
@@ -6361,6 +6430,7 @@
           </w:tblCellMar>
         </w:tblPrEx>
         <w:trPr>
+          <w:cantSplit/>
           <w:trHeight w:val="699" w:hRule="atLeast"/>
         </w:trPr>
         <w:tc>
@@ -6375,10 +6445,22 @@
           </w:tcPr>
           <w:p>
             <w:pPr>
+              <w:keepNext/>
+              <w:keepLines/>
+              <w:pageBreakBefore w:val="0"/>
+              <w:widowControl w:val="0"/>
+              <w:kinsoku/>
+              <w:wordWrap/>
+              <w:overflowPunct/>
+              <w:topLinePunct w:val="0"/>
+              <w:autoSpaceDE/>
+              <w:autoSpaceDN/>
+              <w:bidi w:val="0"/>
               <w:adjustRightInd w:val="0"/>
               <w:snapToGrid w:val="0"/>
               <w:spacing w:line="600" w:lineRule="exact"/>
               <w:jc w:val="center"/>
+              <w:textAlignment w:val="auto"/>
               <w:rPr>
                 <w:rFonts w:ascii="仿宋_GB2312" w:eastAsia="仿宋_GB2312"/>
                 <w:sz w:val="24"/>
@@ -6396,10 +6478,22 @@
           </w:tcPr>
           <w:p>
             <w:pPr>
+              <w:keepNext/>
+              <w:keepLines/>
+              <w:pageBreakBefore w:val="0"/>
+              <w:widowControl w:val="0"/>
+              <w:kinsoku/>
+              <w:wordWrap/>
+              <w:overflowPunct/>
+              <w:topLinePunct w:val="0"/>
+              <w:autoSpaceDE/>
+              <w:autoSpaceDN/>
+              <w:bidi w:val="0"/>
               <w:adjustRightInd w:val="0"/>
               <w:snapToGrid w:val="0"/>
               <w:spacing w:line="600" w:lineRule="exact"/>
               <w:jc w:val="center"/>
+              <w:textAlignment w:val="auto"/>
               <w:rPr>
                 <w:rFonts w:hint="eastAsia" w:ascii="仿宋_GB2312" w:eastAsia="仿宋_GB2312"/>
                 <w:sz w:val="24"/>
@@ -6425,7 +6519,7 @@
                 <w:highlight w:val="none"/>
                 <w:lang w:val="en-US" w:eastAsia="zh-CN"/>
               </w:rPr>
-              <w:t>6</w:t>
+              <w:t>5</w:t>
             </w:r>
           </w:p>
         </w:tc>
@@ -6437,9 +6531,21 @@
           </w:tcPr>
           <w:p>
             <w:pPr>
+              <w:keepNext/>
+              <w:keepLines/>
+              <w:pageBreakBefore w:val="0"/>
+              <w:widowControl w:val="0"/>
+              <w:kinsoku/>
+              <w:wordWrap/>
+              <w:overflowPunct/>
+              <w:topLinePunct w:val="0"/>
+              <w:autoSpaceDE/>
+              <w:autoSpaceDN/>
+              <w:bidi w:val="0"/>
               <w:adjustRightInd w:val="0"/>
               <w:snapToGrid w:val="0"/>
               <w:jc w:val="center"/>
+              <w:textAlignment w:val="auto"/>
               <w:rPr>
                 <w:rFonts w:ascii="仿宋_GB2312" w:eastAsia="仿宋_GB2312"/>
                 <w:sz w:val="24"/>
@@ -6469,8 +6575,20 @@
           </w:tcPr>
           <w:p>
             <w:pPr>
+              <w:keepNext/>
+              <w:keepLines/>
+              <w:pageBreakBefore w:val="0"/>
+              <w:widowControl w:val="0"/>
+              <w:kinsoku/>
+              <w:wordWrap/>
+              <w:overflowPunct/>
+              <w:topLinePunct w:val="0"/>
+              <w:autoSpaceDE/>
+              <w:autoSpaceDN/>
+              <w:bidi w:val="0"/>
               <w:adjustRightInd w:val="0"/>
               <w:snapToGrid w:val="0"/>
+              <w:textAlignment w:val="auto"/>
               <w:rPr>
                 <w:rFonts w:hint="default" w:ascii="仿宋_GB2312" w:eastAsia="仿宋_GB2312"/>
                 <w:sz w:val="24"/>
@@ -6511,8 +6629,20 @@
           </w:p>
           <w:p>
             <w:pPr>
+              <w:keepNext/>
+              <w:keepLines/>
+              <w:pageBreakBefore w:val="0"/>
+              <w:widowControl w:val="0"/>
+              <w:kinsoku/>
+              <w:wordWrap/>
+              <w:overflowPunct/>
+              <w:topLinePunct w:val="0"/>
+              <w:autoSpaceDE/>
+              <w:autoSpaceDN/>
+              <w:bidi w:val="0"/>
               <w:adjustRightInd w:val="0"/>
               <w:snapToGrid w:val="0"/>
+              <w:textAlignment w:val="auto"/>
               <w:rPr>
                 <w:rFonts w:ascii="仿宋_GB2312" w:eastAsia="仿宋_GB2312"/>
                 <w:sz w:val="24"/>
@@ -6550,6 +6680,7 @@
           </w:tblCellMar>
         </w:tblPrEx>
         <w:trPr>
+          <w:cantSplit/>
           <w:trHeight w:val="695" w:hRule="atLeast"/>
         </w:trPr>
         <w:tc>
@@ -6564,10 +6695,22 @@
           </w:tcPr>
           <w:p>
             <w:pPr>
+              <w:keepNext/>
+              <w:keepLines/>
+              <w:pageBreakBefore w:val="0"/>
+              <w:widowControl w:val="0"/>
+              <w:kinsoku/>
+              <w:wordWrap/>
+              <w:overflowPunct/>
+              <w:topLinePunct w:val="0"/>
+              <w:autoSpaceDE/>
+              <w:autoSpaceDN/>
+              <w:bidi w:val="0"/>
               <w:adjustRightInd w:val="0"/>
               <w:snapToGrid w:val="0"/>
               <w:spacing w:line="600" w:lineRule="exact"/>
               <w:jc w:val="center"/>
+              <w:textAlignment w:val="auto"/>
               <w:rPr>
                 <w:rFonts w:ascii="仿宋_GB2312" w:eastAsia="仿宋_GB2312"/>
                 <w:sz w:val="24"/>
@@ -6585,10 +6728,22 @@
           </w:tcPr>
           <w:p>
             <w:pPr>
+              <w:keepNext/>
+              <w:keepLines/>
+              <w:pageBreakBefore w:val="0"/>
+              <w:widowControl w:val="0"/>
+              <w:kinsoku/>
+              <w:wordWrap/>
+              <w:overflowPunct/>
+              <w:topLinePunct w:val="0"/>
+              <w:autoSpaceDE/>
+              <w:autoSpaceDN/>
+              <w:bidi w:val="0"/>
               <w:adjustRightInd w:val="0"/>
               <w:snapToGrid w:val="0"/>
               <w:spacing w:line="600" w:lineRule="exact"/>
               <w:jc w:val="center"/>
+              <w:textAlignment w:val="auto"/>
               <w:rPr>
                 <w:rFonts w:hint="eastAsia" w:ascii="仿宋_GB2312" w:eastAsia="仿宋_GB2312"/>
                 <w:sz w:val="24"/>
@@ -6614,7 +6769,7 @@
                 <w:highlight w:val="none"/>
                 <w:lang w:val="en-US" w:eastAsia="zh-CN"/>
               </w:rPr>
-              <w:t>7</w:t>
+              <w:t>6</w:t>
             </w:r>
           </w:p>
         </w:tc>
@@ -6626,9 +6781,21 @@
           </w:tcPr>
           <w:p>
             <w:pPr>
+              <w:keepNext/>
+              <w:keepLines/>
+              <w:pageBreakBefore w:val="0"/>
+              <w:widowControl w:val="0"/>
+              <w:kinsoku/>
+              <w:wordWrap/>
+              <w:overflowPunct/>
+              <w:topLinePunct w:val="0"/>
+              <w:autoSpaceDE/>
+              <w:autoSpaceDN/>
+              <w:bidi w:val="0"/>
               <w:adjustRightInd w:val="0"/>
               <w:snapToGrid w:val="0"/>
               <w:jc w:val="center"/>
+              <w:textAlignment w:val="auto"/>
               <w:rPr>
                 <w:rFonts w:ascii="仿宋_GB2312" w:eastAsia="仿宋_GB2312"/>
                 <w:sz w:val="24"/>
@@ -6658,8 +6825,20 @@
           </w:tcPr>
           <w:p>
             <w:pPr>
+              <w:keepNext/>
+              <w:keepLines/>
+              <w:pageBreakBefore w:val="0"/>
+              <w:widowControl w:val="0"/>
+              <w:kinsoku/>
+              <w:wordWrap/>
+              <w:overflowPunct/>
+              <w:topLinePunct w:val="0"/>
+              <w:autoSpaceDE/>
+              <w:autoSpaceDN/>
+              <w:bidi w:val="0"/>
               <w:adjustRightInd w:val="0"/>
               <w:snapToGrid w:val="0"/>
+              <w:textAlignment w:val="auto"/>
               <w:rPr>
                 <w:rFonts w:ascii="仿宋_GB2312" w:hAnsi="宋体" w:eastAsia="仿宋_GB2312"/>
                 <w:sz w:val="24"/>
@@ -11534,10 +11713,22 @@
     <w:bookmarkEnd w:id="24"/>
     <w:p>
       <w:pPr>
+        <w:keepNext/>
+        <w:keepLines/>
+        <w:pageBreakBefore w:val="0"/>
+        <w:widowControl w:val="0"/>
+        <w:kinsoku/>
+        <w:wordWrap/>
+        <w:overflowPunct/>
+        <w:topLinePunct w:val="0"/>
+        <w:autoSpaceDE/>
+        <w:autoSpaceDN/>
+        <w:bidi w:val="0"/>
         <w:adjustRightInd w:val="0"/>
         <w:snapToGrid w:val="0"/>
         <w:spacing w:line="600" w:lineRule="exact"/>
         <w:jc w:val="left"/>
+        <w:textAlignment w:val="auto"/>
         <w:rPr>
           <w:rFonts w:ascii="宋体" w:hAnsi="宋体"/>
           <w:b/>
@@ -11575,8 +11766,8 @@
     </w:p>
     <w:p>
       <w:pPr>
-        <w:keepNext w:val="0"/>
-        <w:keepLines w:val="0"/>
+        <w:keepNext/>
+        <w:keepLines/>
         <w:pageBreakBefore w:val="0"/>
         <w:widowControl w:val="0"/>
         <w:kinsoku/>
@@ -11607,10 +11798,22 @@
     </w:p>
     <w:p>
       <w:pPr>
+        <w:keepNext/>
+        <w:keepLines/>
+        <w:pageBreakBefore w:val="0"/>
+        <w:widowControl w:val="0"/>
+        <w:kinsoku/>
+        <w:wordWrap/>
+        <w:overflowPunct/>
+        <w:topLinePunct w:val="0"/>
+        <w:autoSpaceDE/>
+        <w:autoSpaceDN/>
+        <w:bidi w:val="0"/>
         <w:adjustRightInd w:val="0"/>
         <w:snapToGrid w:val="0"/>
         <w:spacing w:line="600" w:lineRule="exact"/>
         <w:jc w:val="center"/>
+        <w:textAlignment w:val="auto"/>
         <w:rPr>
           <w:rFonts w:ascii="方正小标宋简体" w:hAnsi="宋体" w:eastAsia="方正小标宋简体"/>
           <w:sz w:val="32"/>
@@ -11651,10 +11854,22 @@
     </w:p>
     <w:p>
       <w:pPr>
+        <w:keepNext/>
+        <w:keepLines/>
+        <w:pageBreakBefore w:val="0"/>
+        <w:widowControl w:val="0"/>
+        <w:kinsoku/>
+        <w:wordWrap/>
+        <w:overflowPunct/>
+        <w:topLinePunct w:val="0"/>
+        <w:autoSpaceDE/>
+        <w:autoSpaceDN/>
+        <w:bidi w:val="0"/>
         <w:adjustRightInd w:val="0"/>
         <w:snapToGrid w:val="0"/>
         <w:spacing w:line="600" w:lineRule="exact"/>
         <w:jc w:val="center"/>
+        <w:textAlignment w:val="auto"/>
         <w:rPr>
           <w:rFonts w:ascii="方正小标宋简体" w:hAnsi="宋体" w:eastAsia="方正小标宋简体"/>
           <w:sz w:val="32"/>
@@ -11672,10 +11887,22 @@
     </w:p>
     <w:p>
       <w:pPr>
+        <w:keepNext/>
+        <w:keepLines/>
+        <w:pageBreakBefore w:val="0"/>
+        <w:widowControl w:val="0"/>
+        <w:kinsoku/>
+        <w:wordWrap/>
+        <w:overflowPunct/>
+        <w:topLinePunct w:val="0"/>
+        <w:autoSpaceDE/>
+        <w:autoSpaceDN/>
+        <w:bidi w:val="0"/>
         <w:adjustRightInd w:val="0"/>
         <w:snapToGrid w:val="0"/>
         <w:spacing w:line="600" w:lineRule="exact"/>
         <w:jc w:val="left"/>
+        <w:textAlignment w:val="auto"/>
         <w:rPr>
           <w:rFonts w:hint="eastAsia" w:ascii="仿宋_GB2312" w:hAnsi="宋体" w:eastAsia="仿宋_GB2312"/>
           <w:sz w:val="28"/>
@@ -11695,11 +11922,23 @@
     </w:p>
     <w:p>
       <w:pPr>
+        <w:keepNext/>
+        <w:keepLines/>
+        <w:pageBreakBefore w:val="0"/>
+        <w:widowControl w:val="0"/>
+        <w:kinsoku/>
+        <w:wordWrap/>
+        <w:overflowPunct/>
+        <w:topLinePunct w:val="0"/>
+        <w:autoSpaceDE/>
+        <w:autoSpaceDN/>
+        <w:bidi w:val="0"/>
         <w:adjustRightInd w:val="0"/>
         <w:snapToGrid w:val="0"/>
         <w:spacing w:line="600" w:lineRule="exact"/>
         <w:ind w:firstLine="560" w:firstLineChars="200"/>
         <w:jc w:val="left"/>
+        <w:textAlignment w:val="auto"/>
         <w:rPr>
           <w:rFonts w:hint="eastAsia" w:ascii="仿宋_GB2312" w:hAnsi="宋体" w:eastAsia="仿宋_GB2312"/>
           <w:sz w:val="28"/>
@@ -11719,6 +11958,7 @@
       <w:r>
         <w:rPr>
           <w:rFonts w:hint="eastAsia" w:ascii="仿宋_GB2312" w:hAnsi="宋体" w:eastAsia="仿宋_GB2312"/>
+          <w:color w:val="0000FF"/>
           <w:sz w:val="28"/>
           <w:szCs w:val="28"/>
           <w:highlight w:val="none"/>
@@ -11738,11 +11978,23 @@
     </w:p>
     <w:p>
       <w:pPr>
+        <w:keepNext/>
+        <w:keepLines/>
+        <w:pageBreakBefore w:val="0"/>
+        <w:widowControl w:val="0"/>
+        <w:kinsoku/>
+        <w:wordWrap/>
+        <w:overflowPunct/>
+        <w:topLinePunct w:val="0"/>
+        <w:autoSpaceDE/>
+        <w:autoSpaceDN/>
+        <w:bidi w:val="0"/>
         <w:adjustRightInd w:val="0"/>
         <w:snapToGrid w:val="0"/>
         <w:spacing w:line="600" w:lineRule="exact"/>
         <w:ind w:firstLine="560" w:firstLineChars="200"/>
         <w:jc w:val="left"/>
+        <w:textAlignment w:val="auto"/>
         <w:rPr>
           <w:rFonts w:hint="eastAsia" w:ascii="仿宋_GB2312" w:hAnsi="宋体" w:eastAsia="仿宋_GB2312"/>
           <w:sz w:val="28"/>
@@ -11762,11 +12014,23 @@
     </w:p>
     <w:p>
       <w:pPr>
+        <w:keepNext/>
+        <w:keepLines/>
+        <w:pageBreakBefore w:val="0"/>
+        <w:widowControl w:val="0"/>
+        <w:kinsoku/>
+        <w:wordWrap/>
+        <w:overflowPunct/>
+        <w:topLinePunct w:val="0"/>
+        <w:autoSpaceDE/>
+        <w:autoSpaceDN/>
+        <w:bidi w:val="0"/>
         <w:adjustRightInd w:val="0"/>
         <w:snapToGrid w:val="0"/>
         <w:spacing w:line="600" w:lineRule="exact"/>
         <w:ind w:firstLine="5773" w:firstLineChars="2062"/>
         <w:jc w:val="left"/>
+        <w:textAlignment w:val="auto"/>
         <w:rPr>
           <w:rFonts w:hint="eastAsia" w:ascii="仿宋_GB2312" w:hAnsi="宋体" w:eastAsia="仿宋_GB2312"/>
           <w:sz w:val="28"/>
@@ -11797,11 +12061,23 @@
     </w:p>
     <w:p>
       <w:pPr>
+        <w:keepNext/>
+        <w:keepLines/>
+        <w:pageBreakBefore w:val="0"/>
+        <w:widowControl w:val="0"/>
+        <w:kinsoku/>
+        <w:wordWrap/>
+        <w:overflowPunct/>
+        <w:topLinePunct w:val="0"/>
+        <w:autoSpaceDE/>
+        <w:autoSpaceDN/>
+        <w:bidi w:val="0"/>
         <w:adjustRightInd w:val="0"/>
         <w:snapToGrid w:val="0"/>
         <w:spacing w:line="600" w:lineRule="exact"/>
         <w:ind w:firstLine="5773" w:firstLineChars="2062"/>
         <w:jc w:val="left"/>
+        <w:textAlignment w:val="auto"/>
         <w:rPr>
           <w:rFonts w:hint="default" w:ascii="仿宋_GB2312" w:hAnsi="宋体" w:eastAsia="仿宋_GB2312"/>
           <w:sz w:val="28"/>
@@ -11823,122 +12099,29 @@
     </w:p>
     <w:p>
       <w:pPr>
-        <w:pStyle w:val="14"/>
-        <w:rPr>
-          <w:rFonts w:hint="eastAsia"/>
+        <w:rPr>
           <w:highlight w:val="none"/>
         </w:rPr>
       </w:pPr>
     </w:p>
     <w:p>
       <w:pPr>
-        <w:rPr>
-          <w:highlight w:val="none"/>
-        </w:rPr>
-      </w:pPr>
-    </w:p>
-    <w:p>
-      <w:pPr>
-        <w:pStyle w:val="30"/>
-        <w:rPr>
-          <w:highlight w:val="none"/>
-        </w:rPr>
-      </w:pPr>
-    </w:p>
-    <w:p>
-      <w:pPr>
-        <w:pStyle w:val="30"/>
-        <w:rPr>
-          <w:highlight w:val="none"/>
-        </w:rPr>
-      </w:pPr>
-    </w:p>
-    <w:p>
-      <w:pPr>
-        <w:pStyle w:val="30"/>
-        <w:rPr>
-          <w:highlight w:val="none"/>
-        </w:rPr>
-      </w:pPr>
-    </w:p>
-    <w:p>
-      <w:pPr>
-        <w:pStyle w:val="30"/>
-        <w:rPr>
-          <w:highlight w:val="none"/>
-        </w:rPr>
-      </w:pPr>
-    </w:p>
-    <w:p>
-      <w:pPr>
-        <w:pStyle w:val="30"/>
-        <w:rPr>
-          <w:highlight w:val="none"/>
-        </w:rPr>
-      </w:pPr>
-    </w:p>
-    <w:p>
-      <w:pPr>
-        <w:pStyle w:val="30"/>
-        <w:rPr>
-          <w:highlight w:val="none"/>
-        </w:rPr>
-      </w:pPr>
-    </w:p>
-    <w:p>
-      <w:pPr>
-        <w:pStyle w:val="30"/>
-        <w:rPr>
-          <w:highlight w:val="none"/>
-        </w:rPr>
-      </w:pPr>
-    </w:p>
-    <w:p>
-      <w:pPr>
-        <w:pStyle w:val="30"/>
-        <w:rPr>
-          <w:highlight w:val="none"/>
-        </w:rPr>
-      </w:pPr>
-    </w:p>
-    <w:p>
-      <w:pPr>
-        <w:pStyle w:val="30"/>
-        <w:rPr>
-          <w:highlight w:val="none"/>
-        </w:rPr>
-      </w:pPr>
-    </w:p>
-    <w:p>
-      <w:pPr>
-        <w:pStyle w:val="30"/>
-        <w:rPr>
-          <w:highlight w:val="none"/>
-        </w:rPr>
-      </w:pPr>
-    </w:p>
-    <w:p>
-      <w:pPr>
-        <w:pStyle w:val="30"/>
-        <w:rPr>
-          <w:highlight w:val="none"/>
-        </w:rPr>
-      </w:pPr>
-    </w:p>
-    <w:p>
-      <w:pPr>
-        <w:pStyle w:val="30"/>
-        <w:rPr>
-          <w:highlight w:val="none"/>
-        </w:rPr>
-      </w:pPr>
-    </w:p>
-    <w:p>
-      <w:pPr>
+        <w:keepNext/>
+        <w:keepLines/>
+        <w:pageBreakBefore w:val="0"/>
+        <w:widowControl w:val="0"/>
+        <w:kinsoku/>
+        <w:wordWrap/>
+        <w:overflowPunct/>
+        <w:topLinePunct w:val="0"/>
+        <w:autoSpaceDE/>
+        <w:autoSpaceDN/>
+        <w:bidi w:val="0"/>
         <w:adjustRightInd w:val="0"/>
         <w:snapToGrid w:val="0"/>
         <w:spacing w:line="600" w:lineRule="exact"/>
         <w:jc w:val="left"/>
+        <w:textAlignment w:val="auto"/>
         <w:rPr>
           <w:rFonts w:hint="eastAsia" w:ascii="宋体" w:hAnsi="宋体" w:eastAsia="宋体"/>
           <w:b/>
@@ -11972,10 +12155,22 @@
     </w:p>
     <w:p>
       <w:pPr>
+        <w:keepNext/>
+        <w:keepLines/>
+        <w:pageBreakBefore w:val="0"/>
+        <w:widowControl w:val="0"/>
+        <w:kinsoku/>
+        <w:wordWrap/>
+        <w:overflowPunct/>
+        <w:topLinePunct w:val="0"/>
+        <w:autoSpaceDE/>
+        <w:autoSpaceDN/>
+        <w:bidi w:val="0"/>
         <w:adjustRightInd w:val="0"/>
         <w:snapToGrid w:val="0"/>
         <w:spacing w:line="600" w:lineRule="exact"/>
         <w:jc w:val="center"/>
+        <w:textAlignment w:val="auto"/>
         <w:rPr>
           <w:rFonts w:ascii="方正小标宋简体" w:hAnsi="宋体" w:eastAsia="方正小标宋简体"/>
           <w:sz w:val="32"/>
@@ -11995,10 +12190,22 @@
     </w:p>
     <w:p>
       <w:pPr>
+        <w:keepNext/>
+        <w:keepLines/>
+        <w:pageBreakBefore w:val="0"/>
+        <w:widowControl w:val="0"/>
+        <w:kinsoku/>
+        <w:wordWrap/>
+        <w:overflowPunct/>
+        <w:topLinePunct w:val="0"/>
+        <w:autoSpaceDE/>
+        <w:autoSpaceDN/>
+        <w:bidi w:val="0"/>
         <w:adjustRightInd w:val="0"/>
         <w:snapToGrid w:val="0"/>
         <w:spacing w:line="600" w:lineRule="exact"/>
         <w:jc w:val="center"/>
+        <w:textAlignment w:val="auto"/>
         <w:rPr>
           <w:rFonts w:ascii="方正小标宋简体" w:hAnsi="宋体" w:eastAsia="方正小标宋简体"/>
           <w:sz w:val="32"/>
@@ -12009,7 +12216,19 @@
     </w:p>
     <w:p>
       <w:pPr>
+        <w:keepNext/>
+        <w:keepLines/>
+        <w:pageBreakBefore w:val="0"/>
+        <w:widowControl w:val="0"/>
+        <w:kinsoku/>
+        <w:wordWrap/>
+        <w:overflowPunct/>
+        <w:topLinePunct w:val="0"/>
+        <w:autoSpaceDE/>
+        <w:autoSpaceDN/>
+        <w:bidi w:val="0"/>
         <w:spacing w:line="360" w:lineRule="auto"/>
+        <w:textAlignment w:val="auto"/>
         <w:rPr>
           <w:rFonts w:hint="eastAsia" w:ascii="仿宋_GB2312" w:hAnsi="宋体"/>
           <w:sz w:val="28"/>
@@ -12039,8 +12258,20 @@
     </w:p>
     <w:p>
       <w:pPr>
+        <w:keepNext/>
+        <w:keepLines/>
+        <w:pageBreakBefore w:val="0"/>
+        <w:widowControl w:val="0"/>
+        <w:kinsoku/>
+        <w:wordWrap/>
+        <w:overflowPunct/>
+        <w:topLinePunct w:val="0"/>
+        <w:autoSpaceDE/>
+        <w:autoSpaceDN/>
+        <w:bidi w:val="0"/>
         <w:spacing w:line="360" w:lineRule="auto"/>
         <w:ind w:firstLine="560" w:firstLineChars="200"/>
+        <w:textAlignment w:val="auto"/>
         <w:rPr>
           <w:rFonts w:hint="eastAsia" w:ascii="仿宋_GB2312" w:hAnsi="宋体" w:cs="宋体"/>
           <w:sz w:val="28"/>
@@ -12236,8 +12467,20 @@
     </w:p>
     <w:p>
       <w:pPr>
+        <w:keepNext/>
+        <w:keepLines/>
+        <w:pageBreakBefore w:val="0"/>
+        <w:widowControl w:val="0"/>
+        <w:kinsoku/>
+        <w:wordWrap/>
+        <w:overflowPunct/>
+        <w:topLinePunct w:val="0"/>
+        <w:autoSpaceDE/>
+        <w:autoSpaceDN/>
+        <w:bidi w:val="0"/>
         <w:spacing w:line="360" w:lineRule="auto"/>
         <w:ind w:firstLine="560" w:firstLineChars="200"/>
+        <w:textAlignment w:val="auto"/>
         <w:rPr>
           <w:rFonts w:hint="eastAsia" w:ascii="仿宋_GB2312" w:hAnsi="宋体" w:cs="宋体"/>
           <w:sz w:val="28"/>
@@ -12257,8 +12500,20 @@
     </w:p>
     <w:p>
       <w:pPr>
+        <w:keepNext/>
+        <w:keepLines/>
+        <w:pageBreakBefore w:val="0"/>
+        <w:widowControl w:val="0"/>
+        <w:kinsoku/>
+        <w:wordWrap/>
+        <w:overflowPunct/>
+        <w:topLinePunct w:val="0"/>
+        <w:autoSpaceDE/>
+        <w:autoSpaceDN/>
+        <w:bidi w:val="0"/>
         <w:spacing w:line="360" w:lineRule="auto"/>
         <w:ind w:firstLine="560" w:firstLineChars="200"/>
+        <w:textAlignment w:val="auto"/>
         <w:rPr>
           <w:rFonts w:hint="eastAsia" w:ascii="仿宋_GB2312" w:hAnsi="宋体"/>
           <w:sz w:val="28"/>
@@ -12278,9 +12533,21 @@
     </w:p>
     <w:p>
       <w:pPr>
+        <w:keepNext/>
+        <w:keepLines/>
+        <w:pageBreakBefore w:val="0"/>
+        <w:widowControl w:val="0"/>
+        <w:kinsoku/>
+        <w:wordWrap/>
+        <w:overflowPunct/>
+        <w:topLinePunct w:val="0"/>
+        <w:autoSpaceDE/>
+        <w:autoSpaceDN/>
+        <w:bidi w:val="0"/>
         <w:spacing w:line="360" w:lineRule="auto"/>
         <w:ind w:firstLine="3620" w:firstLineChars="1293"/>
         <w:jc w:val="center"/>
+        <w:textAlignment w:val="auto"/>
         <w:rPr>
           <w:rFonts w:hint="eastAsia" w:ascii="仿宋_GB2312" w:hAnsi="宋体" w:cs="宋体"/>
           <w:sz w:val="28"/>
@@ -12300,9 +12567,21 @@
     </w:p>
     <w:p>
       <w:pPr>
+        <w:keepNext/>
+        <w:keepLines/>
+        <w:pageBreakBefore w:val="0"/>
+        <w:widowControl w:val="0"/>
+        <w:kinsoku/>
+        <w:wordWrap/>
+        <w:overflowPunct/>
+        <w:topLinePunct w:val="0"/>
+        <w:autoSpaceDE/>
+        <w:autoSpaceDN/>
+        <w:bidi w:val="0"/>
         <w:spacing w:line="360" w:lineRule="auto"/>
         <w:ind w:firstLine="2833" w:firstLineChars="1012"/>
         <w:jc w:val="center"/>
+        <w:textAlignment w:val="auto"/>
         <w:outlineLvl w:val="0"/>
         <w:rPr>
           <w:rFonts w:hint="eastAsia" w:ascii="仿宋_GB2312" w:hAnsi="宋体"/>
@@ -12323,9 +12602,21 @@
     </w:p>
     <w:p>
       <w:pPr>
+        <w:keepNext/>
+        <w:keepLines/>
+        <w:pageBreakBefore w:val="0"/>
+        <w:widowControl w:val="0"/>
+        <w:kinsoku/>
+        <w:wordWrap/>
+        <w:overflowPunct/>
+        <w:topLinePunct w:val="0"/>
+        <w:autoSpaceDE/>
+        <w:autoSpaceDN/>
+        <w:bidi w:val="0"/>
         <w:spacing w:line="360" w:lineRule="auto"/>
         <w:ind w:firstLine="140" w:firstLineChars="50"/>
         <w:jc w:val="right"/>
+        <w:textAlignment w:val="auto"/>
         <w:rPr>
           <w:rFonts w:hint="eastAsia" w:ascii="仿宋_GB2312" w:hAnsi="宋体" w:cs="宋体"/>
           <w:vanish/>
@@ -12356,7 +12647,19 @@
     </w:p>
     <w:p>
       <w:pPr>
+        <w:keepNext/>
+        <w:keepLines/>
+        <w:pageBreakBefore w:val="0"/>
+        <w:widowControl w:val="0"/>
+        <w:kinsoku/>
+        <w:wordWrap/>
+        <w:overflowPunct/>
+        <w:topLinePunct w:val="0"/>
+        <w:autoSpaceDE/>
+        <w:autoSpaceDN/>
+        <w:bidi w:val="0"/>
         <w:spacing w:line="360" w:lineRule="auto"/>
+        <w:textAlignment w:val="auto"/>
         <w:rPr>
           <w:rFonts w:hint="eastAsia" w:ascii="仿宋_GB2312" w:hAnsi="宋体" w:cs="宋体"/>
           <w:kern w:val="0"/>
@@ -12378,7 +12681,19 @@
     </w:p>
     <w:p>
       <w:pPr>
+        <w:keepNext/>
+        <w:keepLines/>
+        <w:pageBreakBefore w:val="0"/>
+        <w:widowControl w:val="0"/>
+        <w:kinsoku/>
+        <w:wordWrap/>
+        <w:overflowPunct/>
+        <w:topLinePunct w:val="0"/>
+        <w:autoSpaceDE/>
+        <w:autoSpaceDN/>
+        <w:bidi w:val="0"/>
         <w:spacing w:line="360" w:lineRule="auto"/>
+        <w:textAlignment w:val="auto"/>
         <w:rPr>
           <w:rFonts w:hint="eastAsia"/>
           <w:highlight w:val="none"/>
@@ -12397,91 +12712,32 @@
     </w:p>
     <w:p>
       <w:pPr>
-        <w:adjustRightInd w:val="0"/>
-        <w:snapToGrid w:val="0"/>
-        <w:spacing w:line="600" w:lineRule="exact"/>
-        <w:jc w:val="left"/>
-        <w:rPr>
-          <w:rFonts w:ascii="宋体" w:hAnsi="宋体"/>
-          <w:b/>
-          <w:sz w:val="28"/>
-          <w:szCs w:val="28"/>
+        <w:pStyle w:val="60"/>
+        <w:ind w:left="0" w:leftChars="0" w:firstLine="0" w:firstLineChars="0"/>
+        <w:jc w:val="both"/>
+        <w:rPr>
           <w:highlight w:val="none"/>
         </w:rPr>
       </w:pPr>
     </w:p>
     <w:p>
       <w:pPr>
-        <w:rPr>
-          <w:highlight w:val="none"/>
-        </w:rPr>
-      </w:pPr>
-    </w:p>
-    <w:p>
-      <w:pPr>
-        <w:adjustRightInd w:val="0"/>
-        <w:snapToGrid w:val="0"/>
-        <w:spacing w:line="600" w:lineRule="exact"/>
-        <w:ind w:firstLine="555"/>
-        <w:jc w:val="left"/>
-        <w:rPr>
-          <w:rFonts w:ascii="仿宋_GB2312" w:hAnsi="宋体" w:eastAsia="仿宋_GB2312"/>
-          <w:sz w:val="28"/>
-          <w:szCs w:val="28"/>
-          <w:highlight w:val="none"/>
-        </w:rPr>
-      </w:pPr>
-    </w:p>
-    <w:p>
-      <w:pPr>
-        <w:pStyle w:val="14"/>
-        <w:rPr>
-          <w:highlight w:val="none"/>
-        </w:rPr>
-      </w:pPr>
-    </w:p>
-    <w:p>
-      <w:pPr>
-        <w:pStyle w:val="60"/>
-        <w:rPr>
-          <w:highlight w:val="none"/>
-        </w:rPr>
-      </w:pPr>
-    </w:p>
-    <w:p>
-      <w:pPr>
-        <w:pStyle w:val="60"/>
-        <w:rPr>
-          <w:highlight w:val="none"/>
-        </w:rPr>
-      </w:pPr>
-    </w:p>
-    <w:p>
-      <w:pPr>
-        <w:rPr>
-          <w:highlight w:val="none"/>
-        </w:rPr>
-      </w:pPr>
-    </w:p>
-    <w:p>
-      <w:pPr>
-        <w:pStyle w:val="14"/>
-        <w:rPr>
-          <w:highlight w:val="none"/>
-        </w:rPr>
-      </w:pPr>
-    </w:p>
-    <w:p>
-      <w:pPr>
-        <w:pStyle w:val="60"/>
-        <w:rPr>
-          <w:highlight w:val="none"/>
-        </w:rPr>
-      </w:pPr>
-    </w:p>
-    <w:p>
-      <w:pPr>
         <w:pStyle w:val="3"/>
+        <w:keepNext/>
+        <w:keepLines w:val="0"/>
+        <w:pageBreakBefore w:val="0"/>
+        <w:widowControl w:val="0"/>
+        <w:kinsoku/>
+        <w:wordWrap/>
+        <w:overflowPunct/>
+        <w:topLinePunct w:val="0"/>
+        <w:autoSpaceDE/>
+        <w:autoSpaceDN/>
+        <w:bidi w:val="0"/>
+        <w:adjustRightInd/>
+        <w:snapToGrid/>
+        <w:spacing w:line="416" w:lineRule="auto"/>
+        <w:textAlignment w:val="auto"/>
         <w:outlineLvl w:val="0"/>
         <w:rPr>
           <w:highlight w:val="none"/>
@@ -12495,8 +12751,8 @@
         </w:rPr>
         <w:t>第三章</w:t>
       </w:r>
-      <w:bookmarkStart w:id="26" w:name="_Toc88209934"/>
-      <w:bookmarkStart w:id="27" w:name="_Toc87616371"/>
+      <w:bookmarkStart w:id="26" w:name="_Toc87616371"/>
+      <w:bookmarkStart w:id="27" w:name="_Toc88209934"/>
       <w:r>
         <w:rPr>
           <w:rFonts w:hint="eastAsia"/>
@@ -12564,6 +12820,7 @@
           </w:tblCellMar>
         </w:tblPrEx>
         <w:trPr>
+          <w:cantSplit/>
           <w:trHeight w:val="1708" w:hRule="atLeast"/>
         </w:trPr>
         <w:tc>
@@ -12578,9 +12835,21 @@
           </w:tcPr>
           <w:p>
             <w:pPr>
+              <w:keepNext/>
+              <w:keepLines w:val="0"/>
+              <w:pageBreakBefore w:val="0"/>
+              <w:widowControl w:val="0"/>
+              <w:kinsoku/>
+              <w:wordWrap/>
+              <w:overflowPunct/>
+              <w:topLinePunct w:val="0"/>
+              <w:autoSpaceDE/>
+              <w:autoSpaceDN/>
+              <w:bidi w:val="0"/>
               <w:adjustRightInd w:val="0"/>
               <w:snapToGrid w:val="0"/>
               <w:jc w:val="left"/>
+              <w:textAlignment w:val="auto"/>
               <w:rPr>
                 <w:rFonts w:ascii="仿宋_GB2312" w:eastAsia="仿宋_GB2312"/>
                 <w:sz w:val="24"/>
@@ -12611,9 +12880,21 @@
           </w:tcPr>
           <w:p>
             <w:pPr>
+              <w:keepNext/>
+              <w:keepLines w:val="0"/>
+              <w:pageBreakBefore w:val="0"/>
+              <w:widowControl w:val="0"/>
+              <w:kinsoku/>
+              <w:wordWrap/>
+              <w:overflowPunct/>
+              <w:topLinePunct w:val="0"/>
+              <w:autoSpaceDE/>
+              <w:autoSpaceDN/>
+              <w:bidi w:val="0"/>
               <w:adjustRightInd w:val="0"/>
               <w:snapToGrid w:val="0"/>
               <w:ind w:left="480" w:hanging="480" w:hangingChars="200"/>
+              <w:textAlignment w:val="auto"/>
               <w:rPr>
                 <w:rFonts w:ascii="仿宋_GB2312" w:hAnsi="宋体" w:eastAsia="仿宋_GB2312"/>
                 <w:sz w:val="24"/>
@@ -12652,9 +12933,21 @@
           </w:p>
           <w:p>
             <w:pPr>
+              <w:keepNext/>
+              <w:keepLines w:val="0"/>
+              <w:pageBreakBefore w:val="0"/>
+              <w:widowControl w:val="0"/>
+              <w:kinsoku/>
+              <w:wordWrap/>
+              <w:overflowPunct/>
+              <w:topLinePunct w:val="0"/>
+              <w:autoSpaceDE/>
+              <w:autoSpaceDN/>
+              <w:bidi w:val="0"/>
               <w:adjustRightInd w:val="0"/>
               <w:snapToGrid w:val="0"/>
               <w:ind w:left="480" w:hanging="480" w:hangingChars="200"/>
+              <w:textAlignment w:val="auto"/>
               <w:rPr>
                 <w:rFonts w:ascii="仿宋_GB2312" w:hAnsi="宋体" w:eastAsia="仿宋_GB2312"/>
                 <w:sz w:val="24"/>
@@ -12693,9 +12986,21 @@
           </w:p>
           <w:p>
             <w:pPr>
+              <w:keepNext/>
+              <w:keepLines w:val="0"/>
+              <w:pageBreakBefore w:val="0"/>
+              <w:widowControl w:val="0"/>
+              <w:kinsoku/>
+              <w:wordWrap/>
+              <w:overflowPunct/>
+              <w:topLinePunct w:val="0"/>
+              <w:autoSpaceDE/>
+              <w:autoSpaceDN/>
+              <w:bidi w:val="0"/>
               <w:adjustRightInd w:val="0"/>
               <w:snapToGrid w:val="0"/>
               <w:ind w:left="480" w:hanging="480" w:hangingChars="200"/>
+              <w:textAlignment w:val="auto"/>
               <w:rPr>
                 <w:rFonts w:ascii="仿宋_GB2312" w:eastAsia="仿宋_GB2312"/>
                 <w:sz w:val="24"/>
@@ -12729,7 +13034,26 @@
                 <w:szCs w:val="24"/>
                 <w:highlight w:val="none"/>
               </w:rPr>
-              <w:t xml:space="preserve"> 响应文件提交截止后，响应供应商不足3家的，应分析原因并重新发出采购邀请书。</w:t>
+              <w:t xml:space="preserve"> 响应文件提交截止后，响应供应商不足</w:t>
+            </w:r>
+            <w:r>
+              <w:rPr>
+                <w:rFonts w:hint="eastAsia" w:ascii="仿宋_GB2312" w:hAnsi="宋体" w:eastAsia="仿宋_GB2312"/>
+                <w:sz w:val="24"/>
+                <w:szCs w:val="24"/>
+                <w:highlight w:val="none"/>
+                <w:lang w:val="en-US" w:eastAsia="zh-CN"/>
+              </w:rPr>
+              <w:t>1</w:t>
+            </w:r>
+            <w:r>
+              <w:rPr>
+                <w:rFonts w:hint="eastAsia" w:ascii="仿宋_GB2312" w:hAnsi="宋体" w:eastAsia="仿宋_GB2312"/>
+                <w:sz w:val="24"/>
+                <w:szCs w:val="24"/>
+                <w:highlight w:val="none"/>
+              </w:rPr>
+              <w:t>家的，应分析原因并重新发出采购邀请书。</w:t>
             </w:r>
           </w:p>
         </w:tc>
@@ -12752,6 +13076,7 @@
           </w:tblCellMar>
         </w:tblPrEx>
         <w:trPr>
+          <w:cantSplit/>
           <w:trHeight w:val="1324" w:hRule="atLeast"/>
         </w:trPr>
         <w:tc>
@@ -12766,9 +13091,21 @@
           </w:tcPr>
           <w:p>
             <w:pPr>
+              <w:keepNext/>
+              <w:keepLines w:val="0"/>
+              <w:pageBreakBefore w:val="0"/>
+              <w:widowControl w:val="0"/>
+              <w:kinsoku/>
+              <w:wordWrap/>
+              <w:overflowPunct/>
+              <w:topLinePunct w:val="0"/>
+              <w:autoSpaceDE/>
+              <w:autoSpaceDN/>
+              <w:bidi w:val="0"/>
               <w:adjustRightInd w:val="0"/>
               <w:snapToGrid w:val="0"/>
               <w:jc w:val="left"/>
+              <w:textAlignment w:val="auto"/>
               <w:rPr>
                 <w:rFonts w:ascii="仿宋_GB2312" w:eastAsia="仿宋_GB2312"/>
                 <w:sz w:val="24"/>
@@ -12799,8 +13136,20 @@
           </w:tcPr>
           <w:p>
             <w:pPr>
+              <w:keepNext/>
+              <w:keepLines w:val="0"/>
+              <w:pageBreakBefore w:val="0"/>
+              <w:widowControl w:val="0"/>
+              <w:kinsoku/>
+              <w:wordWrap/>
+              <w:overflowPunct/>
+              <w:topLinePunct w:val="0"/>
+              <w:autoSpaceDE/>
+              <w:autoSpaceDN/>
+              <w:bidi w:val="0"/>
               <w:spacing w:line="400" w:lineRule="exact"/>
               <w:jc w:val="left"/>
+              <w:textAlignment w:val="auto"/>
               <w:rPr>
                 <w:rFonts w:hint="eastAsia" w:ascii="仿宋_GB2312" w:hAnsi="宋体" w:eastAsia="仿宋_GB2312"/>
                 <w:sz w:val="24"/>
@@ -12831,10 +13180,23 @@
           </w:p>
           <w:p>
             <w:pPr>
+              <w:keepNext/>
+              <w:keepLines w:val="0"/>
+              <w:pageBreakBefore w:val="0"/>
+              <w:widowControl w:val="0"/>
+              <w:kinsoku/>
+              <w:wordWrap/>
+              <w:overflowPunct/>
+              <w:topLinePunct w:val="0"/>
+              <w:autoSpaceDE/>
+              <w:autoSpaceDN/>
+              <w:bidi w:val="0"/>
               <w:spacing w:line="400" w:lineRule="exact"/>
               <w:jc w:val="left"/>
+              <w:textAlignment w:val="auto"/>
               <w:rPr>
                 <w:rFonts w:hint="eastAsia" w:ascii="仿宋_GB2312" w:hAnsi="宋体" w:eastAsia="仿宋_GB2312"/>
+                <w:color w:val="0000FF"/>
                 <w:sz w:val="24"/>
                 <w:szCs w:val="24"/>
                 <w:highlight w:val="none"/>
@@ -12845,6 +13207,7 @@
             <w:r>
               <w:rPr>
                 <w:rFonts w:hint="eastAsia" w:ascii="仿宋_GB2312" w:hAnsi="宋体" w:eastAsia="仿宋_GB2312"/>
+                <w:color w:val="0000FF"/>
                 <w:sz w:val="24"/>
                 <w:szCs w:val="24"/>
                 <w:highlight w:val="none"/>
@@ -12856,9 +13219,21 @@
           </w:p>
           <w:p>
             <w:pPr>
+              <w:keepNext/>
+              <w:keepLines w:val="0"/>
+              <w:pageBreakBefore w:val="0"/>
+              <w:widowControl w:val="0"/>
+              <w:kinsoku/>
+              <w:wordWrap/>
+              <w:overflowPunct/>
+              <w:topLinePunct w:val="0"/>
+              <w:autoSpaceDE/>
+              <w:autoSpaceDN/>
+              <w:bidi w:val="0"/>
               <w:adjustRightInd w:val="0"/>
               <w:snapToGrid w:val="0"/>
               <w:ind w:left="480" w:hanging="480" w:hangingChars="200"/>
+              <w:textAlignment w:val="auto"/>
               <w:rPr>
                 <w:rFonts w:ascii="仿宋_GB2312" w:eastAsia="仿宋_GB2312"/>
                 <w:sz w:val="24"/>
@@ -12915,6 +13290,7 @@
           </w:tblCellMar>
         </w:tblPrEx>
         <w:trPr>
+          <w:cantSplit/>
           <w:trHeight w:val="979" w:hRule="atLeast"/>
         </w:trPr>
         <w:tc>
@@ -12929,9 +13305,21 @@
           </w:tcPr>
           <w:p>
             <w:pPr>
+              <w:keepNext/>
+              <w:keepLines w:val="0"/>
+              <w:pageBreakBefore w:val="0"/>
+              <w:widowControl w:val="0"/>
+              <w:kinsoku/>
+              <w:wordWrap/>
+              <w:overflowPunct/>
+              <w:topLinePunct w:val="0"/>
+              <w:autoSpaceDE/>
+              <w:autoSpaceDN/>
+              <w:bidi w:val="0"/>
               <w:adjustRightInd w:val="0"/>
               <w:snapToGrid w:val="0"/>
               <w:jc w:val="left"/>
+              <w:textAlignment w:val="auto"/>
               <w:rPr>
                 <w:rFonts w:ascii="仿宋_GB2312" w:eastAsia="仿宋_GB2312"/>
                 <w:sz w:val="24"/>
@@ -12963,7 +13351,19 @@
           <w:p>
             <w:pPr>
               <w:pStyle w:val="14"/>
+              <w:keepNext/>
+              <w:keepLines w:val="0"/>
+              <w:pageBreakBefore w:val="0"/>
+              <w:widowControl w:val="0"/>
+              <w:kinsoku/>
+              <w:wordWrap/>
+              <w:overflowPunct/>
+              <w:topLinePunct w:val="0"/>
+              <w:autoSpaceDE/>
+              <w:autoSpaceDN/>
+              <w:bidi w:val="0"/>
               <w:ind w:firstLine="480" w:firstLineChars="200"/>
+              <w:textAlignment w:val="auto"/>
               <w:rPr>
                 <w:rFonts w:hint="eastAsia"/>
                 <w:highlight w:val="none"/>
@@ -13009,6 +13409,7 @@
           </w:tblCellMar>
         </w:tblPrEx>
         <w:trPr>
+          <w:cantSplit/>
           <w:trHeight w:val="1143" w:hRule="atLeast"/>
         </w:trPr>
         <w:tc>
@@ -13023,9 +13424,21 @@
           </w:tcPr>
           <w:p>
             <w:pPr>
+              <w:keepNext/>
+              <w:keepLines w:val="0"/>
+              <w:pageBreakBefore w:val="0"/>
+              <w:widowControl w:val="0"/>
+              <w:kinsoku/>
+              <w:wordWrap/>
+              <w:overflowPunct/>
+              <w:topLinePunct w:val="0"/>
+              <w:autoSpaceDE/>
+              <w:autoSpaceDN/>
+              <w:bidi w:val="0"/>
               <w:adjustRightInd w:val="0"/>
               <w:snapToGrid w:val="0"/>
               <w:jc w:val="left"/>
+              <w:textAlignment w:val="auto"/>
               <w:rPr>
                 <w:rFonts w:ascii="仿宋_GB2312" w:eastAsia="仿宋_GB2312"/>
                 <w:sz w:val="24"/>
@@ -13056,8 +13469,20 @@
           </w:tcPr>
           <w:p>
             <w:pPr>
+              <w:keepNext/>
+              <w:keepLines w:val="0"/>
+              <w:pageBreakBefore w:val="0"/>
+              <w:widowControl w:val="0"/>
+              <w:kinsoku/>
+              <w:wordWrap/>
+              <w:overflowPunct/>
+              <w:topLinePunct w:val="0"/>
+              <w:autoSpaceDE/>
+              <w:autoSpaceDN/>
+              <w:bidi w:val="0"/>
               <w:adjustRightInd w:val="0"/>
               <w:snapToGrid w:val="0"/>
+              <w:textAlignment w:val="auto"/>
               <w:rPr>
                 <w:rFonts w:ascii="仿宋_GB2312" w:hAnsi="宋体" w:eastAsia="仿宋_GB2312"/>
                 <w:sz w:val="24"/>
@@ -13125,8 +13550,20 @@
           </w:p>
           <w:p>
             <w:pPr>
+              <w:keepNext/>
+              <w:keepLines w:val="0"/>
+              <w:pageBreakBefore w:val="0"/>
+              <w:widowControl w:val="0"/>
+              <w:kinsoku/>
+              <w:wordWrap/>
+              <w:overflowPunct/>
+              <w:topLinePunct w:val="0"/>
+              <w:autoSpaceDE/>
+              <w:autoSpaceDN/>
+              <w:bidi w:val="0"/>
               <w:adjustRightInd w:val="0"/>
               <w:snapToGrid w:val="0"/>
+              <w:textAlignment w:val="auto"/>
               <w:rPr>
                 <w:rFonts w:ascii="仿宋_GB2312" w:hAnsi="宋体" w:eastAsia="仿宋_GB2312"/>
                 <w:sz w:val="24"/>
@@ -13174,6 +13611,7 @@
           </w:tblCellMar>
         </w:tblPrEx>
         <w:trPr>
+          <w:cantSplit/>
           <w:trHeight w:val="1204" w:hRule="atLeast"/>
         </w:trPr>
         <w:tc>
@@ -13189,9 +13627,21 @@
           </w:tcPr>
           <w:p>
             <w:pPr>
+              <w:keepNext/>
+              <w:keepLines w:val="0"/>
+              <w:pageBreakBefore w:val="0"/>
+              <w:widowControl w:val="0"/>
+              <w:kinsoku/>
+              <w:wordWrap/>
+              <w:overflowPunct/>
+              <w:topLinePunct w:val="0"/>
+              <w:autoSpaceDE/>
+              <w:autoSpaceDN/>
+              <w:bidi w:val="0"/>
               <w:adjustRightInd w:val="0"/>
               <w:snapToGrid w:val="0"/>
               <w:jc w:val="left"/>
+              <w:textAlignment w:val="auto"/>
               <w:rPr>
                 <w:rFonts w:ascii="仿宋_GB2312" w:eastAsia="仿宋_GB2312"/>
                 <w:sz w:val="24"/>
@@ -13223,8 +13673,20 @@
           </w:tcPr>
           <w:p>
             <w:pPr>
+              <w:keepNext/>
+              <w:keepLines w:val="0"/>
+              <w:pageBreakBefore w:val="0"/>
+              <w:widowControl w:val="0"/>
+              <w:kinsoku/>
+              <w:wordWrap/>
+              <w:overflowPunct/>
+              <w:topLinePunct w:val="0"/>
+              <w:autoSpaceDE/>
+              <w:autoSpaceDN/>
+              <w:bidi w:val="0"/>
               <w:adjustRightInd w:val="0"/>
               <w:snapToGrid w:val="0"/>
+              <w:textAlignment w:val="auto"/>
               <w:rPr>
                 <w:rFonts w:ascii="仿宋_GB2312" w:hAnsi="宋体" w:eastAsia="仿宋_GB2312"/>
                 <w:sz w:val="24"/>
@@ -13273,8 +13735,20 @@
           </w:p>
           <w:p>
             <w:pPr>
+              <w:keepNext/>
+              <w:keepLines w:val="0"/>
+              <w:pageBreakBefore w:val="0"/>
+              <w:widowControl w:val="0"/>
+              <w:kinsoku/>
+              <w:wordWrap/>
+              <w:overflowPunct/>
+              <w:topLinePunct w:val="0"/>
+              <w:autoSpaceDE/>
+              <w:autoSpaceDN/>
+              <w:bidi w:val="0"/>
               <w:adjustRightInd w:val="0"/>
               <w:snapToGrid w:val="0"/>
+              <w:textAlignment w:val="auto"/>
               <w:rPr>
                 <w:rFonts w:ascii="仿宋_GB2312" w:hAnsi="宋体" w:eastAsia="仿宋_GB2312"/>
                 <w:sz w:val="24"/>
@@ -13312,6 +13786,7 @@
           </w:tblCellMar>
         </w:tblPrEx>
         <w:trPr>
+          <w:cantSplit/>
           <w:trHeight w:val="653" w:hRule="atLeast"/>
         </w:trPr>
         <w:tc>
@@ -13327,9 +13802,21 @@
           </w:tcPr>
           <w:p>
             <w:pPr>
+              <w:keepNext/>
+              <w:keepLines w:val="0"/>
+              <w:pageBreakBefore w:val="0"/>
+              <w:widowControl w:val="0"/>
+              <w:kinsoku/>
+              <w:wordWrap/>
+              <w:overflowPunct/>
+              <w:topLinePunct w:val="0"/>
+              <w:autoSpaceDE/>
+              <w:autoSpaceDN/>
+              <w:bidi w:val="0"/>
               <w:adjustRightInd w:val="0"/>
               <w:snapToGrid w:val="0"/>
               <w:jc w:val="left"/>
+              <w:textAlignment w:val="auto"/>
               <w:rPr>
                 <w:rFonts w:ascii="仿宋_GB2312" w:eastAsia="仿宋_GB2312"/>
                 <w:sz w:val="24"/>
@@ -13361,10 +13848,22 @@
           </w:tcPr>
           <w:p>
             <w:pPr>
+              <w:keepNext/>
+              <w:keepLines w:val="0"/>
+              <w:pageBreakBefore w:val="0"/>
+              <w:widowControl w:val="0"/>
+              <w:kinsoku/>
+              <w:wordWrap/>
+              <w:overflowPunct/>
+              <w:topLinePunct w:val="0"/>
+              <w:autoSpaceDE/>
+              <w:autoSpaceDN/>
+              <w:bidi w:val="0"/>
               <w:adjustRightInd w:val="0"/>
               <w:snapToGrid w:val="0"/>
               <w:ind w:left="1" w:firstLine="2"/>
               <w:jc w:val="left"/>
+              <w:textAlignment w:val="auto"/>
               <w:rPr>
                 <w:rFonts w:ascii="仿宋_GB2312" w:hAnsi="宋体" w:eastAsia="仿宋_GB2312"/>
                 <w:sz w:val="24"/>
@@ -13402,6 +13901,7 @@
           </w:tblCellMar>
         </w:tblPrEx>
         <w:trPr>
+          <w:cantSplit/>
           <w:trHeight w:val="1204" w:hRule="atLeast"/>
         </w:trPr>
         <w:tc>
@@ -13417,9 +13917,21 @@
           </w:tcPr>
           <w:p>
             <w:pPr>
+              <w:keepNext/>
+              <w:keepLines w:val="0"/>
+              <w:pageBreakBefore w:val="0"/>
+              <w:widowControl w:val="0"/>
+              <w:kinsoku/>
+              <w:wordWrap/>
+              <w:overflowPunct/>
+              <w:topLinePunct w:val="0"/>
+              <w:autoSpaceDE/>
+              <w:autoSpaceDN/>
+              <w:bidi w:val="0"/>
               <w:adjustRightInd w:val="0"/>
               <w:snapToGrid w:val="0"/>
               <w:jc w:val="left"/>
+              <w:textAlignment w:val="auto"/>
               <w:rPr>
                 <w:rFonts w:ascii="仿宋_GB2312" w:eastAsia="仿宋_GB2312"/>
                 <w:sz w:val="24"/>
@@ -13451,10 +13963,22 @@
           </w:tcPr>
           <w:p>
             <w:pPr>
+              <w:keepNext/>
+              <w:keepLines w:val="0"/>
+              <w:pageBreakBefore w:val="0"/>
+              <w:widowControl w:val="0"/>
+              <w:kinsoku/>
+              <w:wordWrap/>
+              <w:overflowPunct/>
+              <w:topLinePunct w:val="0"/>
+              <w:autoSpaceDE/>
+              <w:autoSpaceDN/>
+              <w:bidi w:val="0"/>
               <w:adjustRightInd w:val="0"/>
               <w:snapToGrid w:val="0"/>
               <w:ind w:left="1" w:firstLine="2"/>
               <w:jc w:val="left"/>
+              <w:textAlignment w:val="auto"/>
               <w:rPr>
                 <w:rFonts w:ascii="仿宋_GB2312" w:hAnsi="宋体" w:eastAsia="仿宋_GB2312"/>
                 <w:sz w:val="24"/>
@@ -13514,10 +14038,22 @@
           </w:p>
           <w:p>
             <w:pPr>
+              <w:keepNext/>
+              <w:keepLines w:val="0"/>
+              <w:pageBreakBefore w:val="0"/>
+              <w:widowControl w:val="0"/>
+              <w:kinsoku/>
+              <w:wordWrap/>
+              <w:overflowPunct/>
+              <w:topLinePunct w:val="0"/>
+              <w:autoSpaceDE/>
+              <w:autoSpaceDN/>
+              <w:bidi w:val="0"/>
               <w:adjustRightInd w:val="0"/>
               <w:snapToGrid w:val="0"/>
               <w:ind w:left="1" w:firstLine="2"/>
               <w:jc w:val="left"/>
+              <w:textAlignment w:val="auto"/>
               <w:rPr>
                 <w:rFonts w:ascii="仿宋_GB2312" w:hAnsi="宋体" w:eastAsia="仿宋_GB2312"/>
                 <w:sz w:val="24"/>
@@ -13532,9 +14068,9 @@
     <w:p>
       <w:pPr>
         <w:pStyle w:val="2"/>
-        <w:keepNext/>
-        <w:keepLines/>
-        <w:pageBreakBefore w:val="0"/>
+        <w:keepNext w:val="0"/>
+        <w:keepLines w:val="0"/>
+        <w:pageBreakBefore/>
         <w:widowControl w:val="0"/>
         <w:kinsoku/>
         <w:wordWrap/>
@@ -13551,23 +14087,16 @@
           <w:highlight w:val="none"/>
         </w:rPr>
       </w:pPr>
+      <w:bookmarkStart w:id="28" w:name="_Toc6982"/>
       <w:r>
         <w:rPr>
           <w:rFonts w:hint="eastAsia"/>
           <w:highlight w:val="none"/>
         </w:rPr>
-        <w:br w:type="page"/>
-      </w:r>
-      <w:bookmarkStart w:id="28" w:name="_Toc6982"/>
-      <w:r>
-        <w:rPr>
-          <w:rFonts w:hint="eastAsia"/>
-          <w:highlight w:val="none"/>
-        </w:rPr>
         <w:t>第四章</w:t>
       </w:r>
-      <w:bookmarkStart w:id="29" w:name="_Toc87616378"/>
-      <w:bookmarkStart w:id="30" w:name="_Toc88209941"/>
+      <w:bookmarkStart w:id="29" w:name="_Toc88209941"/>
+      <w:bookmarkStart w:id="30" w:name="_Toc87616378"/>
       <w:r>
         <w:rPr>
           <w:rFonts w:hint="eastAsia"/>
@@ -15751,12 +16280,6 @@
             <w:insideH w:val="single" w:color="auto" w:sz="4" w:space="0"/>
             <w:insideV w:val="single" w:color="auto" w:sz="4" w:space="0"/>
           </w:tblBorders>
-          <w:tblCellMar>
-            <w:top w:w="0" w:type="dxa"/>
-            <w:left w:w="108" w:type="dxa"/>
-            <w:bottom w:w="0" w:type="dxa"/>
-            <w:right w:w="108" w:type="dxa"/>
-          </w:tblCellMar>
         </w:tblPrEx>
         <w:trPr>
           <w:trHeight w:val="355" w:hRule="atLeast"/>
@@ -16415,20 +16938,27 @@
     <w:p>
       <w:pPr>
         <w:pStyle w:val="2"/>
+        <w:keepNext w:val="0"/>
+        <w:keepLines w:val="0"/>
+        <w:pageBreakBefore/>
+        <w:widowControl w:val="0"/>
+        <w:kinsoku/>
+        <w:wordWrap/>
+        <w:overflowPunct/>
+        <w:topLinePunct w:val="0"/>
+        <w:autoSpaceDE/>
+        <w:autoSpaceDN/>
+        <w:bidi w:val="0"/>
+        <w:adjustRightInd/>
+        <w:snapToGrid/>
         <w:spacing w:line="360" w:lineRule="auto"/>
+        <w:textAlignment w:val="auto"/>
         <w:rPr>
           <w:rFonts w:hint="eastAsia" w:eastAsia="方正小标宋简体"/>
           <w:highlight w:val="none"/>
           <w:lang w:val="en-US" w:eastAsia="zh-CN"/>
         </w:rPr>
       </w:pPr>
-      <w:r>
-        <w:rPr>
-          <w:rFonts w:hint="eastAsia"/>
-          <w:highlight w:val="none"/>
-        </w:rPr>
-        <w:br w:type="page"/>
-      </w:r>
       <w:bookmarkStart w:id="36" w:name="_Toc20383"/>
       <w:r>
         <w:rPr>
@@ -18806,12 +19336,6 @@
             <w:insideH w:val="none" w:color="auto" w:sz="0" w:space="0"/>
             <w:insideV w:val="none" w:color="auto" w:sz="0" w:space="0"/>
           </w:tblBorders>
-          <w:tblCellMar>
-            <w:top w:w="0" w:type="dxa"/>
-            <w:left w:w="108" w:type="dxa"/>
-            <w:bottom w:w="0" w:type="dxa"/>
-            <w:right w:w="108" w:type="dxa"/>
-          </w:tblCellMar>
         </w:tblPrEx>
         <w:trPr>
           <w:trHeight w:val="0" w:hRule="atLeast"/>
@@ -20647,9 +21171,23 @@
     </w:p>
     <w:p>
       <w:pPr>
+        <w:keepNext/>
+        <w:keepLines w:val="0"/>
+        <w:pageBreakBefore w:val="0"/>
+        <w:widowControl w:val="0"/>
+        <w:kinsoku/>
+        <w:wordWrap/>
+        <w:overflowPunct/>
+        <w:topLinePunct w:val="0"/>
+        <w:autoSpaceDE/>
+        <w:autoSpaceDN/>
+        <w:bidi w:val="0"/>
+        <w:adjustRightInd/>
+        <w:snapToGrid/>
         <w:spacing w:line="240" w:lineRule="auto"/>
         <w:ind w:left="0" w:right="0" w:firstLine="0"/>
         <w:jc w:val="both"/>
+        <w:textAlignment w:val="auto"/>
         <w:rPr>
           <w:rFonts w:hint="eastAsia" w:ascii="黑体" w:hAnsi="黑体" w:eastAsia="黑体" w:cs="黑体"/>
           <w:w w:val="100"/>
@@ -21296,7 +21834,7 @@
     <w:p>
       <w:pPr>
         <w:keepNext w:val="0"/>
-        <w:keepLines w:val="0"/>
+        <w:keepLines/>
         <w:pageBreakBefore w:val="0"/>
         <w:widowControl w:val="0"/>
         <w:kinsoku/>
@@ -21330,195 +21868,26 @@
     </w:p>
     <w:p>
       <w:pPr>
-        <w:pStyle w:val="14"/>
-        <w:rPr>
-          <w:highlight w:val="none"/>
-        </w:rPr>
-      </w:pPr>
-    </w:p>
-    <w:p>
-      <w:pPr>
-        <w:pStyle w:val="60"/>
-        <w:rPr>
-          <w:highlight w:val="none"/>
-        </w:rPr>
-      </w:pPr>
-    </w:p>
-    <w:p>
-      <w:pPr>
-        <w:rPr>
-          <w:highlight w:val="none"/>
-        </w:rPr>
-      </w:pPr>
-    </w:p>
-    <w:p>
-      <w:pPr>
-        <w:rPr>
-          <w:highlight w:val="none"/>
-        </w:rPr>
-      </w:pPr>
-    </w:p>
-    <w:p>
-      <w:pPr>
-        <w:rPr>
-          <w:highlight w:val="none"/>
-        </w:rPr>
-      </w:pPr>
-    </w:p>
-    <w:p>
-      <w:pPr>
-        <w:rPr>
-          <w:highlight w:val="none"/>
-        </w:rPr>
-      </w:pPr>
-    </w:p>
-    <w:p>
-      <w:pPr>
-        <w:rPr>
-          <w:highlight w:val="none"/>
-        </w:rPr>
-      </w:pPr>
-    </w:p>
-    <w:p>
-      <w:pPr>
-        <w:rPr>
-          <w:highlight w:val="none"/>
-        </w:rPr>
-      </w:pPr>
-    </w:p>
-    <w:p>
-      <w:pPr>
-        <w:rPr>
-          <w:highlight w:val="none"/>
-        </w:rPr>
-      </w:pPr>
-    </w:p>
-    <w:p>
-      <w:pPr>
-        <w:rPr>
-          <w:highlight w:val="none"/>
-        </w:rPr>
-      </w:pPr>
-    </w:p>
-    <w:p>
-      <w:pPr>
-        <w:rPr>
-          <w:highlight w:val="none"/>
-        </w:rPr>
-      </w:pPr>
-    </w:p>
-    <w:p>
-      <w:pPr>
-        <w:rPr>
-          <w:highlight w:val="none"/>
-        </w:rPr>
-      </w:pPr>
-    </w:p>
-    <w:p>
-      <w:pPr>
-        <w:rPr>
-          <w:highlight w:val="none"/>
-        </w:rPr>
-      </w:pPr>
-    </w:p>
-    <w:p>
-      <w:pPr>
-        <w:rPr>
-          <w:highlight w:val="none"/>
-        </w:rPr>
-      </w:pPr>
-    </w:p>
-    <w:p>
-      <w:pPr>
-        <w:rPr>
-          <w:highlight w:val="none"/>
-        </w:rPr>
-      </w:pPr>
-    </w:p>
-    <w:p>
-      <w:pPr>
-        <w:rPr>
-          <w:highlight w:val="none"/>
-        </w:rPr>
-      </w:pPr>
-    </w:p>
-    <w:p>
-      <w:pPr>
-        <w:rPr>
-          <w:highlight w:val="none"/>
-        </w:rPr>
-      </w:pPr>
-    </w:p>
-    <w:p>
-      <w:pPr>
-        <w:rPr>
-          <w:highlight w:val="none"/>
-        </w:rPr>
-      </w:pPr>
-    </w:p>
-    <w:p>
-      <w:pPr>
-        <w:rPr>
-          <w:highlight w:val="none"/>
-        </w:rPr>
-      </w:pPr>
-    </w:p>
-    <w:p>
-      <w:pPr>
-        <w:rPr>
-          <w:highlight w:val="none"/>
-        </w:rPr>
-      </w:pPr>
-    </w:p>
-    <w:p>
-      <w:pPr>
-        <w:rPr>
-          <w:highlight w:val="none"/>
-        </w:rPr>
-      </w:pPr>
-    </w:p>
-    <w:p>
-      <w:pPr>
-        <w:rPr>
-          <w:highlight w:val="none"/>
-        </w:rPr>
-      </w:pPr>
-    </w:p>
-    <w:p>
-      <w:pPr>
-        <w:rPr>
-          <w:highlight w:val="none"/>
-        </w:rPr>
-      </w:pPr>
-    </w:p>
-    <w:p>
-      <w:pPr>
-        <w:rPr>
-          <w:highlight w:val="none"/>
-        </w:rPr>
-      </w:pPr>
-    </w:p>
-    <w:p>
-      <w:pPr>
-        <w:rPr>
-          <w:highlight w:val="none"/>
-        </w:rPr>
-      </w:pPr>
-    </w:p>
-    <w:p>
-      <w:pPr>
-        <w:rPr>
-          <w:highlight w:val="none"/>
-        </w:rPr>
-      </w:pPr>
-    </w:p>
-    <w:p>
-      <w:pPr>
         <w:pStyle w:val="2"/>
+        <w:keepNext w:val="0"/>
+        <w:keepLines w:val="0"/>
+        <w:pageBreakBefore/>
+        <w:widowControl w:val="0"/>
         <w:numPr>
           <w:ilvl w:val="0"/>
-          <w:numId w:val="3"/>
+          <w:numId w:val="0"/>
         </w:numPr>
+        <w:kinsoku/>
+        <w:wordWrap/>
+        <w:overflowPunct/>
+        <w:topLinePunct w:val="0"/>
+        <w:autoSpaceDE/>
+        <w:autoSpaceDN/>
+        <w:bidi w:val="0"/>
+        <w:adjustRightInd/>
+        <w:snapToGrid/>
+        <w:spacing w:line="579" w:lineRule="auto"/>
+        <w:textAlignment w:val="auto"/>
         <w:rPr>
           <w:rFonts w:hint="eastAsia"/>
           <w:highlight w:val="none"/>
@@ -21526,6 +21895,17 @@
       </w:pPr>
       <w:bookmarkStart w:id="39" w:name="_Toc88209949"/>
       <w:bookmarkStart w:id="40" w:name="_Toc87616386"/>
+      <w:r>
+        <w:rPr>
+          <w:rFonts w:hint="eastAsia" w:ascii="Calibri" w:hAnsi="Calibri" w:eastAsia="方正小标宋简体" w:cs="Times New Roman"/>
+          <w:bCs/>
+          <w:kern w:val="44"/>
+          <w:sz w:val="44"/>
+          <w:szCs w:val="44"/>
+          <w:lang w:val="en-US" w:eastAsia="zh-CN" w:bidi="ar-SA"/>
+        </w:rPr>
+        <w:t>第六章</w:t>
+      </w:r>
       <w:r>
         <w:rPr>
           <w:highlight w:val="none"/>
@@ -21553,7 +21933,6 @@
     </w:p>
     <w:p>
       <w:pPr>
-        <w:pStyle w:val="2"/>
         <w:rPr>
           <w:rFonts w:hint="eastAsia"/>
           <w:highlight w:val="none"/>
@@ -21563,271 +21942,22 @@
     </w:p>
     <w:p>
       <w:pPr>
-        <w:rPr>
-          <w:rFonts w:hint="eastAsia"/>
-          <w:highlight w:val="none"/>
-        </w:rPr>
-      </w:pPr>
-    </w:p>
-    <w:p>
-      <w:pPr>
-        <w:rPr>
-          <w:rFonts w:hint="eastAsia"/>
-          <w:highlight w:val="none"/>
-        </w:rPr>
-      </w:pPr>
-    </w:p>
-    <w:p>
-      <w:pPr>
-        <w:rPr>
-          <w:rFonts w:hint="eastAsia"/>
-          <w:highlight w:val="none"/>
-        </w:rPr>
-      </w:pPr>
-    </w:p>
-    <w:p>
-      <w:pPr>
-        <w:rPr>
-          <w:rFonts w:hint="eastAsia"/>
-          <w:highlight w:val="none"/>
-        </w:rPr>
-      </w:pPr>
-    </w:p>
-    <w:p>
-      <w:pPr>
-        <w:rPr>
-          <w:rFonts w:hint="eastAsia"/>
-          <w:highlight w:val="none"/>
-        </w:rPr>
-      </w:pPr>
-    </w:p>
-    <w:p>
-      <w:pPr>
-        <w:rPr>
-          <w:rFonts w:hint="eastAsia"/>
-          <w:highlight w:val="none"/>
-        </w:rPr>
-      </w:pPr>
-    </w:p>
-    <w:p>
-      <w:pPr>
-        <w:rPr>
-          <w:rFonts w:hint="eastAsia"/>
-          <w:highlight w:val="none"/>
-        </w:rPr>
-      </w:pPr>
-    </w:p>
-    <w:p>
-      <w:pPr>
-        <w:rPr>
-          <w:rFonts w:hint="eastAsia"/>
-          <w:highlight w:val="none"/>
-        </w:rPr>
-      </w:pPr>
-    </w:p>
-    <w:p>
-      <w:pPr>
-        <w:rPr>
-          <w:rFonts w:hint="eastAsia"/>
-          <w:highlight w:val="none"/>
-        </w:rPr>
-      </w:pPr>
-    </w:p>
-    <w:p>
-      <w:pPr>
-        <w:rPr>
-          <w:rFonts w:hint="eastAsia"/>
-          <w:highlight w:val="none"/>
-        </w:rPr>
-      </w:pPr>
-    </w:p>
-    <w:p>
-      <w:pPr>
-        <w:rPr>
-          <w:rFonts w:hint="eastAsia"/>
-          <w:highlight w:val="none"/>
-        </w:rPr>
-      </w:pPr>
-    </w:p>
-    <w:p>
-      <w:pPr>
-        <w:rPr>
-          <w:rFonts w:hint="eastAsia"/>
-          <w:highlight w:val="none"/>
-        </w:rPr>
-      </w:pPr>
-    </w:p>
-    <w:p>
-      <w:pPr>
-        <w:rPr>
-          <w:rFonts w:hint="eastAsia"/>
-          <w:highlight w:val="none"/>
-        </w:rPr>
-      </w:pPr>
-    </w:p>
-    <w:p>
-      <w:pPr>
-        <w:rPr>
-          <w:rFonts w:hint="eastAsia"/>
-          <w:highlight w:val="none"/>
-        </w:rPr>
-      </w:pPr>
-    </w:p>
-    <w:p>
-      <w:pPr>
-        <w:rPr>
-          <w:rFonts w:hint="eastAsia"/>
-          <w:highlight w:val="none"/>
-        </w:rPr>
-      </w:pPr>
-    </w:p>
-    <w:p>
-      <w:pPr>
-        <w:rPr>
-          <w:rFonts w:hint="eastAsia"/>
-          <w:highlight w:val="none"/>
-        </w:rPr>
-      </w:pPr>
-    </w:p>
-    <w:p>
-      <w:pPr>
-        <w:rPr>
-          <w:rFonts w:hint="eastAsia"/>
-          <w:highlight w:val="none"/>
-        </w:rPr>
-      </w:pPr>
-    </w:p>
-    <w:p>
-      <w:pPr>
-        <w:rPr>
-          <w:rFonts w:hint="eastAsia"/>
-          <w:highlight w:val="none"/>
-        </w:rPr>
-      </w:pPr>
-    </w:p>
-    <w:p>
-      <w:pPr>
-        <w:rPr>
-          <w:rFonts w:hint="eastAsia"/>
-          <w:highlight w:val="none"/>
-        </w:rPr>
-      </w:pPr>
-    </w:p>
-    <w:p>
-      <w:pPr>
-        <w:rPr>
-          <w:rFonts w:hint="eastAsia"/>
-          <w:highlight w:val="none"/>
-        </w:rPr>
-      </w:pPr>
-    </w:p>
-    <w:p>
-      <w:pPr>
-        <w:rPr>
-          <w:rFonts w:hint="eastAsia"/>
-          <w:highlight w:val="none"/>
-        </w:rPr>
-      </w:pPr>
-    </w:p>
-    <w:p>
-      <w:pPr>
-        <w:rPr>
-          <w:rFonts w:hint="eastAsia"/>
-          <w:highlight w:val="none"/>
-        </w:rPr>
-      </w:pPr>
-    </w:p>
-    <w:p>
-      <w:pPr>
-        <w:rPr>
-          <w:rFonts w:hint="eastAsia"/>
-          <w:highlight w:val="none"/>
-        </w:rPr>
-      </w:pPr>
-    </w:p>
-    <w:p>
-      <w:pPr>
-        <w:rPr>
-          <w:rFonts w:hint="eastAsia"/>
-          <w:highlight w:val="none"/>
-        </w:rPr>
-      </w:pPr>
-    </w:p>
-    <w:p>
-      <w:pPr>
-        <w:rPr>
-          <w:rFonts w:hint="eastAsia"/>
-          <w:highlight w:val="none"/>
-        </w:rPr>
-      </w:pPr>
-    </w:p>
-    <w:p>
-      <w:pPr>
-        <w:rPr>
-          <w:rFonts w:hint="eastAsia"/>
-          <w:highlight w:val="none"/>
-        </w:rPr>
-      </w:pPr>
-    </w:p>
-    <w:p>
-      <w:pPr>
-        <w:rPr>
-          <w:rFonts w:hint="eastAsia"/>
-          <w:highlight w:val="none"/>
-        </w:rPr>
-      </w:pPr>
-    </w:p>
-    <w:p>
-      <w:pPr>
-        <w:rPr>
-          <w:rFonts w:hint="eastAsia"/>
-          <w:highlight w:val="none"/>
-        </w:rPr>
-      </w:pPr>
-    </w:p>
-    <w:p>
-      <w:pPr>
-        <w:rPr>
-          <w:rFonts w:hint="eastAsia"/>
-          <w:highlight w:val="none"/>
-        </w:rPr>
-      </w:pPr>
-    </w:p>
-    <w:p>
-      <w:pPr>
-        <w:rPr>
-          <w:rFonts w:hint="eastAsia"/>
-          <w:highlight w:val="none"/>
-        </w:rPr>
-      </w:pPr>
-    </w:p>
-    <w:p>
-      <w:pPr>
-        <w:rPr>
-          <w:rFonts w:hint="eastAsia"/>
-          <w:highlight w:val="none"/>
-        </w:rPr>
-      </w:pPr>
-    </w:p>
-    <w:p>
-      <w:pPr>
-        <w:rPr>
-          <w:rFonts w:hint="eastAsia"/>
-          <w:highlight w:val="none"/>
-        </w:rPr>
-      </w:pPr>
-    </w:p>
-    <w:p>
-      <w:pPr>
-        <w:rPr>
-          <w:rFonts w:hint="eastAsia"/>
-          <w:highlight w:val="none"/>
-        </w:rPr>
-      </w:pPr>
-    </w:p>
-    <w:p>
-      <w:pPr>
         <w:pStyle w:val="2"/>
+        <w:keepNext w:val="0"/>
+        <w:keepLines w:val="0"/>
+        <w:pageBreakBefore/>
+        <w:widowControl w:val="0"/>
+        <w:kinsoku/>
+        <w:wordWrap/>
+        <w:overflowPunct/>
+        <w:topLinePunct w:val="0"/>
+        <w:autoSpaceDE/>
+        <w:autoSpaceDN/>
+        <w:bidi w:val="0"/>
+        <w:adjustRightInd/>
+        <w:snapToGrid/>
+        <w:spacing w:line="579" w:lineRule="auto"/>
+        <w:textAlignment w:val="auto"/>
         <w:rPr>
           <w:highlight w:val="none"/>
         </w:rPr>
@@ -21868,6 +21998,17 @@
     <w:p>
       <w:pPr>
         <w:pStyle w:val="14"/>
+        <w:keepNext w:val="0"/>
+        <w:keepLines/>
+        <w:pageBreakBefore w:val="0"/>
+        <w:widowControl w:val="0"/>
+        <w:kinsoku/>
+        <w:overflowPunct/>
+        <w:topLinePunct w:val="0"/>
+        <w:autoSpaceDE/>
+        <w:autoSpaceDN/>
+        <w:bidi w:val="0"/>
+        <w:textAlignment w:val="auto"/>
         <w:rPr>
           <w:highlight w:val="none"/>
         </w:rPr>
@@ -21876,6 +22017,17 @@
     <w:p>
       <w:pPr>
         <w:pStyle w:val="60"/>
+        <w:keepNext w:val="0"/>
+        <w:keepLines/>
+        <w:pageBreakBefore w:val="0"/>
+        <w:widowControl w:val="0"/>
+        <w:kinsoku/>
+        <w:overflowPunct/>
+        <w:topLinePunct w:val="0"/>
+        <w:autoSpaceDE/>
+        <w:autoSpaceDN/>
+        <w:bidi w:val="0"/>
+        <w:textAlignment w:val="auto"/>
         <w:rPr>
           <w:rFonts w:hint="eastAsia"/>
           <w:highlight w:val="none"/>
@@ -21884,10 +22036,21 @@
     </w:p>
     <w:p>
       <w:pPr>
+        <w:keepNext w:val="0"/>
+        <w:keepLines/>
+        <w:pageBreakBefore w:val="0"/>
+        <w:widowControl w:val="0"/>
+        <w:kinsoku/>
+        <w:overflowPunct/>
+        <w:topLinePunct w:val="0"/>
+        <w:autoSpaceDE/>
+        <w:autoSpaceDN/>
+        <w:bidi w:val="0"/>
         <w:adjustRightInd w:val="0"/>
         <w:snapToGrid w:val="0"/>
         <w:spacing w:before="120" w:beforeLines="50" w:after="120" w:afterLines="50" w:line="360" w:lineRule="auto"/>
         <w:jc w:val="center"/>
+        <w:textAlignment w:val="auto"/>
         <w:rPr>
           <w:rFonts w:ascii="方正小标宋简体" w:eastAsia="方正小标宋简体"/>
           <w:sz w:val="44"/>
@@ -21899,7 +22062,7 @@
       <w:r>
         <w:rPr>
           <w:rFonts w:hint="eastAsia" w:ascii="方正小标宋简体" w:eastAsia="方正小标宋简体"/>
-          <w:color w:val="FF0000"/>
+          <w:color w:val="0000FF"/>
           <w:sz w:val="44"/>
           <w:szCs w:val="44"/>
           <w:highlight w:val="none"/>
@@ -21911,10 +22074,21 @@
     </w:p>
     <w:p>
       <w:pPr>
+        <w:keepNext w:val="0"/>
+        <w:keepLines/>
+        <w:pageBreakBefore w:val="0"/>
+        <w:widowControl w:val="0"/>
+        <w:kinsoku/>
+        <w:overflowPunct/>
+        <w:topLinePunct w:val="0"/>
+        <w:autoSpaceDE/>
+        <w:autoSpaceDN/>
+        <w:bidi w:val="0"/>
         <w:adjustRightInd w:val="0"/>
         <w:snapToGrid w:val="0"/>
         <w:spacing w:before="120" w:beforeLines="50" w:after="120" w:afterLines="50" w:line="600" w:lineRule="exact"/>
         <w:jc w:val="center"/>
+        <w:textAlignment w:val="auto"/>
         <w:rPr>
           <w:rFonts w:ascii="仿宋_GB2312" w:eastAsia="仿宋_GB2312"/>
           <w:sz w:val="30"/>
@@ -21925,10 +22099,21 @@
     </w:p>
     <w:p>
       <w:pPr>
+        <w:keepNext w:val="0"/>
+        <w:keepLines/>
+        <w:pageBreakBefore w:val="0"/>
+        <w:widowControl w:val="0"/>
+        <w:kinsoku/>
+        <w:overflowPunct/>
+        <w:topLinePunct w:val="0"/>
+        <w:autoSpaceDE/>
+        <w:autoSpaceDN/>
+        <w:bidi w:val="0"/>
         <w:adjustRightInd w:val="0"/>
         <w:snapToGrid w:val="0"/>
         <w:spacing w:before="120" w:beforeLines="50" w:after="120" w:afterLines="50" w:line="600" w:lineRule="exact"/>
         <w:jc w:val="center"/>
+        <w:textAlignment w:val="auto"/>
         <w:rPr>
           <w:rFonts w:ascii="方正小标宋简体" w:eastAsia="方正小标宋简体"/>
           <w:sz w:val="44"/>
@@ -21940,6 +22125,17 @@
     <w:p>
       <w:pPr>
         <w:pStyle w:val="14"/>
+        <w:keepNext w:val="0"/>
+        <w:keepLines/>
+        <w:pageBreakBefore w:val="0"/>
+        <w:widowControl w:val="0"/>
+        <w:kinsoku/>
+        <w:overflowPunct/>
+        <w:topLinePunct w:val="0"/>
+        <w:autoSpaceDE/>
+        <w:autoSpaceDN/>
+        <w:bidi w:val="0"/>
+        <w:textAlignment w:val="auto"/>
         <w:rPr>
           <w:highlight w:val="none"/>
         </w:rPr>
@@ -21948,6 +22144,17 @@
     <w:p>
       <w:pPr>
         <w:pStyle w:val="60"/>
+        <w:keepNext w:val="0"/>
+        <w:keepLines/>
+        <w:pageBreakBefore w:val="0"/>
+        <w:widowControl w:val="0"/>
+        <w:kinsoku/>
+        <w:overflowPunct/>
+        <w:topLinePunct w:val="0"/>
+        <w:autoSpaceDE/>
+        <w:autoSpaceDN/>
+        <w:bidi w:val="0"/>
+        <w:textAlignment w:val="auto"/>
         <w:rPr>
           <w:rFonts w:hint="eastAsia"/>
           <w:highlight w:val="none"/>
@@ -21956,7 +22163,18 @@
     </w:p>
     <w:p>
       <w:pPr>
+        <w:keepNext w:val="0"/>
+        <w:keepLines/>
+        <w:pageBreakBefore w:val="0"/>
+        <w:widowControl w:val="0"/>
+        <w:kinsoku/>
+        <w:overflowPunct/>
+        <w:topLinePunct w:val="0"/>
+        <w:autoSpaceDE/>
+        <w:autoSpaceDN/>
+        <w:bidi w:val="0"/>
         <w:jc w:val="center"/>
+        <w:textAlignment w:val="auto"/>
         <w:rPr>
           <w:rFonts w:ascii="方正小标宋简体" w:eastAsia="方正小标宋简体"/>
           <w:sz w:val="48"/>
@@ -21976,10 +22194,21 @@
     </w:p>
     <w:p>
       <w:pPr>
+        <w:keepNext w:val="0"/>
+        <w:keepLines/>
+        <w:pageBreakBefore w:val="0"/>
+        <w:widowControl w:val="0"/>
+        <w:kinsoku/>
+        <w:overflowPunct/>
+        <w:topLinePunct w:val="0"/>
+        <w:autoSpaceDE/>
+        <w:autoSpaceDN/>
+        <w:bidi w:val="0"/>
         <w:adjustRightInd w:val="0"/>
         <w:snapToGrid w:val="0"/>
         <w:spacing w:before="120" w:beforeLines="50" w:after="120" w:afterLines="50" w:line="600" w:lineRule="exact"/>
         <w:jc w:val="center"/>
+        <w:textAlignment w:val="auto"/>
         <w:rPr>
           <w:rFonts w:ascii="方正小标宋简体" w:eastAsia="方正小标宋简体"/>
           <w:sz w:val="44"/>
@@ -21991,6 +22220,17 @@
     <w:p>
       <w:pPr>
         <w:pStyle w:val="14"/>
+        <w:keepNext w:val="0"/>
+        <w:keepLines/>
+        <w:pageBreakBefore w:val="0"/>
+        <w:widowControl w:val="0"/>
+        <w:kinsoku/>
+        <w:overflowPunct/>
+        <w:topLinePunct w:val="0"/>
+        <w:autoSpaceDE/>
+        <w:autoSpaceDN/>
+        <w:bidi w:val="0"/>
+        <w:textAlignment w:val="auto"/>
         <w:rPr>
           <w:rFonts w:hint="eastAsia"/>
           <w:highlight w:val="none"/>
@@ -21999,10 +22239,21 @@
     </w:p>
     <w:p>
       <w:pPr>
+        <w:keepNext w:val="0"/>
+        <w:keepLines/>
+        <w:pageBreakBefore w:val="0"/>
+        <w:widowControl w:val="0"/>
+        <w:kinsoku/>
+        <w:overflowPunct/>
+        <w:topLinePunct w:val="0"/>
+        <w:autoSpaceDE/>
+        <w:autoSpaceDN/>
+        <w:bidi w:val="0"/>
         <w:adjustRightInd w:val="0"/>
         <w:snapToGrid w:val="0"/>
         <w:spacing w:before="120" w:beforeLines="50" w:after="120" w:afterLines="50" w:line="600" w:lineRule="exact"/>
         <w:jc w:val="center"/>
+        <w:textAlignment w:val="auto"/>
         <w:rPr>
           <w:rFonts w:ascii="方正小标宋简体" w:eastAsia="方正小标宋简体"/>
           <w:sz w:val="44"/>
@@ -22013,11 +22264,22 @@
     </w:p>
     <w:p>
       <w:pPr>
+        <w:keepNext w:val="0"/>
+        <w:keepLines/>
+        <w:pageBreakBefore w:val="0"/>
+        <w:widowControl w:val="0"/>
+        <w:kinsoku/>
+        <w:overflowPunct/>
+        <w:topLinePunct w:val="0"/>
+        <w:autoSpaceDE/>
+        <w:autoSpaceDN/>
+        <w:bidi w:val="0"/>
         <w:adjustRightInd w:val="0"/>
         <w:snapToGrid w:val="0"/>
         <w:spacing w:line="600" w:lineRule="exact"/>
         <w:ind w:left="1" w:firstLine="709" w:firstLineChars="197"/>
         <w:jc w:val="center"/>
+        <w:textAlignment w:val="auto"/>
         <w:rPr>
           <w:rFonts w:ascii="仿宋_GB2312" w:hAnsi="宋体" w:eastAsia="仿宋_GB2312"/>
           <w:sz w:val="36"/>
@@ -22056,11 +22318,22 @@
     </w:p>
     <w:p>
       <w:pPr>
+        <w:keepNext w:val="0"/>
+        <w:keepLines/>
+        <w:pageBreakBefore w:val="0"/>
+        <w:widowControl w:val="0"/>
+        <w:kinsoku/>
+        <w:overflowPunct/>
+        <w:topLinePunct w:val="0"/>
+        <w:autoSpaceDE/>
+        <w:autoSpaceDN/>
+        <w:bidi w:val="0"/>
         <w:adjustRightInd w:val="0"/>
         <w:snapToGrid w:val="0"/>
         <w:spacing w:line="600" w:lineRule="exact"/>
         <w:ind w:left="1" w:right="560" w:firstLine="709" w:firstLineChars="197"/>
         <w:jc w:val="center"/>
+        <w:textAlignment w:val="auto"/>
         <w:rPr>
           <w:rFonts w:hint="eastAsia" w:ascii="仿宋_GB2312" w:hAnsi="宋体" w:eastAsia="仿宋_GB2312"/>
           <w:sz w:val="36"/>
@@ -22128,10 +22401,22 @@
     </w:p>
     <w:p>
       <w:pPr>
+        <w:keepNext w:val="0"/>
+        <w:keepLines w:val="0"/>
+        <w:pageBreakBefore/>
+        <w:widowControl w:val="0"/>
+        <w:kinsoku/>
+        <w:wordWrap/>
+        <w:overflowPunct/>
+        <w:topLinePunct w:val="0"/>
+        <w:autoSpaceDE/>
+        <w:autoSpaceDN/>
+        <w:bidi w:val="0"/>
         <w:adjustRightInd w:val="0"/>
         <w:snapToGrid w:val="0"/>
         <w:spacing w:before="120" w:beforeLines="50" w:after="120" w:afterLines="50" w:line="600" w:lineRule="exact"/>
         <w:jc w:val="center"/>
+        <w:textAlignment w:val="auto"/>
         <w:rPr>
           <w:rFonts w:ascii="方正小标宋简体" w:eastAsia="方正小标宋简体"/>
           <w:sz w:val="44"/>
@@ -22139,15 +22424,6 @@
           <w:highlight w:val="none"/>
         </w:rPr>
       </w:pPr>
-      <w:r>
-        <w:rPr>
-          <w:rFonts w:ascii="方正小标宋简体" w:eastAsia="方正小标宋简体"/>
-          <w:sz w:val="44"/>
-          <w:szCs w:val="44"/>
-          <w:highlight w:val="none"/>
-        </w:rPr>
-        <w:br w:type="page"/>
-      </w:r>
       <w:r>
         <w:rPr>
           <w:rFonts w:ascii="方正小标宋简体" w:eastAsia="方正小标宋简体"/>
@@ -22201,9 +22477,9 @@
           <w:highlight w:val="none"/>
         </w:rPr>
       </w:pPr>
-      <w:bookmarkStart w:id="45" w:name="_Toc88209952"/>
-      <w:bookmarkStart w:id="46" w:name="_Toc28256"/>
-      <w:bookmarkStart w:id="47" w:name="_Toc87616389"/>
+      <w:bookmarkStart w:id="45" w:name="_Toc28256"/>
+      <w:bookmarkStart w:id="46" w:name="_Toc87616389"/>
+      <w:bookmarkStart w:id="47" w:name="_Toc88209952"/>
       <w:r>
         <w:rPr>
           <w:rFonts w:hint="eastAsia" w:ascii="仿宋_GB2312" w:eastAsia="仿宋_GB2312"/>
@@ -22463,8 +22739,8 @@
         </w:rPr>
       </w:pPr>
       <w:bookmarkStart w:id="52" w:name="_Toc28619645"/>
-      <w:bookmarkStart w:id="53" w:name="_Toc88209957"/>
-      <w:bookmarkStart w:id="54" w:name="_Toc87616394"/>
+      <w:bookmarkStart w:id="53" w:name="_Toc87616394"/>
+      <w:bookmarkStart w:id="54" w:name="_Toc88209957"/>
     </w:p>
     <w:p>
       <w:pPr>
@@ -23791,134 +24067,27 @@
           <w:highlight w:val="none"/>
         </w:rPr>
       </w:pPr>
-      <w:bookmarkStart w:id="57" w:name="_Toc87616395"/>
-      <w:bookmarkStart w:id="58" w:name="_Toc88209958"/>
+      <w:bookmarkStart w:id="57" w:name="_Toc88209958"/>
+      <w:bookmarkStart w:id="58" w:name="_Toc87616395"/>
     </w:p>
     <w:p>
       <w:pPr>
-        <w:widowControl/>
-        <w:jc w:val="left"/>
-        <w:rPr>
-          <w:rFonts w:ascii="宋体" w:hAnsi="宋体"/>
-          <w:sz w:val="28"/>
-          <w:szCs w:val="28"/>
-          <w:highlight w:val="none"/>
-        </w:rPr>
-      </w:pPr>
-    </w:p>
-    <w:p>
-      <w:pPr>
-        <w:widowControl/>
-        <w:jc w:val="left"/>
-        <w:rPr>
-          <w:rFonts w:ascii="宋体" w:hAnsi="宋体"/>
-          <w:sz w:val="28"/>
-          <w:szCs w:val="28"/>
-          <w:highlight w:val="none"/>
-        </w:rPr>
-      </w:pPr>
-    </w:p>
-    <w:p>
-      <w:pPr>
-        <w:widowControl/>
-        <w:jc w:val="left"/>
-        <w:rPr>
-          <w:rFonts w:ascii="宋体" w:hAnsi="宋体"/>
-          <w:b/>
-          <w:bCs/>
-          <w:sz w:val="28"/>
-          <w:szCs w:val="28"/>
-          <w:highlight w:val="none"/>
-        </w:rPr>
-      </w:pPr>
-    </w:p>
-    <w:p>
-      <w:pPr>
-        <w:pStyle w:val="14"/>
-        <w:rPr>
-          <w:highlight w:val="none"/>
-        </w:rPr>
-      </w:pPr>
-    </w:p>
-    <w:p>
-      <w:pPr>
-        <w:pStyle w:val="60"/>
-        <w:rPr>
-          <w:highlight w:val="none"/>
-        </w:rPr>
-      </w:pPr>
-    </w:p>
-    <w:p>
-      <w:pPr>
-        <w:rPr>
-          <w:highlight w:val="none"/>
-        </w:rPr>
-      </w:pPr>
-    </w:p>
-    <w:p>
-      <w:pPr>
-        <w:pStyle w:val="14"/>
-        <w:rPr>
-          <w:highlight w:val="none"/>
-        </w:rPr>
-      </w:pPr>
-    </w:p>
-    <w:p>
-      <w:pPr>
-        <w:pStyle w:val="60"/>
-        <w:rPr>
-          <w:highlight w:val="none"/>
-        </w:rPr>
-      </w:pPr>
-    </w:p>
-    <w:p>
-      <w:pPr>
-        <w:rPr>
-          <w:highlight w:val="none"/>
-        </w:rPr>
-      </w:pPr>
-    </w:p>
-    <w:p>
-      <w:pPr>
-        <w:pStyle w:val="14"/>
-        <w:rPr>
-          <w:highlight w:val="none"/>
-        </w:rPr>
-      </w:pPr>
-    </w:p>
-    <w:p>
-      <w:pPr>
-        <w:pStyle w:val="60"/>
-        <w:rPr>
-          <w:highlight w:val="none"/>
-        </w:rPr>
-      </w:pPr>
-    </w:p>
-    <w:p>
-      <w:pPr>
-        <w:rPr>
-          <w:highlight w:val="none"/>
-        </w:rPr>
-      </w:pPr>
-    </w:p>
-    <w:p>
-      <w:pPr>
-        <w:pStyle w:val="14"/>
-        <w:rPr>
-          <w:highlight w:val="none"/>
-        </w:rPr>
-      </w:pPr>
-    </w:p>
-    <w:p>
-      <w:pPr>
-        <w:rPr>
-          <w:highlight w:val="none"/>
-        </w:rPr>
-      </w:pPr>
-    </w:p>
-    <w:p>
-      <w:pPr>
         <w:pStyle w:val="4"/>
+        <w:keepNext w:val="0"/>
+        <w:keepLines w:val="0"/>
+        <w:pageBreakBefore/>
+        <w:widowControl w:val="0"/>
+        <w:kinsoku/>
+        <w:wordWrap/>
+        <w:overflowPunct/>
+        <w:topLinePunct w:val="0"/>
+        <w:autoSpaceDE/>
+        <w:autoSpaceDN/>
+        <w:bidi w:val="0"/>
+        <w:adjustRightInd/>
+        <w:snapToGrid/>
+        <w:spacing w:line="416" w:lineRule="auto"/>
+        <w:textAlignment w:val="auto"/>
         <w:outlineLvl w:val="1"/>
         <w:rPr>
           <w:rFonts w:ascii="宋体" w:hAnsi="宋体"/>
@@ -24744,22 +24913,26 @@
     </w:p>
     <w:p>
       <w:pPr>
+        <w:keepNext w:val="0"/>
+        <w:keepLines w:val="0"/>
+        <w:pageBreakBefore/>
+        <w:widowControl w:val="0"/>
+        <w:kinsoku/>
+        <w:wordWrap/>
+        <w:overflowPunct/>
+        <w:topLinePunct w:val="0"/>
+        <w:autoSpaceDE/>
+        <w:autoSpaceDN/>
+        <w:bidi w:val="0"/>
+        <w:adjustRightInd/>
+        <w:snapToGrid/>
         <w:spacing w:line="360" w:lineRule="auto"/>
+        <w:textAlignment w:val="auto"/>
         <w:outlineLvl w:val="2"/>
         <w:rPr>
           <w:highlight w:val="none"/>
         </w:rPr>
       </w:pPr>
-      <w:r>
-        <w:rPr>
-          <w:rFonts w:hint="eastAsia" w:ascii="宋体" w:hAnsi="宋体" w:cs="宋体"/>
-          <w:kern w:val="0"/>
-          <w:sz w:val="28"/>
-          <w:szCs w:val="28"/>
-          <w:highlight w:val="none"/>
-        </w:rPr>
-        <w:br w:type="page"/>
-      </w:r>
       <w:bookmarkStart w:id="61" w:name="_Toc26444"/>
       <w:r>
         <w:rPr>
@@ -25394,10 +25567,7 @@
         <w:spacing w:line="600" w:lineRule="exact"/>
         <w:ind w:firstLine="480"/>
         <w:rPr>
-          <w:rFonts w:ascii="仿宋_GB2312" w:hAnsi="宋体" w:eastAsia="仿宋_GB2312" w:cs="宋体"/>
-          <w:kern w:val="0"/>
-          <w:sz w:val="28"/>
-          <w:szCs w:val="28"/>
+          <w:rFonts w:ascii="仿宋_GB2312" w:eastAsia="仿宋_GB2312"/>
           <w:highlight w:val="none"/>
         </w:rPr>
       </w:pPr>
@@ -25413,37 +25583,21 @@
     </w:p>
     <w:p>
       <w:pPr>
-        <w:pStyle w:val="6"/>
-        <w:spacing w:after="0" w:line="600" w:lineRule="exact"/>
-        <w:rPr>
-          <w:rFonts w:ascii="仿宋_GB2312" w:eastAsia="仿宋_GB2312"/>
-          <w:highlight w:val="none"/>
-        </w:rPr>
-      </w:pPr>
-    </w:p>
-    <w:p>
-      <w:pPr>
-        <w:pStyle w:val="6"/>
-        <w:spacing w:after="0" w:line="600" w:lineRule="exact"/>
-        <w:rPr>
-          <w:rFonts w:ascii="仿宋_GB2312" w:eastAsia="仿宋_GB2312"/>
-          <w:highlight w:val="none"/>
-        </w:rPr>
-      </w:pPr>
-    </w:p>
-    <w:p>
-      <w:pPr>
-        <w:pStyle w:val="6"/>
-        <w:spacing w:after="0" w:line="600" w:lineRule="exact"/>
-        <w:rPr>
-          <w:rFonts w:ascii="仿宋_GB2312" w:eastAsia="仿宋_GB2312"/>
-          <w:highlight w:val="none"/>
-        </w:rPr>
-      </w:pPr>
-    </w:p>
-    <w:p>
-      <w:pPr>
+        <w:keepNext w:val="0"/>
+        <w:keepLines w:val="0"/>
+        <w:pageBreakBefore/>
+        <w:widowControl w:val="0"/>
+        <w:kinsoku/>
+        <w:wordWrap/>
+        <w:overflowPunct/>
+        <w:topLinePunct w:val="0"/>
+        <w:autoSpaceDE/>
+        <w:autoSpaceDN/>
+        <w:bidi w:val="0"/>
+        <w:adjustRightInd/>
+        <w:snapToGrid/>
         <w:spacing w:line="360" w:lineRule="auto"/>
+        <w:textAlignment w:val="auto"/>
         <w:outlineLvl w:val="1"/>
         <w:rPr>
           <w:rFonts w:hint="eastAsia" w:ascii="宋体" w:hAnsi="宋体" w:eastAsia="宋体" w:cs="Times New Roman"/>
@@ -25456,8 +25610,8 @@
           <w:lang w:val="en-US" w:eastAsia="zh-CN" w:bidi="ar-SA"/>
         </w:rPr>
       </w:pPr>
-      <w:bookmarkStart w:id="63" w:name="_Toc88209962"/>
-      <w:bookmarkStart w:id="64" w:name="_Toc87616399"/>
+      <w:bookmarkStart w:id="63" w:name="_Toc87616399"/>
+      <w:bookmarkStart w:id="64" w:name="_Toc88209962"/>
       <w:bookmarkStart w:id="65" w:name="_Toc14803"/>
       <w:r>
         <w:rPr>
@@ -25555,17 +25709,6 @@
           <w:szCs w:val="21"/>
         </w:rPr>
         <w:t>采购项目名称：</w:t>
-      </w:r>
-      <w:r>
-        <w:rPr>
-          <w:rFonts w:hint="eastAsia" w:ascii="宋体" w:hAnsi="宋体" w:eastAsia="宋体" w:cs="宋体"/>
-          <w:b w:val="0"/>
-          <w:bCs w:val="0"/>
-          <w:sz w:val="21"/>
-          <w:szCs w:val="21"/>
-          <w:lang w:val="en-US" w:eastAsia="zh-CN"/>
-        </w:rPr>
-        <w:t>{{caigou_xiangmu_ming}}</w:t>
       </w:r>
     </w:p>
     <w:tbl>
@@ -25594,14 +25737,6 @@
         <w:gridCol w:w="614"/>
       </w:tblGrid>
       <w:tr>
-        <w:tblPrEx>
-          <w:tblCellMar>
-            <w:top w:w="0" w:type="dxa"/>
-            <w:left w:w="0" w:type="dxa"/>
-            <w:bottom w:w="0" w:type="dxa"/>
-            <w:right w:w="0" w:type="dxa"/>
-          </w:tblCellMar>
-        </w:tblPrEx>
         <w:trPr>
           <w:trHeight w:val="0" w:hRule="atLeast"/>
           <w:jc w:val="center"/>
@@ -27342,171 +27477,32 @@
     <w:p>
       <w:pPr>
         <w:pStyle w:val="4"/>
+        <w:keepNext w:val="0"/>
+        <w:keepLines w:val="0"/>
+        <w:pageBreakBefore/>
+        <w:widowControl w:val="0"/>
+        <w:kinsoku/>
+        <w:wordWrap/>
+        <w:overflowPunct/>
+        <w:topLinePunct w:val="0"/>
+        <w:autoSpaceDE/>
+        <w:autoSpaceDN/>
+        <w:bidi w:val="0"/>
+        <w:adjustRightInd/>
+        <w:snapToGrid/>
+        <w:spacing w:line="416" w:lineRule="auto"/>
+        <w:textAlignment w:val="auto"/>
         <w:outlineLvl w:val="1"/>
         <w:rPr>
-          <w:rFonts w:hint="eastAsia" w:ascii="仿宋_GB2312" w:hAnsi="宋体" w:eastAsia="仿宋_GB2312"/>
-          <w:sz w:val="28"/>
-          <w:szCs w:val="28"/>
-          <w:highlight w:val="none"/>
-        </w:rPr>
-      </w:pPr>
-      <w:bookmarkStart w:id="66" w:name="_Toc7197"/>
+          <w:rFonts w:ascii="宋体" w:hAnsi="宋体"/>
+          <w:sz w:val="28"/>
+          <w:szCs w:val="28"/>
+          <w:highlight w:val="none"/>
+        </w:rPr>
+      </w:pPr>
+      <w:bookmarkStart w:id="66" w:name="_Toc87616400"/>
       <w:bookmarkStart w:id="67" w:name="_Toc88209963"/>
-      <w:bookmarkStart w:id="68" w:name="_Toc87616400"/>
-    </w:p>
-    <w:p>
-      <w:pPr>
-        <w:rPr>
-          <w:rFonts w:hint="eastAsia" w:ascii="仿宋_GB2312" w:hAnsi="宋体" w:eastAsia="仿宋_GB2312"/>
-          <w:sz w:val="28"/>
-          <w:szCs w:val="28"/>
-          <w:highlight w:val="none"/>
-        </w:rPr>
-      </w:pPr>
-    </w:p>
-    <w:p>
-      <w:pPr>
-        <w:rPr>
-          <w:rFonts w:hint="eastAsia" w:ascii="仿宋_GB2312" w:hAnsi="宋体" w:eastAsia="仿宋_GB2312"/>
-          <w:sz w:val="28"/>
-          <w:szCs w:val="28"/>
-          <w:highlight w:val="none"/>
-        </w:rPr>
-      </w:pPr>
-    </w:p>
-    <w:p>
-      <w:pPr>
-        <w:rPr>
-          <w:rFonts w:hint="eastAsia" w:ascii="仿宋_GB2312" w:hAnsi="宋体" w:eastAsia="仿宋_GB2312"/>
-          <w:sz w:val="28"/>
-          <w:szCs w:val="28"/>
-          <w:highlight w:val="none"/>
-        </w:rPr>
-      </w:pPr>
-    </w:p>
-    <w:p>
-      <w:pPr>
-        <w:rPr>
-          <w:rFonts w:hint="eastAsia" w:ascii="仿宋_GB2312" w:hAnsi="宋体" w:eastAsia="仿宋_GB2312"/>
-          <w:sz w:val="28"/>
-          <w:szCs w:val="28"/>
-          <w:highlight w:val="none"/>
-        </w:rPr>
-      </w:pPr>
-    </w:p>
-    <w:p>
-      <w:pPr>
-        <w:rPr>
-          <w:rFonts w:hint="eastAsia" w:ascii="仿宋_GB2312" w:hAnsi="宋体" w:eastAsia="仿宋_GB2312"/>
-          <w:sz w:val="28"/>
-          <w:szCs w:val="28"/>
-          <w:highlight w:val="none"/>
-        </w:rPr>
-      </w:pPr>
-    </w:p>
-    <w:p>
-      <w:pPr>
-        <w:rPr>
-          <w:rFonts w:hint="eastAsia" w:ascii="仿宋_GB2312" w:hAnsi="宋体" w:eastAsia="仿宋_GB2312"/>
-          <w:sz w:val="28"/>
-          <w:szCs w:val="28"/>
-          <w:highlight w:val="none"/>
-        </w:rPr>
-      </w:pPr>
-    </w:p>
-    <w:p>
-      <w:pPr>
-        <w:rPr>
-          <w:rFonts w:hint="eastAsia" w:ascii="仿宋_GB2312" w:hAnsi="宋体" w:eastAsia="仿宋_GB2312"/>
-          <w:sz w:val="28"/>
-          <w:szCs w:val="28"/>
-          <w:highlight w:val="none"/>
-        </w:rPr>
-      </w:pPr>
-    </w:p>
-    <w:p>
-      <w:pPr>
-        <w:rPr>
-          <w:rFonts w:hint="eastAsia" w:ascii="仿宋_GB2312" w:hAnsi="宋体" w:eastAsia="仿宋_GB2312"/>
-          <w:sz w:val="28"/>
-          <w:szCs w:val="28"/>
-          <w:highlight w:val="none"/>
-        </w:rPr>
-      </w:pPr>
-    </w:p>
-    <w:p>
-      <w:pPr>
-        <w:rPr>
-          <w:rFonts w:hint="eastAsia" w:ascii="仿宋_GB2312" w:hAnsi="宋体" w:eastAsia="仿宋_GB2312"/>
-          <w:sz w:val="28"/>
-          <w:szCs w:val="28"/>
-          <w:highlight w:val="none"/>
-        </w:rPr>
-      </w:pPr>
-    </w:p>
-    <w:p>
-      <w:pPr>
-        <w:rPr>
-          <w:rFonts w:hint="eastAsia" w:ascii="仿宋_GB2312" w:hAnsi="宋体" w:eastAsia="仿宋_GB2312"/>
-          <w:sz w:val="28"/>
-          <w:szCs w:val="28"/>
-          <w:highlight w:val="none"/>
-        </w:rPr>
-      </w:pPr>
-    </w:p>
-    <w:p>
-      <w:pPr>
-        <w:rPr>
-          <w:rFonts w:hint="eastAsia" w:ascii="仿宋_GB2312" w:hAnsi="宋体" w:eastAsia="仿宋_GB2312"/>
-          <w:sz w:val="28"/>
-          <w:szCs w:val="28"/>
-          <w:highlight w:val="none"/>
-        </w:rPr>
-      </w:pPr>
-    </w:p>
-    <w:p>
-      <w:pPr>
-        <w:rPr>
-          <w:rFonts w:hint="eastAsia" w:ascii="仿宋_GB2312" w:hAnsi="宋体" w:eastAsia="仿宋_GB2312"/>
-          <w:sz w:val="28"/>
-          <w:szCs w:val="28"/>
-          <w:highlight w:val="none"/>
-        </w:rPr>
-      </w:pPr>
-    </w:p>
-    <w:p>
-      <w:pPr>
-        <w:rPr>
-          <w:rFonts w:hint="eastAsia" w:ascii="仿宋_GB2312" w:hAnsi="宋体" w:eastAsia="仿宋_GB2312"/>
-          <w:sz w:val="28"/>
-          <w:szCs w:val="28"/>
-          <w:highlight w:val="none"/>
-        </w:rPr>
-      </w:pPr>
-    </w:p>
-    <w:p>
-      <w:pPr>
-        <w:pStyle w:val="4"/>
-        <w:outlineLvl w:val="1"/>
-        <w:rPr>
-          <w:rFonts w:hint="eastAsia" w:ascii="仿宋_GB2312" w:hAnsi="宋体" w:eastAsia="仿宋_GB2312"/>
-          <w:sz w:val="28"/>
-          <w:szCs w:val="28"/>
-          <w:highlight w:val="none"/>
-        </w:rPr>
-      </w:pPr>
-    </w:p>
-    <w:p>
-      <w:pPr>
-        <w:pStyle w:val="4"/>
-        <w:outlineLvl w:val="1"/>
-        <w:rPr>
-          <w:rFonts w:ascii="宋体" w:hAnsi="宋体"/>
-          <w:sz w:val="28"/>
-          <w:szCs w:val="28"/>
-          <w:highlight w:val="none"/>
-        </w:rPr>
-      </w:pPr>
+      <w:bookmarkStart w:id="68" w:name="_Toc7197"/>
       <w:r>
         <w:rPr>
           <w:rFonts w:hint="eastAsia" w:ascii="仿宋_GB2312" w:hAnsi="宋体" w:eastAsia="仿宋_GB2312"/>
@@ -28710,105 +28706,21 @@
     </w:p>
     <w:p>
       <w:pPr>
-        <w:adjustRightInd w:val="0"/>
-        <w:snapToGrid w:val="0"/>
-        <w:spacing w:line="600" w:lineRule="exact"/>
-        <w:outlineLvl w:val="2"/>
-        <w:rPr>
-          <w:rFonts w:ascii="仿宋_GB2312" w:hAnsi="宋体" w:eastAsia="仿宋_GB2312"/>
-          <w:b/>
-          <w:bCs/>
-          <w:sz w:val="28"/>
-          <w:szCs w:val="28"/>
-          <w:highlight w:val="none"/>
-        </w:rPr>
-      </w:pPr>
-      <w:bookmarkStart w:id="70" w:name="_Toc18632"/>
-    </w:p>
-    <w:p>
-      <w:pPr>
-        <w:adjustRightInd w:val="0"/>
-        <w:snapToGrid w:val="0"/>
-        <w:spacing w:line="600" w:lineRule="exact"/>
-        <w:outlineLvl w:val="2"/>
-        <w:rPr>
-          <w:rFonts w:ascii="仿宋_GB2312" w:hAnsi="宋体" w:eastAsia="仿宋_GB2312"/>
-          <w:b/>
-          <w:bCs/>
-          <w:sz w:val="28"/>
-          <w:szCs w:val="28"/>
-          <w:highlight w:val="none"/>
-        </w:rPr>
-      </w:pPr>
-    </w:p>
-    <w:p>
-      <w:pPr>
-        <w:adjustRightInd w:val="0"/>
-        <w:snapToGrid w:val="0"/>
-        <w:spacing w:line="600" w:lineRule="exact"/>
-        <w:outlineLvl w:val="2"/>
-        <w:rPr>
-          <w:rFonts w:ascii="仿宋_GB2312" w:hAnsi="宋体" w:eastAsia="仿宋_GB2312"/>
-          <w:b/>
-          <w:bCs/>
-          <w:sz w:val="28"/>
-          <w:szCs w:val="28"/>
-          <w:highlight w:val="none"/>
-        </w:rPr>
-      </w:pPr>
-    </w:p>
-    <w:p>
-      <w:pPr>
-        <w:adjustRightInd w:val="0"/>
-        <w:snapToGrid w:val="0"/>
-        <w:spacing w:line="600" w:lineRule="exact"/>
-        <w:outlineLvl w:val="2"/>
-        <w:rPr>
-          <w:rFonts w:ascii="仿宋_GB2312" w:hAnsi="宋体" w:eastAsia="仿宋_GB2312"/>
-          <w:b/>
-          <w:bCs/>
-          <w:sz w:val="28"/>
-          <w:szCs w:val="28"/>
-          <w:highlight w:val="none"/>
-        </w:rPr>
-      </w:pPr>
-    </w:p>
-    <w:p>
-      <w:pPr>
-        <w:adjustRightInd w:val="0"/>
-        <w:snapToGrid w:val="0"/>
-        <w:spacing w:line="600" w:lineRule="exact"/>
-        <w:outlineLvl w:val="2"/>
-        <w:rPr>
-          <w:rFonts w:ascii="仿宋_GB2312" w:hAnsi="宋体" w:eastAsia="仿宋_GB2312"/>
-          <w:b/>
-          <w:bCs/>
-          <w:sz w:val="28"/>
-          <w:szCs w:val="28"/>
-          <w:highlight w:val="none"/>
-        </w:rPr>
-      </w:pPr>
-    </w:p>
-    <w:p>
-      <w:pPr>
-        <w:adjustRightInd w:val="0"/>
-        <w:snapToGrid w:val="0"/>
-        <w:spacing w:line="600" w:lineRule="exact"/>
-        <w:outlineLvl w:val="2"/>
-        <w:rPr>
-          <w:rFonts w:ascii="仿宋_GB2312" w:hAnsi="宋体" w:eastAsia="仿宋_GB2312"/>
-          <w:b/>
-          <w:bCs/>
-          <w:sz w:val="28"/>
-          <w:szCs w:val="28"/>
-          <w:highlight w:val="none"/>
-        </w:rPr>
-      </w:pPr>
-    </w:p>
-    <w:bookmarkEnd w:id="70"/>
-    <w:p>
-      <w:pPr>
         <w:pStyle w:val="20"/>
+        <w:keepNext w:val="0"/>
+        <w:keepLines w:val="0"/>
+        <w:pageBreakBefore/>
+        <w:widowControl w:val="0"/>
+        <w:kinsoku/>
+        <w:wordWrap/>
+        <w:overflowPunct/>
+        <w:topLinePunct w:val="0"/>
+        <w:autoSpaceDE/>
+        <w:autoSpaceDN/>
+        <w:bidi w:val="0"/>
+        <w:adjustRightInd/>
+        <w:snapToGrid/>
+        <w:textAlignment w:val="auto"/>
         <w:rPr>
           <w:rFonts w:hint="eastAsia" w:ascii="仿宋_GB2312" w:hAnsi="宋体" w:eastAsia="宋体"/>
           <w:color w:val="auto"/>
@@ -29161,69 +29073,21 @@
     <w:p>
       <w:pPr>
         <w:pStyle w:val="4"/>
-        <w:rPr>
-          <w:rFonts w:hint="eastAsia"/>
-        </w:rPr>
-      </w:pPr>
-    </w:p>
-    <w:p>
-      <w:pPr>
-        <w:rPr>
-          <w:rFonts w:hint="eastAsia"/>
-        </w:rPr>
-      </w:pPr>
-    </w:p>
-    <w:p>
-      <w:pPr>
-        <w:pStyle w:val="20"/>
-        <w:rPr>
-          <w:rFonts w:hint="eastAsia"/>
-        </w:rPr>
-      </w:pPr>
-    </w:p>
-    <w:p>
-      <w:pPr>
-        <w:pStyle w:val="20"/>
-        <w:rPr>
-          <w:rFonts w:hint="eastAsia"/>
-        </w:rPr>
-      </w:pPr>
-    </w:p>
-    <w:p>
-      <w:pPr>
-        <w:pStyle w:val="20"/>
-        <w:rPr>
-          <w:rFonts w:hint="eastAsia"/>
-        </w:rPr>
-      </w:pPr>
-    </w:p>
-    <w:p>
-      <w:pPr>
-        <w:pStyle w:val="20"/>
-        <w:rPr>
-          <w:rFonts w:hint="eastAsia"/>
-        </w:rPr>
-      </w:pPr>
-    </w:p>
-    <w:p>
-      <w:pPr>
-        <w:pStyle w:val="20"/>
-        <w:rPr>
-          <w:rFonts w:hint="eastAsia"/>
-        </w:rPr>
-      </w:pPr>
-    </w:p>
-    <w:p>
-      <w:pPr>
-        <w:pStyle w:val="20"/>
-        <w:rPr>
-          <w:rFonts w:hint="eastAsia"/>
-        </w:rPr>
-      </w:pPr>
-    </w:p>
-    <w:p>
-      <w:pPr>
-        <w:pStyle w:val="4"/>
+        <w:keepNext w:val="0"/>
+        <w:keepLines w:val="0"/>
+        <w:pageBreakBefore/>
+        <w:widowControl w:val="0"/>
+        <w:kinsoku/>
+        <w:wordWrap/>
+        <w:overflowPunct/>
+        <w:topLinePunct w:val="0"/>
+        <w:autoSpaceDE/>
+        <w:autoSpaceDN/>
+        <w:bidi w:val="0"/>
+        <w:adjustRightInd/>
+        <w:snapToGrid/>
+        <w:spacing w:line="416" w:lineRule="auto"/>
+        <w:textAlignment w:val="auto"/>
         <w:outlineLvl w:val="1"/>
         <w:rPr>
           <w:rFonts w:ascii="宋体" w:hAnsi="宋体"/>
@@ -29232,9 +29096,9 @@
           <w:highlight w:val="none"/>
         </w:rPr>
       </w:pPr>
-      <w:bookmarkStart w:id="71" w:name="_Toc88209965"/>
-      <w:bookmarkStart w:id="72" w:name="_Toc87616402"/>
-      <w:bookmarkStart w:id="73" w:name="_Toc30866"/>
+      <w:bookmarkStart w:id="70" w:name="_Toc88209965"/>
+      <w:bookmarkStart w:id="71" w:name="_Toc87616402"/>
+      <w:bookmarkStart w:id="72" w:name="_Toc30866"/>
       <w:r>
         <w:rPr>
           <w:rFonts w:hint="eastAsia" w:ascii="宋体" w:hAnsi="宋体"/>
@@ -29254,9 +29118,9 @@
         </w:rPr>
         <w:t>.其他资料</w:t>
       </w:r>
+      <w:bookmarkEnd w:id="70"/>
       <w:bookmarkEnd w:id="71"/>
       <w:bookmarkEnd w:id="72"/>
-      <w:bookmarkEnd w:id="73"/>
     </w:p>
     <w:p>
       <w:pPr>
@@ -29430,106 +29294,18 @@
     </w:p>
     <w:p>
       <w:pPr>
-        <w:pStyle w:val="14"/>
-        <w:rPr>
-          <w:highlight w:val="none"/>
-        </w:rPr>
-      </w:pPr>
-    </w:p>
-    <w:p>
-      <w:pPr>
-        <w:pStyle w:val="14"/>
-        <w:rPr>
-          <w:highlight w:val="none"/>
-        </w:rPr>
-      </w:pPr>
-    </w:p>
-    <w:p>
-      <w:pPr>
-        <w:pStyle w:val="60"/>
-        <w:rPr>
-          <w:highlight w:val="none"/>
-        </w:rPr>
-      </w:pPr>
-    </w:p>
-    <w:p>
-      <w:pPr>
-        <w:rPr>
-          <w:highlight w:val="none"/>
-        </w:rPr>
-      </w:pPr>
-    </w:p>
-    <w:p>
-      <w:pPr>
-        <w:pStyle w:val="4"/>
-        <w:rPr>
-          <w:highlight w:val="none"/>
-        </w:rPr>
-      </w:pPr>
-    </w:p>
-    <w:p>
-      <w:pPr>
-        <w:rPr>
-          <w:highlight w:val="none"/>
-        </w:rPr>
-      </w:pPr>
-    </w:p>
-    <w:p>
-      <w:pPr>
-        <w:pStyle w:val="4"/>
-        <w:rPr>
-          <w:highlight w:val="none"/>
-        </w:rPr>
-      </w:pPr>
-    </w:p>
-    <w:p>
-      <w:pPr>
-        <w:rPr>
-          <w:highlight w:val="none"/>
-        </w:rPr>
-      </w:pPr>
-    </w:p>
-    <w:p>
-      <w:pPr>
-        <w:pStyle w:val="4"/>
-        <w:rPr>
-          <w:highlight w:val="none"/>
-        </w:rPr>
-      </w:pPr>
-    </w:p>
-    <w:p>
-      <w:pPr>
-        <w:rPr>
-          <w:highlight w:val="none"/>
-        </w:rPr>
-      </w:pPr>
-    </w:p>
-    <w:p>
-      <w:pPr>
-        <w:pStyle w:val="4"/>
-        <w:rPr>
-          <w:highlight w:val="none"/>
-        </w:rPr>
-      </w:pPr>
-    </w:p>
-    <w:p/>
-    <w:p>
-      <w:pPr>
-        <w:pStyle w:val="14"/>
-        <w:rPr>
-          <w:rFonts w:hint="eastAsia"/>
-          <w:highlight w:val="none"/>
-        </w:rPr>
-      </w:pPr>
-    </w:p>
-    <w:p>
-      <w:pPr>
-        <w:pStyle w:val="14"/>
-        <w:rPr>
-          <w:rFonts w:hint="eastAsia"/>
-          <w:highlight w:val="none"/>
-        </w:rPr>
-      </w:pPr>
+        <w:spacing w:line="420" w:lineRule="exact"/>
+        <w:ind w:right="264" w:firstLine="640" w:firstLineChars="200"/>
+        <w:jc w:val="left"/>
+        <w:rPr>
+          <w:rFonts w:hint="eastAsia" w:ascii="仿宋" w:hAnsi="仿宋" w:eastAsia="仿宋"/>
+          <w:spacing w:val="20"/>
+          <w:sz w:val="28"/>
+          <w:highlight w:val="none"/>
+        </w:rPr>
+      </w:pPr>
+      <w:bookmarkStart w:id="73" w:name="_GoBack"/>
+      <w:bookmarkEnd w:id="73"/>
     </w:p>
     <w:sectPr>
       <w:footerReference r:id="rId6" w:type="first"/>
@@ -29745,11 +29521,11 @@
     </w:lvl>
   </w:abstractNum>
   <w:abstractNum w:abstractNumId="1">
-    <w:nsid w:val="1BA27DBA"/>
+    <w:nsid w:val="15F3BDFE"/>
     <w:multiLevelType w:val="singleLevel"/>
-    <w:tmpl w:val="1BA27DBA"/>
+    <w:tmpl w:val="15F3BDFE"/>
     <w:lvl w:ilvl="0" w:tentative="0">
-      <w:start w:val="6"/>
+      <w:start w:val="2"/>
       <w:numFmt w:val="chineseCounting"/>
       <w:suff w:val="space"/>
       <w:lvlText w:val="第%1章"/>
@@ -31490,6 +31266,7 @@
   </w:style>
   <w:style w:type="character" w:customStyle="1" w:styleId="95">
     <w:name w:val="font31"/>
+    <w:qFormat/>
     <w:uiPriority w:val="0"/>
     <w:rPr>
       <w:rFonts w:hint="eastAsia" w:ascii="宋体" w:hAnsi="宋体" w:eastAsia="宋体" w:cs="宋体"/>
@@ -31580,6 +31357,7 @@
   <w:style w:type="character" w:customStyle="1" w:styleId="102">
     <w:name w:val="font71"/>
     <w:basedOn w:val="33"/>
+    <w:qFormat/>
     <w:uiPriority w:val="0"/>
     <w:rPr>
       <w:rFonts w:hint="eastAsia" w:ascii="仿宋" w:hAnsi="仿宋" w:eastAsia="仿宋" w:cs="仿宋"/>
